--- a/chapters/agent-architecture.docx
+++ b/chapters/agent-architecture.docx
@@ -15,7 +15,7 @@
         <w:pStyle w:val="Date"/>
       </w:pPr>
       <w:r>
-        <w:t xml:space="preserve">Last modified: 2026-09-13 00:11:34 (PDT)</w:t>
+        <w:t xml:space="preserve">Last modified: 2026-09-24 10:39:15 (PDT)</w:t>
       </w:r>
     </w:p>
     <w:p>

--- a/chapters/agent-architecture.docx
+++ b/chapters/agent-architecture.docx
@@ -15,7 +15,7 @@
         <w:pStyle w:val="Date"/>
       </w:pPr>
       <w:r>
-        <w:t xml:space="preserve">Last modified: 2026-09-24 10:39:15 (PDT)</w:t>
+        <w:t xml:space="preserve">Last modified: 2026-09-24 21:53:57 (PDT)</w:t>
       </w:r>
     </w:p>
     <w:p>
@@ -15799,7 +15799,7 @@
     </w:p>
     <w:bookmarkEnd w:id="132"/>
     <w:bookmarkEnd w:id="133"/>
-    <w:bookmarkStart w:id="182" w:name="sec-ai-opencode-ecosystem"/>
+    <w:bookmarkStart w:id="183" w:name="sec-ai-opencode-ecosystem"/>
     <w:p>
       <w:pPr>
         <w:pStyle w:val="Heading1"/>
@@ -18290,7 +18290,7 @@
       </w:r>
     </w:p>
     <w:bookmarkEnd w:id="163"/>
-    <w:bookmarkStart w:id="176" w:name="notable-clients-and-integrations"/>
+    <w:bookmarkStart w:id="177" w:name="notable-clients-and-integrations"/>
     <w:p>
       <w:pPr>
         <w:pStyle w:val="Heading4"/>
@@ -18514,64 +18514,87 @@
         <w:t xml:space="preserve"> </w:t>
       </w:r>
       <w:r>
+        <w:t xml:space="preserve">(</w:t>
+      </w:r>
+      <w:hyperlink r:id="rId166">
+        <w:r>
+          <w:rPr>
+            <w:rStyle w:val="Hyperlink"/>
+          </w:rPr>
+          <w:t xml:space="preserve">GitHub</w:t>
+        </w:r>
+      </w:hyperlink>
+      <w:r>
+        <w:t xml:space="preserve">)</w:t>
+      </w:r>
+      <w:r>
+        <w:t xml:space="preserve"> </w:t>
+      </w:r>
+      <w:r>
         <w:t xml:space="preserve">(OpenChamber 2026)</w:t>
       </w:r>
       <w:r>
         <w:t xml:space="preserve"> </w:t>
       </w:r>
       <w:r>
-        <w:t xml:space="preserve">(now under its own organization; MIT; about 9,700 stars; release</w:t>
-      </w:r>
-      <w:r>
-        <w:t xml:space="preserve"> </w:t>
-      </w:r>
-      <w:r>
-        <w:rPr>
-          <w:rStyle w:val="VerbatimChar"/>
-        </w:rPr>
-        <w:t xml:space="preserve">v1.22.2</w:t>
-      </w:r>
-      <w:r>
-        <w:t xml:space="preserve"> </w:t>
-      </w:r>
-      <w:r>
-        <w:t xml:space="preserve">on 2026-09-05).</w:t>
-      </w:r>
-      <w:r>
-        <w:t xml:space="preserve"> </w:t>
-      </w:r>
-      <w:r>
-        <w:t xml:space="preserve">A workspace for running and reviewing agent work on desktop, web, VS Code, iOS, and Android,</w:t>
-      </w:r>
-      <w:r>
-        <w:t xml:space="preserve"> </w:t>
-      </w:r>
-      <w:r>
-        <w:t xml:space="preserve">with session goals, a</w:t>
-      </w:r>
-      <w:r>
-        <w:t xml:space="preserve"> </w:t>
-      </w:r>
-      <w:r>
-        <w:t xml:space="preserve">“multi-run”</w:t>
-      </w:r>
-      <w:r>
-        <w:t xml:space="preserve"> </w:t>
-      </w:r>
-      <w:r>
-        <w:t xml:space="preserve">mode that runs the same task across up to five models,</w:t>
-      </w:r>
-      <w:r>
-        <w:t xml:space="preserve"> </w:t>
-      </w:r>
-      <w:r>
-        <w:t xml:space="preserve">a guided changes walkthrough for large diffs, scheduled tasks,</w:t>
-      </w:r>
-      <w:r>
-        <w:t xml:space="preserve"> </w:t>
-      </w:r>
-      <w:r>
-        <w:t xml:space="preserve">and an end-to-end encrypted</w:t>
+        <w:t xml:space="preserve">(now under its own organization; MIT; post-survey update as of 2026-09-24: about 10,500 stars; release</w:t>
+      </w:r>
+      <w:r>
+        <w:t xml:space="preserve"> </w:t>
+      </w:r>
+      <w:r>
+        <w:rPr>
+          <w:rStyle w:val="VerbatimChar"/>
+        </w:rPr>
+        <w:t xml:space="preserve">v2.0.1</w:t>
+      </w:r>
+      <w:r>
+        <w:t xml:space="preserve">).</w:t>
+      </w:r>
+      <w:r>
+        <w:t xml:space="preserve"> </w:t>
+      </w:r>
+      <w:r>
+        <w:t xml:space="preserve">An agentic development environment built on top of the OpenCode SDK.</w:t>
+      </w:r>
+      <w:r>
+        <w:t xml:space="preserve"> </w:t>
+      </w:r>
+      <w:r>
+        <w:t xml:space="preserve">It splits execution across a self-hosted instance (</w:t>
+      </w:r>
+      <w:r>
+        <w:rPr>
+          <w:rStyle w:val="VerbatimChar"/>
+        </w:rPr>
+        <w:t xml:space="preserve">openchamber</w:t>
+      </w:r>
+      <w:r>
+        <w:t xml:space="preserve">) running on a machine you control</w:t>
+      </w:r>
+      <w:r>
+        <w:t xml:space="preserve"> </w:t>
+      </w:r>
+      <w:r>
+        <w:t xml:space="preserve">(local workstation, Linux box, or server) and client interfaces across desktop apps</w:t>
+      </w:r>
+      <w:r>
+        <w:t xml:space="preserve"> </w:t>
+      </w:r>
+      <w:r>
+        <w:t xml:space="preserve">(macOS, Windows, Linux, and editor integrations across VS Code, Cursor, Windsurf, and Trae),</w:t>
+      </w:r>
+      <w:r>
+        <w:t xml:space="preserve"> </w:t>
+      </w:r>
+      <w:r>
+        <w:t xml:space="preserve">browsers, and mobile (iOS beta, Android, and PWA).</w:t>
+      </w:r>
+      <w:r>
+        <w:t xml:space="preserve"> </w:t>
+      </w:r>
+      <w:r>
+        <w:t xml:space="preserve">Remote connectivity uses an end-to-end encrypted</w:t>
       </w:r>
       <w:r>
         <w:t xml:space="preserve"> </w:t>
@@ -18583,13 +18606,43 @@
         <w:t xml:space="preserve"> </w:t>
       </w:r>
       <w:r>
-        <w:t xml:space="preserve">for remote connections.</w:t>
-      </w:r>
-      <w:r>
-        <w:t xml:space="preserve"> </w:t>
-      </w:r>
-      <w:r>
-        <w:t xml:space="preserve">Like CodeNomad it uses OpenCode as the engine and is not affiliated with the OpenCode team.</w:t>
+        <w:t xml:space="preserve">paired via QR code</w:t>
+      </w:r>
+      <w:r>
+        <w:t xml:space="preserve"> </w:t>
+      </w:r>
+      <w:r>
+        <w:t xml:space="preserve">without exposing inbound ports or maintaining public tunnels.</w:t>
+      </w:r>
+      <w:r>
+        <w:t xml:space="preserve"> </w:t>
+      </w:r>
+      <w:r>
+        <w:t xml:space="preserve">Users can start sessions from GitHub issues/PRs or Linear tickets with session goals and recurring schedules,</w:t>
+      </w:r>
+      <w:r>
+        <w:t xml:space="preserve"> </w:t>
+      </w:r>
+      <w:r>
+        <w:t xml:space="preserve">run tasks across up to five models in parallel (each in its own session, with optional worktree isolation per the repository README)</w:t>
+      </w:r>
+      <w:r>
+        <w:t xml:space="preserve"> </w:t>
+      </w:r>
+      <w:r>
+        <w:t xml:space="preserve">with interactive browser verification and multi-model fusion,</w:t>
+      </w:r>
+      <w:r>
+        <w:t xml:space="preserve"> </w:t>
+      </w:r>
+      <w:r>
+        <w:t xml:space="preserve">and inspect changes through ordered diff walkthroughs while attaching failed CI checks or review comments directly to the agent’s chat context.</w:t>
+      </w:r>
+      <w:r>
+        <w:t xml:space="preserve"> </w:t>
+      </w:r>
+      <w:r>
+        <w:t xml:space="preserve">Like CodeNomad it uses OpenCode as the underlying engine and is not affiliated with the OpenCode team.</w:t>
       </w:r>
       <w:r>
         <w:t xml:space="preserve"> </w:t>
@@ -18605,7 +18658,13 @@
         <w:t xml:space="preserve"> </w:t>
       </w:r>
       <w:r>
-        <w:t xml:space="preserve">Yes; the multi-model run is a direct fit for our habit of getting a second model’s review.</w:t>
+        <w:t xml:space="preserve">Yes; the multi-model parallel run and worktree isolation mirror our own practices,</w:t>
+      </w:r>
+      <w:r>
+        <w:t xml:space="preserve"> </w:t>
+      </w:r>
+      <w:r>
+        <w:t xml:space="preserve">and Private Relay enables headless server agent monitoring from mobile or browser without exposing ports.</w:t>
       </w:r>
     </w:p>
     <w:p>
@@ -18616,7 +18675,7 @@
           <w:numId w:val="1032"/>
         </w:numPr>
       </w:pPr>
-      <w:hyperlink r:id="rId166">
+      <w:hyperlink r:id="rId167">
         <w:r>
           <w:rPr>
             <w:rStyle w:val="VerbatimChar"/>
@@ -18745,7 +18804,7 @@
       <w:r>
         <w:t xml:space="preserve"> </w:t>
       </w:r>
-      <w:hyperlink r:id="rId167">
+      <w:hyperlink r:id="rId168">
         <w:r>
           <w:rPr>
             <w:rStyle w:val="Hyperlink"/>
@@ -18771,7 +18830,7 @@
           <w:numId w:val="1032"/>
         </w:numPr>
       </w:pPr>
-      <w:hyperlink r:id="rId168">
+      <w:hyperlink r:id="rId169">
         <w:r>
           <w:rPr>
             <w:rStyle w:val="VerbatimChar"/>
@@ -18848,7 +18907,7 @@
       <w:r>
         <w:t xml:space="preserve"> </w:t>
       </w:r>
-      <w:hyperlink r:id="rId169">
+      <w:hyperlink r:id="rId170">
         <w:r>
           <w:rPr>
             <w:rStyle w:val="VerbatimChar"/>
@@ -18887,7 +18946,7 @@
           <w:numId w:val="1032"/>
         </w:numPr>
       </w:pPr>
-      <w:hyperlink r:id="rId170">
+      <w:hyperlink r:id="rId171">
         <w:r>
           <w:rPr>
             <w:rStyle w:val="VerbatimChar"/>
@@ -18974,7 +19033,7 @@
           <w:numId w:val="1032"/>
         </w:numPr>
       </w:pPr>
-      <w:hyperlink r:id="rId171">
+      <w:hyperlink r:id="rId172">
         <w:r>
           <w:rPr>
             <w:rStyle w:val="VerbatimChar"/>
@@ -19006,7 +19065,7 @@
       <w:r>
         <w:t xml:space="preserve"> </w:t>
       </w:r>
-      <w:hyperlink r:id="rId172">
+      <w:hyperlink r:id="rId173">
         <w:r>
           <w:rPr>
             <w:rStyle w:val="VerbatimChar"/>
@@ -19051,7 +19110,7 @@
           <w:numId w:val="1032"/>
         </w:numPr>
       </w:pPr>
-      <w:hyperlink r:id="rId173">
+      <w:hyperlink r:id="rId174">
         <w:r>
           <w:rPr>
             <w:rStyle w:val="VerbatimChar"/>
@@ -19200,7 +19259,7 @@
           <w:numId w:val="1032"/>
         </w:numPr>
       </w:pPr>
-      <w:hyperlink r:id="rId174">
+      <w:hyperlink r:id="rId175">
         <w:r>
           <w:rPr>
             <w:rStyle w:val="VerbatimChar"/>
@@ -19223,7 +19282,7 @@
       <w:r>
         <w:t xml:space="preserve"> </w:t>
       </w:r>
-      <w:hyperlink r:id="rId175">
+      <w:hyperlink r:id="rId176">
         <w:r>
           <w:rPr>
             <w:rStyle w:val="VerbatimChar"/>
@@ -19260,8 +19319,8 @@
         <w:t xml:space="preserve">Only when building on the SDK.</w:t>
       </w:r>
     </w:p>
-    <w:bookmarkEnd w:id="176"/>
-    <w:bookmarkStart w:id="179" w:name="agent-bundles"/>
+    <w:bookmarkEnd w:id="177"/>
+    <w:bookmarkStart w:id="180" w:name="agent-bundles"/>
     <w:p>
       <w:pPr>
         <w:pStyle w:val="Heading4"/>
@@ -19278,7 +19337,7 @@
           <w:numId w:val="1033"/>
         </w:numPr>
       </w:pPr>
-      <w:hyperlink r:id="rId177">
+      <w:hyperlink r:id="rId178">
         <w:r>
           <w:rPr>
             <w:rStyle w:val="VerbatimChar"/>
@@ -19334,7 +19393,7 @@
           <w:numId w:val="1033"/>
         </w:numPr>
       </w:pPr>
-      <w:hyperlink r:id="rId178">
+      <w:hyperlink r:id="rId179">
         <w:r>
           <w:rPr>
             <w:rStyle w:val="VerbatimChar"/>
@@ -19405,8 +19464,8 @@
         <w:t xml:space="preserve">pick one such harness rather than layering them.</w:t>
       </w:r>
     </w:p>
-    <w:bookmarkEnd w:id="179"/>
-    <w:bookmarkStart w:id="180" w:name="opencode-zen-and-opencode-go"/>
+    <w:bookmarkEnd w:id="180"/>
+    <w:bookmarkStart w:id="181" w:name="opencode-zen-and-opencode-go"/>
     <w:p>
       <w:pPr>
         <w:pStyle w:val="Heading4"/>
@@ -19646,8 +19705,8 @@
         <w:t xml:space="preserve">).</w:t>
       </w:r>
     </w:p>
-    <w:bookmarkEnd w:id="180"/>
-    <w:bookmarkStart w:id="181" w:name="summary"/>
+    <w:bookmarkEnd w:id="181"/>
+    <w:bookmarkStart w:id="182" w:name="summary"/>
     <w:p>
       <w:pPr>
         <w:pStyle w:val="Heading4"/>
@@ -20061,9 +20120,9 @@
         <w:t xml:space="preserve">Skip the subscription-bridge plugins.</w:t>
       </w:r>
     </w:p>
-    <w:bookmarkEnd w:id="181"/>
     <w:bookmarkEnd w:id="182"/>
-    <w:bookmarkStart w:id="192" w:name="sec-ai-voltagent"/>
+    <w:bookmarkEnd w:id="183"/>
+    <w:bookmarkStart w:id="193" w:name="sec-ai-voltagent"/>
     <w:p>
       <w:pPr>
         <w:pStyle w:val="Heading1"/>
@@ -20076,7 +20135,7 @@
       <w:pPr>
         <w:pStyle w:val="FirstParagraph"/>
       </w:pPr>
-      <w:hyperlink r:id="rId183">
+      <w:hyperlink r:id="rId184">
         <w:r>
           <w:rPr>
             <w:rStyle w:val="Hyperlink"/>
@@ -20154,7 +20213,7 @@
         <w:t xml:space="preserve">so it is young but actively maintained.</w:t>
       </w:r>
     </w:p>
-    <w:bookmarkStart w:id="187" w:name="how-agents-are-expressed"/>
+    <w:bookmarkStart w:id="188" w:name="how-agents-are-expressed"/>
     <w:p>
       <w:pPr>
         <w:pStyle w:val="Heading4"/>
@@ -20438,7 +20497,7 @@
       <w:r>
         <w:t xml:space="preserve"> </w:t>
       </w:r>
-      <w:hyperlink r:id="rId184">
+      <w:hyperlink r:id="rId185">
         <w:r>
           <w:rPr>
             <w:rStyle w:val="Hyperlink"/>
@@ -20628,7 +20687,7 @@
       <w:r>
         <w:t xml:space="preserve"> </w:t>
       </w:r>
-      <w:hyperlink r:id="rId185">
+      <w:hyperlink r:id="rId186">
         <w:r>
           <w:rPr>
             <w:rStyle w:val="Hyperlink"/>
@@ -21129,7 +21188,7 @@
       <w:r>
         <w:t xml:space="preserve"> </w:t>
       </w:r>
-      <w:hyperlink r:id="rId186">
+      <w:hyperlink r:id="rId187">
         <w:r>
           <w:rPr>
             <w:rStyle w:val="Hyperlink"/>
@@ -21159,8 +21218,8 @@
         <w:t xml:space="preserve">.</w:t>
       </w:r>
     </w:p>
-    <w:bookmarkEnd w:id="187"/>
-    <w:bookmarkStart w:id="188" w:name="observability-and-hosted-parts"/>
+    <w:bookmarkEnd w:id="188"/>
+    <w:bookmarkStart w:id="189" w:name="observability-and-hosted-parts"/>
     <w:p>
       <w:pPr>
         <w:pStyle w:val="Heading4"/>
@@ -21485,8 +21544,8 @@
         <w:t xml:space="preserve">even though the framework around them is MIT-licensed.</w:t>
       </w:r>
     </w:p>
-    <w:bookmarkEnd w:id="188"/>
-    <w:bookmarkStart w:id="191" w:name="useful-to-us"/>
+    <w:bookmarkEnd w:id="189"/>
+    <w:bookmarkStart w:id="192" w:name="useful-to-us"/>
     <w:p>
       <w:pPr>
         <w:pStyle w:val="Heading4"/>
@@ -21508,7 +21567,7 @@
       <w:r>
         <w:t xml:space="preserve">Our orchestration baseline (</w:t>
       </w:r>
-      <w:hyperlink r:id="rId189">
+      <w:hyperlink r:id="rId190">
         <w:r>
           <w:rPr>
             <w:rStyle w:val="Hyperlink"/>
@@ -21775,7 +21834,7 @@
       <w:r>
         <w:t xml:space="preserve"> </w:t>
       </w:r>
-      <w:hyperlink r:id="rId190">
+      <w:hyperlink r:id="rId191">
         <w:r>
           <w:rPr>
             <w:rStyle w:val="Hyperlink"/>
@@ -21878,9 +21937,9 @@
         <w:t xml:space="preserve">in one Node process.</w:t>
       </w:r>
     </w:p>
-    <w:bookmarkEnd w:id="191"/>
     <w:bookmarkEnd w:id="192"/>
-    <w:bookmarkStart w:id="202" w:name="sec-ai-anthropic-repos"/>
+    <w:bookmarkEnd w:id="193"/>
+    <w:bookmarkStart w:id="203" w:name="sec-ai-anthropic-repos"/>
     <w:p>
       <w:pPr>
         <w:pStyle w:val="Heading1"/>
@@ -21899,7 +21958,7 @@
       <w:r>
         <w:t xml:space="preserve"> </w:t>
       </w:r>
-      <w:hyperlink r:id="rId193">
+      <w:hyperlink r:id="rId194">
         <w:r>
           <w:rPr>
             <w:rStyle w:val="VerbatimChar"/>
@@ -22153,7 +22212,7 @@
         <w:t xml:space="preserve">while its README says four of its skills are source-available.</w:t>
       </w:r>
     </w:p>
-    <w:bookmarkStart w:id="195" w:name="which-repositories-matter-to-us"/>
+    <w:bookmarkStart w:id="196" w:name="which-repositories-matter-to-us"/>
     <w:p>
       <w:pPr>
         <w:pStyle w:val="Heading4"/>
@@ -23280,7 +23339,7 @@
             <w:r>
               <w:t xml:space="preserve"> </w:t>
             </w:r>
-            <w:hyperlink r:id="rId194">
+            <w:hyperlink r:id="rId195">
               <w:r>
                 <w:rPr>
                   <w:rStyle w:val="Hyperlink"/>
@@ -24484,8 +24543,8 @@
         <w:t xml:space="preserve">(measured 2026-09-09).</w:t>
       </w:r>
     </w:p>
-    <w:bookmarkEnd w:id="195"/>
-    <w:bookmarkStart w:id="197" w:name="X417fba8867cffb00916d87d19d41ed8ba04a527"/>
+    <w:bookmarkEnd w:id="196"/>
+    <w:bookmarkStart w:id="198" w:name="X417fba8867cffb00916d87d19d41ed8ba04a527"/>
     <w:p>
       <w:pPr>
         <w:pStyle w:val="Heading4"/>
@@ -25153,7 +25212,7 @@
       <w:r>
         <w:t xml:space="preserve"> </w:t>
       </w:r>
-      <w:hyperlink r:id="rId196">
+      <w:hyperlink r:id="rId197">
         <w:r>
           <w:rPr>
             <w:rStyle w:val="Hyperlink"/>
@@ -25342,8 +25401,8 @@
         <w:t xml:space="preserve">nothing in this repository lets you read them.</w:t>
       </w:r>
     </w:p>
-    <w:bookmarkEnd w:id="197"/>
-    <w:bookmarkStart w:id="199" w:name="X06cf6cae705336442e9e13e0c5dca357781aab3"/>
+    <w:bookmarkEnd w:id="198"/>
+    <w:bookmarkStart w:id="200" w:name="X06cf6cae705336442e9e13e0c5dca357781aab3"/>
     <w:p>
       <w:pPr>
         <w:pStyle w:val="Heading4"/>
@@ -25448,7 +25507,7 @@
       <w:pPr>
         <w:pStyle w:val="BodyText"/>
       </w:pPr>
-      <w:hyperlink r:id="rId198">
+      <w:hyperlink r:id="rId199">
         <w:r>
           <w:rPr>
             <w:rStyle w:val="Hyperlink"/>
@@ -26195,8 +26254,8 @@
         <w:t xml:space="preserve">.</w:t>
       </w:r>
     </w:p>
-    <w:bookmarkEnd w:id="199"/>
-    <w:bookmarkStart w:id="200" w:name="X28851fad5780a316e2bc5d8f9171299713117f5"/>
+    <w:bookmarkEnd w:id="200"/>
+    <w:bookmarkStart w:id="201" w:name="X28851fad5780a316e2bc5d8f9171299713117f5"/>
     <w:p>
       <w:pPr>
         <w:pStyle w:val="Heading4"/>
@@ -26576,7 +26635,7 @@
       <w:r>
         <w:t xml:space="preserve">built for Claude Cowork (</w:t>
       </w:r>
-      <w:hyperlink r:id="rId167">
+      <w:hyperlink r:id="rId168">
         <w:r>
           <w:rPr>
             <w:rStyle w:val="Hyperlink"/>
@@ -26913,8 +26972,8 @@
         <w:t xml:space="preserve">so Windows users in the lab should treat it as experimental.</w:t>
       </w:r>
     </w:p>
-    <w:bookmarkEnd w:id="200"/>
-    <w:bookmarkStart w:id="201" w:name="useful-to-us-1"/>
+    <w:bookmarkEnd w:id="201"/>
+    <w:bookmarkStart w:id="202" w:name="useful-to-us-1"/>
     <w:p>
       <w:pPr>
         <w:pStyle w:val="Heading4"/>
@@ -26979,7 +27038,7 @@
       <w:r>
         <w:t xml:space="preserve"> </w:t>
       </w:r>
-      <w:hyperlink r:id="rId198">
+      <w:hyperlink r:id="rId199">
         <w:r>
           <w:rPr>
             <w:rStyle w:val="Hyperlink"/>
@@ -27293,7 +27352,7 @@
       <w:r>
         <w:t xml:space="preserve"> </w:t>
       </w:r>
-      <w:hyperlink r:id="rId196">
+      <w:hyperlink r:id="rId197">
         <w:r>
           <w:rPr>
             <w:rStyle w:val="Hyperlink"/>
@@ -27363,9 +27422,9 @@
         <w:t xml:space="preserve">which is not the lab’s main use of Claude.</w:t>
       </w:r>
     </w:p>
-    <w:bookmarkEnd w:id="201"/>
     <w:bookmarkEnd w:id="202"/>
-    <w:bookmarkStart w:id="318" w:name="references"/>
+    <w:bookmarkEnd w:id="203"/>
+    <w:bookmarkStart w:id="319" w:name="references"/>
     <w:p>
       <w:pPr>
         <w:pStyle w:val="Heading1"/>
@@ -27374,8 +27433,8 @@
         <w:t xml:space="preserve">References</w:t>
       </w:r>
     </w:p>
-    <w:bookmarkStart w:id="317" w:name="refs"/>
-    <w:bookmarkStart w:id="203" w:name="ref-opencode_codex_auth"/>
+    <w:bookmarkStart w:id="318" w:name="refs"/>
+    <w:bookmarkStart w:id="204" w:name="ref-opencode_codex_auth"/>
     <w:p>
       <w:pPr>
         <w:pStyle w:val="Bibliography"/>
@@ -27411,8 +27470,8 @@
         <w:t xml:space="preserve">.</w:t>
       </w:r>
     </w:p>
-    <w:bookmarkEnd w:id="203"/>
-    <w:bookmarkStart w:id="205" w:name="ref-opencode_repo"/>
+    <w:bookmarkEnd w:id="204"/>
+    <w:bookmarkStart w:id="206" w:name="ref-opencode_repo"/>
     <w:p>
       <w:pPr>
         <w:pStyle w:val="Bibliography"/>
@@ -27439,7 +27498,7 @@
       <w:r>
         <w:t xml:space="preserve"> </w:t>
       </w:r>
-      <w:hyperlink r:id="rId204">
+      <w:hyperlink r:id="rId205">
         <w:r>
           <w:rPr>
             <w:rStyle w:val="Hyperlink"/>
@@ -27451,8 +27510,8 @@
         <w:t xml:space="preserve">.</w:t>
       </w:r>
     </w:p>
-    <w:bookmarkEnd w:id="205"/>
-    <w:bookmarkStart w:id="207" w:name="ref-claude_agent_sdk_overview"/>
+    <w:bookmarkEnd w:id="206"/>
+    <w:bookmarkStart w:id="208" w:name="ref-claude_agent_sdk_overview"/>
     <w:p>
       <w:pPr>
         <w:pStyle w:val="Bibliography"/>
@@ -27476,7 +27535,7 @@
       <w:r>
         <w:t xml:space="preserve"> </w:t>
       </w:r>
-      <w:hyperlink r:id="rId206">
+      <w:hyperlink r:id="rId207">
         <w:r>
           <w:rPr>
             <w:rStyle w:val="Hyperlink"/>
@@ -27488,8 +27547,8 @@
         <w:t xml:space="preserve">.</w:t>
       </w:r>
     </w:p>
-    <w:bookmarkEnd w:id="207"/>
-    <w:bookmarkStart w:id="209" w:name="ref-anthropics_anthropic_sdk_python"/>
+    <w:bookmarkEnd w:id="208"/>
+    <w:bookmarkStart w:id="210" w:name="ref-anthropics_anthropic_sdk_python"/>
     <w:p>
       <w:pPr>
         <w:pStyle w:val="Bibliography"/>
@@ -27513,7 +27572,7 @@
       <w:r>
         <w:t xml:space="preserve"> </w:t>
       </w:r>
-      <w:hyperlink r:id="rId208">
+      <w:hyperlink r:id="rId209">
         <w:r>
           <w:rPr>
             <w:rStyle w:val="Hyperlink"/>
@@ -27525,8 +27584,8 @@
         <w:t xml:space="preserve">.</w:t>
       </w:r>
     </w:p>
-    <w:bookmarkEnd w:id="209"/>
-    <w:bookmarkStart w:id="211" w:name="ref-anthropics_claude_agent_sdk_python"/>
+    <w:bookmarkEnd w:id="210"/>
+    <w:bookmarkStart w:id="212" w:name="ref-anthropics_claude_agent_sdk_python"/>
     <w:p>
       <w:pPr>
         <w:pStyle w:val="Bibliography"/>
@@ -27550,7 +27609,7 @@
       <w:r>
         <w:t xml:space="preserve"> </w:t>
       </w:r>
-      <w:hyperlink r:id="rId210">
+      <w:hyperlink r:id="rId211">
         <w:r>
           <w:rPr>
             <w:rStyle w:val="Hyperlink"/>
@@ -27562,8 +27621,8 @@
         <w:t xml:space="preserve">.</w:t>
       </w:r>
     </w:p>
-    <w:bookmarkEnd w:id="211"/>
-    <w:bookmarkStart w:id="213" w:name="Xe244a55519dd264b789be278af49274a06232cb"/>
+    <w:bookmarkEnd w:id="212"/>
+    <w:bookmarkStart w:id="214" w:name="Xe244a55519dd264b789be278af49274a06232cb"/>
     <w:p>
       <w:pPr>
         <w:pStyle w:val="Bibliography"/>
@@ -27587,7 +27646,7 @@
       <w:r>
         <w:t xml:space="preserve"> </w:t>
       </w:r>
-      <w:hyperlink r:id="rId212">
+      <w:hyperlink r:id="rId213">
         <w:r>
           <w:rPr>
             <w:rStyle w:val="Hyperlink"/>
@@ -27599,8 +27658,8 @@
         <w:t xml:space="preserve">.</w:t>
       </w:r>
     </w:p>
-    <w:bookmarkEnd w:id="213"/>
-    <w:bookmarkStart w:id="215" w:name="ref-anthropics_claude_code_repo"/>
+    <w:bookmarkEnd w:id="214"/>
+    <w:bookmarkStart w:id="216" w:name="ref-anthropics_claude_code_repo"/>
     <w:p>
       <w:pPr>
         <w:pStyle w:val="Bibliography"/>
@@ -27624,7 +27683,7 @@
       <w:r>
         <w:t xml:space="preserve"> </w:t>
       </w:r>
-      <w:hyperlink r:id="rId214">
+      <w:hyperlink r:id="rId215">
         <w:r>
           <w:rPr>
             <w:rStyle w:val="Hyperlink"/>
@@ -27636,8 +27695,8 @@
         <w:t xml:space="preserve">.</w:t>
       </w:r>
     </w:p>
-    <w:bookmarkEnd w:id="215"/>
-    <w:bookmarkStart w:id="217" w:name="ref-anthropics_claude_code_changelog"/>
+    <w:bookmarkEnd w:id="216"/>
+    <w:bookmarkStart w:id="218" w:name="ref-anthropics_claude_code_changelog"/>
     <w:p>
       <w:pPr>
         <w:pStyle w:val="Bibliography"/>
@@ -27661,7 +27720,7 @@
       <w:r>
         <w:t xml:space="preserve"> </w:t>
       </w:r>
-      <w:hyperlink r:id="rId216">
+      <w:hyperlink r:id="rId217">
         <w:r>
           <w:rPr>
             <w:rStyle w:val="Hyperlink"/>
@@ -27673,8 +27732,8 @@
         <w:t xml:space="preserve">.</w:t>
       </w:r>
     </w:p>
-    <w:bookmarkEnd w:id="217"/>
-    <w:bookmarkStart w:id="219" w:name="ref-anthropics_claude_code_action_repo"/>
+    <w:bookmarkEnd w:id="218"/>
+    <w:bookmarkStart w:id="220" w:name="ref-anthropics_claude_code_action_repo"/>
     <w:p>
       <w:pPr>
         <w:pStyle w:val="Bibliography"/>
@@ -27698,7 +27757,7 @@
       <w:r>
         <w:t xml:space="preserve"> </w:t>
       </w:r>
-      <w:hyperlink r:id="rId218">
+      <w:hyperlink r:id="rId219">
         <w:r>
           <w:rPr>
             <w:rStyle w:val="Hyperlink"/>
@@ -27710,8 +27769,8 @@
         <w:t xml:space="preserve">.</w:t>
       </w:r>
     </w:p>
-    <w:bookmarkEnd w:id="219"/>
-    <w:bookmarkStart w:id="221" w:name="Xd088ae97f0dcb18c0f270498b2b534fb7f67709"/>
+    <w:bookmarkEnd w:id="220"/>
+    <w:bookmarkStart w:id="222" w:name="Xd088ae97f0dcb18c0f270498b2b534fb7f67709"/>
     <w:p>
       <w:pPr>
         <w:pStyle w:val="Bibliography"/>
@@ -27735,7 +27794,7 @@
       <w:r>
         <w:t xml:space="preserve"> </w:t>
       </w:r>
-      <w:hyperlink r:id="rId220">
+      <w:hyperlink r:id="rId221">
         <w:r>
           <w:rPr>
             <w:rStyle w:val="Hyperlink"/>
@@ -27747,8 +27806,8 @@
         <w:t xml:space="preserve">.</w:t>
       </w:r>
     </w:p>
-    <w:bookmarkEnd w:id="221"/>
-    <w:bookmarkStart w:id="223" w:name="ref-anthropics_claude_plugins_community"/>
+    <w:bookmarkEnd w:id="222"/>
+    <w:bookmarkStart w:id="224" w:name="ref-anthropics_claude_plugins_community"/>
     <w:p>
       <w:pPr>
         <w:pStyle w:val="Bibliography"/>
@@ -27772,7 +27831,7 @@
       <w:r>
         <w:t xml:space="preserve"> </w:t>
       </w:r>
-      <w:hyperlink r:id="rId222">
+      <w:hyperlink r:id="rId223">
         <w:r>
           <w:rPr>
             <w:rStyle w:val="Hyperlink"/>
@@ -27784,8 +27843,8 @@
         <w:t xml:space="preserve">.</w:t>
       </w:r>
     </w:p>
-    <w:bookmarkEnd w:id="223"/>
-    <w:bookmarkStart w:id="225" w:name="ref-anthropics_claude_plugins_official"/>
+    <w:bookmarkEnd w:id="224"/>
+    <w:bookmarkStart w:id="226" w:name="ref-anthropics_claude_plugins_official"/>
     <w:p>
       <w:pPr>
         <w:pStyle w:val="Bibliography"/>
@@ -27809,7 +27868,7 @@
       <w:r>
         <w:t xml:space="preserve"> </w:t>
       </w:r>
-      <w:hyperlink r:id="rId224">
+      <w:hyperlink r:id="rId225">
         <w:r>
           <w:rPr>
             <w:rStyle w:val="Hyperlink"/>
@@ -27821,8 +27880,8 @@
         <w:t xml:space="preserve">.</w:t>
       </w:r>
     </w:p>
-    <w:bookmarkEnd w:id="225"/>
-    <w:bookmarkStart w:id="227" w:name="ref-anthropics_knowledge_work_plugins"/>
+    <w:bookmarkEnd w:id="226"/>
+    <w:bookmarkStart w:id="228" w:name="ref-anthropics_knowledge_work_plugins"/>
     <w:p>
       <w:pPr>
         <w:pStyle w:val="Bibliography"/>
@@ -27846,7 +27905,7 @@
       <w:r>
         <w:t xml:space="preserve"> </w:t>
       </w:r>
-      <w:hyperlink r:id="rId226">
+      <w:hyperlink r:id="rId227">
         <w:r>
           <w:rPr>
             <w:rStyle w:val="Hyperlink"/>
@@ -27858,8 +27917,8 @@
         <w:t xml:space="preserve">.</w:t>
       </w:r>
     </w:p>
-    <w:bookmarkEnd w:id="227"/>
-    <w:bookmarkStart w:id="229" w:name="ref-anthropics_sandbox_runtime"/>
+    <w:bookmarkEnd w:id="228"/>
+    <w:bookmarkStart w:id="230" w:name="ref-anthropics_sandbox_runtime"/>
     <w:p>
       <w:pPr>
         <w:pStyle w:val="Bibliography"/>
@@ -27883,7 +27942,7 @@
       <w:r>
         <w:t xml:space="preserve"> </w:t>
       </w:r>
-      <w:hyperlink r:id="rId228">
+      <w:hyperlink r:id="rId229">
         <w:r>
           <w:rPr>
             <w:rStyle w:val="Hyperlink"/>
@@ -27895,8 +27954,8 @@
         <w:t xml:space="preserve">.</w:t>
       </w:r>
     </w:p>
-    <w:bookmarkEnd w:id="229"/>
-    <w:bookmarkStart w:id="231" w:name="ref-anthropics_skills_repo"/>
+    <w:bookmarkEnd w:id="230"/>
+    <w:bookmarkStart w:id="232" w:name="ref-anthropics_skills_repo"/>
     <w:p>
       <w:pPr>
         <w:pStyle w:val="Bibliography"/>
@@ -27920,7 +27979,7 @@
       <w:r>
         <w:t xml:space="preserve"> </w:t>
       </w:r>
-      <w:hyperlink r:id="rId230">
+      <w:hyperlink r:id="rId231">
         <w:r>
           <w:rPr>
             <w:rStyle w:val="Hyperlink"/>
@@ -27932,8 +27991,8 @@
         <w:t xml:space="preserve">.</w:t>
       </w:r>
     </w:p>
-    <w:bookmarkEnd w:id="231"/>
-    <w:bookmarkStart w:id="232" w:name="ref-claude_code_changelog"/>
+    <w:bookmarkEnd w:id="232"/>
+    <w:bookmarkStart w:id="233" w:name="ref-claude_code_changelog"/>
     <w:p>
       <w:pPr>
         <w:pStyle w:val="Bibliography"/>
@@ -27957,7 +28016,7 @@
       <w:r>
         <w:t xml:space="preserve"> </w:t>
       </w:r>
-      <w:hyperlink r:id="rId216">
+      <w:hyperlink r:id="rId217">
         <w:r>
           <w:rPr>
             <w:rStyle w:val="Hyperlink"/>
@@ -27969,8 +28028,8 @@
         <w:t xml:space="preserve">.</w:t>
       </w:r>
     </w:p>
-    <w:bookmarkEnd w:id="232"/>
-    <w:bookmarkStart w:id="234" w:name="Xea89bf890c1435f10c5e1afa0952be3a48628f8"/>
+    <w:bookmarkEnd w:id="233"/>
+    <w:bookmarkStart w:id="235" w:name="Xea89bf890c1435f10c5e1afa0952be3a48628f8"/>
     <w:p>
       <w:pPr>
         <w:pStyle w:val="Bibliography"/>
@@ -27994,7 +28053,7 @@
       <w:r>
         <w:t xml:space="preserve"> </w:t>
       </w:r>
-      <w:hyperlink r:id="rId233">
+      <w:hyperlink r:id="rId234">
         <w:r>
           <w:rPr>
             <w:rStyle w:val="Hyperlink"/>
@@ -28006,8 +28065,8 @@
         <w:t xml:space="preserve">.</w:t>
       </w:r>
     </w:p>
-    <w:bookmarkEnd w:id="234"/>
-    <w:bookmarkStart w:id="236" w:name="ref-claude_code_permissions"/>
+    <w:bookmarkEnd w:id="235"/>
+    <w:bookmarkStart w:id="237" w:name="ref-claude_code_permissions"/>
     <w:p>
       <w:pPr>
         <w:pStyle w:val="Bibliography"/>
@@ -28031,7 +28090,7 @@
       <w:r>
         <w:t xml:space="preserve"> </w:t>
       </w:r>
-      <w:hyperlink r:id="rId235">
+      <w:hyperlink r:id="rId236">
         <w:r>
           <w:rPr>
             <w:rStyle w:val="Hyperlink"/>
@@ -28043,8 +28102,8 @@
         <w:t xml:space="preserve">.</w:t>
       </w:r>
     </w:p>
-    <w:bookmarkEnd w:id="236"/>
-    <w:bookmarkStart w:id="238" w:name="ref-claude_code_subagents"/>
+    <w:bookmarkEnd w:id="237"/>
+    <w:bookmarkStart w:id="239" w:name="ref-claude_code_subagents"/>
     <w:p>
       <w:pPr>
         <w:pStyle w:val="Bibliography"/>
@@ -28068,7 +28127,7 @@
       <w:r>
         <w:t xml:space="preserve"> </w:t>
       </w:r>
-      <w:hyperlink r:id="rId237">
+      <w:hyperlink r:id="rId238">
         <w:r>
           <w:rPr>
             <w:rStyle w:val="Hyperlink"/>
@@ -28080,8 +28139,8 @@
         <w:t xml:space="preserve">.</w:t>
       </w:r>
     </w:p>
-    <w:bookmarkEnd w:id="238"/>
-    <w:bookmarkStart w:id="240" w:name="ref-claude_code_plugins"/>
+    <w:bookmarkEnd w:id="239"/>
+    <w:bookmarkStart w:id="241" w:name="ref-claude_code_plugins"/>
     <w:p>
       <w:pPr>
         <w:pStyle w:val="Bibliography"/>
@@ -28105,7 +28164,7 @@
       <w:r>
         <w:t xml:space="preserve"> </w:t>
       </w:r>
-      <w:hyperlink r:id="rId239">
+      <w:hyperlink r:id="rId240">
         <w:r>
           <w:rPr>
             <w:rStyle w:val="Hyperlink"/>
@@ -28117,8 +28176,8 @@
         <w:t xml:space="preserve">.</w:t>
       </w:r>
     </w:p>
-    <w:bookmarkEnd w:id="240"/>
-    <w:bookmarkStart w:id="242" w:name="ref-claude_code_env_vars"/>
+    <w:bookmarkEnd w:id="241"/>
+    <w:bookmarkStart w:id="243" w:name="ref-claude_code_env_vars"/>
     <w:p>
       <w:pPr>
         <w:pStyle w:val="Bibliography"/>
@@ -28142,7 +28201,7 @@
       <w:r>
         <w:t xml:space="preserve"> </w:t>
       </w:r>
-      <w:hyperlink r:id="rId241">
+      <w:hyperlink r:id="rId242">
         <w:r>
           <w:rPr>
             <w:rStyle w:val="Hyperlink"/>
@@ -28154,8 +28213,8 @@
         <w:t xml:space="preserve">.</w:t>
       </w:r>
     </w:p>
-    <w:bookmarkEnd w:id="242"/>
-    <w:bookmarkStart w:id="244" w:name="Xf04ee902643acca60cff84dc2fcb508ef114f4e"/>
+    <w:bookmarkEnd w:id="243"/>
+    <w:bookmarkStart w:id="245" w:name="Xf04ee902643acca60cff84dc2fcb508ef114f4e"/>
     <w:p>
       <w:pPr>
         <w:pStyle w:val="Bibliography"/>
@@ -28179,7 +28238,7 @@
       <w:r>
         <w:t xml:space="preserve"> </w:t>
       </w:r>
-      <w:hyperlink r:id="rId243">
+      <w:hyperlink r:id="rId244">
         <w:r>
           <w:rPr>
             <w:rStyle w:val="Hyperlink"/>
@@ -28191,8 +28250,8 @@
         <w:t xml:space="preserve">.</w:t>
       </w:r>
     </w:p>
-    <w:bookmarkEnd w:id="244"/>
-    <w:bookmarkStart w:id="246" w:name="ref-claude_code_context_window"/>
+    <w:bookmarkEnd w:id="245"/>
+    <w:bookmarkStart w:id="247" w:name="ref-claude_code_context_window"/>
     <w:p>
       <w:pPr>
         <w:pStyle w:val="Bibliography"/>
@@ -28216,7 +28275,7 @@
       <w:r>
         <w:t xml:space="preserve"> </w:t>
       </w:r>
-      <w:hyperlink r:id="rId245">
+      <w:hyperlink r:id="rId246">
         <w:r>
           <w:rPr>
             <w:rStyle w:val="Hyperlink"/>
@@ -28228,8 +28287,8 @@
         <w:t xml:space="preserve">.</w:t>
       </w:r>
     </w:p>
-    <w:bookmarkEnd w:id="246"/>
-    <w:bookmarkStart w:id="248" w:name="ref-claude_code_hooks_reference"/>
+    <w:bookmarkEnd w:id="247"/>
+    <w:bookmarkStart w:id="249" w:name="ref-claude_code_hooks_reference"/>
     <w:p>
       <w:pPr>
         <w:pStyle w:val="Bibliography"/>
@@ -28253,7 +28312,7 @@
       <w:r>
         <w:t xml:space="preserve"> </w:t>
       </w:r>
-      <w:hyperlink r:id="rId247">
+      <w:hyperlink r:id="rId248">
         <w:r>
           <w:rPr>
             <w:rStyle w:val="Hyperlink"/>
@@ -28265,8 +28324,8 @@
         <w:t xml:space="preserve">.</w:t>
       </w:r>
     </w:p>
-    <w:bookmarkEnd w:id="248"/>
-    <w:bookmarkStart w:id="250" w:name="ref-claude_code_how_it_works"/>
+    <w:bookmarkEnd w:id="249"/>
+    <w:bookmarkStart w:id="251" w:name="ref-claude_code_how_it_works"/>
     <w:p>
       <w:pPr>
         <w:pStyle w:val="Bibliography"/>
@@ -28290,7 +28349,7 @@
       <w:r>
         <w:t xml:space="preserve"> </w:t>
       </w:r>
-      <w:hyperlink r:id="rId249">
+      <w:hyperlink r:id="rId250">
         <w:r>
           <w:rPr>
             <w:rStyle w:val="Hyperlink"/>
@@ -28302,8 +28361,8 @@
         <w:t xml:space="preserve">.</w:t>
       </w:r>
     </w:p>
-    <w:bookmarkEnd w:id="250"/>
-    <w:bookmarkStart w:id="252" w:name="ref-claude_code_memory"/>
+    <w:bookmarkEnd w:id="251"/>
+    <w:bookmarkStart w:id="253" w:name="ref-claude_code_memory"/>
     <w:p>
       <w:pPr>
         <w:pStyle w:val="Bibliography"/>
@@ -28327,7 +28386,7 @@
       <w:r>
         <w:t xml:space="preserve"> </w:t>
       </w:r>
-      <w:hyperlink r:id="rId251">
+      <w:hyperlink r:id="rId252">
         <w:r>
           <w:rPr>
             <w:rStyle w:val="Hyperlink"/>
@@ -28339,8 +28398,8 @@
         <w:t xml:space="preserve">.</w:t>
       </w:r>
     </w:p>
-    <w:bookmarkEnd w:id="252"/>
-    <w:bookmarkStart w:id="254" w:name="ref-claude_code_tools_reference"/>
+    <w:bookmarkEnd w:id="253"/>
+    <w:bookmarkStart w:id="255" w:name="ref-claude_code_tools_reference"/>
     <w:p>
       <w:pPr>
         <w:pStyle w:val="Bibliography"/>
@@ -28364,7 +28423,7 @@
       <w:r>
         <w:t xml:space="preserve"> </w:t>
       </w:r>
-      <w:hyperlink r:id="rId253">
+      <w:hyperlink r:id="rId254">
         <w:r>
           <w:rPr>
             <w:rStyle w:val="Hyperlink"/>
@@ -28376,8 +28435,8 @@
         <w:t xml:space="preserve">.</w:t>
       </w:r>
     </w:p>
-    <w:bookmarkEnd w:id="254"/>
-    <w:bookmarkStart w:id="256" w:name="ref-claude_code_issue_62061"/>
+    <w:bookmarkEnd w:id="255"/>
+    <w:bookmarkStart w:id="257" w:name="ref-claude_code_issue_62061"/>
     <w:p>
       <w:pPr>
         <w:pStyle w:val="Bibliography"/>
@@ -28404,7 +28463,7 @@
       <w:r>
         <w:t xml:space="preserve"> </w:t>
       </w:r>
-      <w:hyperlink r:id="rId255">
+      <w:hyperlink r:id="rId256">
         <w:r>
           <w:rPr>
             <w:rStyle w:val="Hyperlink"/>
@@ -28416,8 +28475,8 @@
         <w:t xml:space="preserve">.</w:t>
       </w:r>
     </w:p>
-    <w:bookmarkEnd w:id="256"/>
-    <w:bookmarkStart w:id="258" w:name="ref-claude_code_issue_80988"/>
+    <w:bookmarkEnd w:id="257"/>
+    <w:bookmarkStart w:id="259" w:name="ref-claude_code_issue_80988"/>
     <w:p>
       <w:pPr>
         <w:pStyle w:val="Bibliography"/>
@@ -28472,7 +28531,7 @@
       <w:r>
         <w:t xml:space="preserve"> </w:t>
       </w:r>
-      <w:hyperlink r:id="rId257">
+      <w:hyperlink r:id="rId258">
         <w:r>
           <w:rPr>
             <w:rStyle w:val="Hyperlink"/>
@@ -28484,8 +28543,8 @@
         <w:t xml:space="preserve">.</w:t>
       </w:r>
     </w:p>
-    <w:bookmarkEnd w:id="258"/>
-    <w:bookmarkStart w:id="260" w:name="ref-claude_code_issue_80998"/>
+    <w:bookmarkEnd w:id="259"/>
+    <w:bookmarkStart w:id="261" w:name="ref-claude_code_issue_80998"/>
     <w:p>
       <w:pPr>
         <w:pStyle w:val="Bibliography"/>
@@ -28512,7 +28571,7 @@
       <w:r>
         <w:t xml:space="preserve"> </w:t>
       </w:r>
-      <w:hyperlink r:id="rId259">
+      <w:hyperlink r:id="rId260">
         <w:r>
           <w:rPr>
             <w:rStyle w:val="Hyperlink"/>
@@ -28524,8 +28583,8 @@
         <w:t xml:space="preserve">.</w:t>
       </w:r>
     </w:p>
-    <w:bookmarkEnd w:id="260"/>
-    <w:bookmarkStart w:id="262" w:name="ref-claude_code_issue_87635"/>
+    <w:bookmarkEnd w:id="261"/>
+    <w:bookmarkStart w:id="263" w:name="ref-claude_code_issue_87635"/>
     <w:p>
       <w:pPr>
         <w:pStyle w:val="Bibliography"/>
@@ -28552,7 +28611,7 @@
       <w:r>
         <w:t xml:space="preserve"> </w:t>
       </w:r>
-      <w:hyperlink r:id="rId261">
+      <w:hyperlink r:id="rId262">
         <w:r>
           <w:rPr>
             <w:rStyle w:val="Hyperlink"/>
@@ -28564,8 +28623,8 @@
         <w:t xml:space="preserve">.</w:t>
       </w:r>
     </w:p>
-    <w:bookmarkEnd w:id="262"/>
-    <w:bookmarkStart w:id="264" w:name="ref-claude_code_issue_82456"/>
+    <w:bookmarkEnd w:id="263"/>
+    <w:bookmarkStart w:id="265" w:name="ref-claude_code_issue_82456"/>
     <w:p>
       <w:pPr>
         <w:pStyle w:val="Bibliography"/>
@@ -28620,7 +28679,7 @@
       <w:r>
         <w:t xml:space="preserve"> </w:t>
       </w:r>
-      <w:hyperlink r:id="rId263">
+      <w:hyperlink r:id="rId264">
         <w:r>
           <w:rPr>
             <w:rStyle w:val="Hyperlink"/>
@@ -28632,8 +28691,8 @@
         <w:t xml:space="preserve">.</w:t>
       </w:r>
     </w:p>
-    <w:bookmarkEnd w:id="264"/>
-    <w:bookmarkStart w:id="266" w:name="ref-cache_fix_heron_brook_disclosure"/>
+    <w:bookmarkEnd w:id="265"/>
+    <w:bookmarkStart w:id="267" w:name="ref-cache_fix_heron_brook_disclosure"/>
     <w:p>
       <w:pPr>
         <w:pStyle w:val="Bibliography"/>
@@ -28660,7 +28719,7 @@
       <w:r>
         <w:t xml:space="preserve"> </w:t>
       </w:r>
-      <w:hyperlink r:id="rId265">
+      <w:hyperlink r:id="rId266">
         <w:r>
           <w:rPr>
             <w:rStyle w:val="Hyperlink"/>
@@ -28672,8 +28731,8 @@
         <w:t xml:space="preserve">.</w:t>
       </w:r>
     </w:p>
-    <w:bookmarkEnd w:id="266"/>
-    <w:bookmarkStart w:id="267" w:name="ref-my_claude_code_harness"/>
+    <w:bookmarkEnd w:id="267"/>
+    <w:bookmarkStart w:id="268" w:name="ref-my_claude_code_harness"/>
     <w:p>
       <w:pPr>
         <w:pStyle w:val="Bibliography"/>
@@ -28712,8 +28771,8 @@
         <w:t xml:space="preserve">.</w:t>
       </w:r>
     </w:p>
-    <w:bookmarkEnd w:id="267"/>
-    <w:bookmarkStart w:id="268" w:name="ref-opencode_daytona"/>
+    <w:bookmarkEnd w:id="268"/>
+    <w:bookmarkStart w:id="269" w:name="ref-opencode_daytona"/>
     <w:p>
       <w:pPr>
         <w:pStyle w:val="Bibliography"/>
@@ -28749,8 +28808,8 @@
         <w:t xml:space="preserve">.</w:t>
       </w:r>
     </w:p>
-    <w:bookmarkEnd w:id="268"/>
-    <w:bookmarkStart w:id="269" w:name="ref-openwork"/>
+    <w:bookmarkEnd w:id="269"/>
+    <w:bookmarkStart w:id="270" w:name="ref-openwork"/>
     <w:p>
       <w:pPr>
         <w:pStyle w:val="Bibliography"/>
@@ -28777,7 +28836,7 @@
       <w:r>
         <w:t xml:space="preserve"> </w:t>
       </w:r>
-      <w:hyperlink r:id="rId166">
+      <w:hyperlink r:id="rId167">
         <w:r>
           <w:rPr>
             <w:rStyle w:val="Hyperlink"/>
@@ -28789,8 +28848,8 @@
         <w:t xml:space="preserve">.</w:t>
       </w:r>
     </w:p>
-    <w:bookmarkEnd w:id="269"/>
-    <w:bookmarkStart w:id="270" w:name="ref-opencode_nvim"/>
+    <w:bookmarkEnd w:id="270"/>
+    <w:bookmarkStart w:id="271" w:name="ref-opencode_nvim"/>
     <w:p>
       <w:pPr>
         <w:pStyle w:val="Bibliography"/>
@@ -28814,7 +28873,7 @@
       <w:r>
         <w:t xml:space="preserve"> </w:t>
       </w:r>
-      <w:hyperlink r:id="rId168">
+      <w:hyperlink r:id="rId169">
         <w:r>
           <w:rPr>
             <w:rStyle w:val="Hyperlink"/>
@@ -28826,8 +28885,8 @@
         <w:t xml:space="preserve">.</w:t>
       </w:r>
     </w:p>
-    <w:bookmarkEnd w:id="270"/>
-    <w:bookmarkStart w:id="271" w:name="ref-opencode_antigravity_auth"/>
+    <w:bookmarkEnd w:id="271"/>
+    <w:bookmarkStart w:id="272" w:name="ref-opencode_antigravity_auth"/>
     <w:p>
       <w:pPr>
         <w:pStyle w:val="Bibliography"/>
@@ -28863,8 +28922,8 @@
         <w:t xml:space="preserve">.</w:t>
       </w:r>
     </w:p>
-    <w:bookmarkEnd w:id="271"/>
-    <w:bookmarkStart w:id="272" w:name="ref-oh_my_claudecode"/>
+    <w:bookmarkEnd w:id="272"/>
+    <w:bookmarkStart w:id="273" w:name="ref-oh_my_claudecode"/>
     <w:p>
       <w:pPr>
         <w:pStyle w:val="Bibliography"/>
@@ -28900,8 +28959,8 @@
         <w:t xml:space="preserve">.</w:t>
       </w:r>
     </w:p>
-    <w:bookmarkEnd w:id="272"/>
-    <w:bookmarkStart w:id="273" w:name="ref-openharness"/>
+    <w:bookmarkEnd w:id="273"/>
+    <w:bookmarkStart w:id="274" w:name="ref-openharness"/>
     <w:p>
       <w:pPr>
         <w:pStyle w:val="Bibliography"/>
@@ -28937,8 +28996,8 @@
         <w:t xml:space="preserve">.</w:t>
       </w:r>
     </w:p>
-    <w:bookmarkEnd w:id="273"/>
-    <w:bookmarkStart w:id="274" w:name="ref-opencode_portal"/>
+    <w:bookmarkEnd w:id="274"/>
+    <w:bookmarkStart w:id="275" w:name="ref-opencode_portal"/>
     <w:p>
       <w:pPr>
         <w:pStyle w:val="Bibliography"/>
@@ -28965,7 +29024,7 @@
       <w:r>
         <w:t xml:space="preserve"> </w:t>
       </w:r>
-      <w:hyperlink r:id="rId171">
+      <w:hyperlink r:id="rId172">
         <w:r>
           <w:rPr>
             <w:rStyle w:val="Hyperlink"/>
@@ -28977,8 +29036,8 @@
         <w:t xml:space="preserve">.</w:t>
       </w:r>
     </w:p>
-    <w:bookmarkEnd w:id="274"/>
-    <w:bookmarkStart w:id="275" w:name="ref-opencode_vibeguard"/>
+    <w:bookmarkEnd w:id="275"/>
+    <w:bookmarkStart w:id="276" w:name="ref-opencode_vibeguard"/>
     <w:p>
       <w:pPr>
         <w:pStyle w:val="Bibliography"/>
@@ -29017,8 +29076,8 @@
         <w:t xml:space="preserve">.</w:t>
       </w:r>
     </w:p>
-    <w:bookmarkEnd w:id="275"/>
-    <w:bookmarkStart w:id="276" w:name="ref-ocx"/>
+    <w:bookmarkEnd w:id="276"/>
+    <w:bookmarkStart w:id="277" w:name="ref-ocx"/>
     <w:p>
       <w:pPr>
         <w:pStyle w:val="Bibliography"/>
@@ -29045,7 +29104,7 @@
       <w:r>
         <w:t xml:space="preserve"> </w:t>
       </w:r>
-      <w:hyperlink r:id="rId173">
+      <w:hyperlink r:id="rId174">
         <w:r>
           <w:rPr>
             <w:rStyle w:val="Hyperlink"/>
@@ -29057,8 +29116,8 @@
         <w:t xml:space="preserve">.</w:t>
       </w:r>
     </w:p>
-    <w:bookmarkEnd w:id="276"/>
-    <w:bookmarkStart w:id="277" w:name="ref-opencode_background_agents"/>
+    <w:bookmarkEnd w:id="277"/>
+    <w:bookmarkStart w:id="278" w:name="ref-opencode_background_agents"/>
     <w:p>
       <w:pPr>
         <w:pStyle w:val="Bibliography"/>
@@ -29097,8 +29156,8 @@
         <w:t xml:space="preserve">.</w:t>
       </w:r>
     </w:p>
-    <w:bookmarkEnd w:id="277"/>
-    <w:bookmarkStart w:id="278" w:name="ref-opencode_workspace"/>
+    <w:bookmarkEnd w:id="278"/>
+    <w:bookmarkStart w:id="279" w:name="ref-opencode_workspace"/>
     <w:p>
       <w:pPr>
         <w:pStyle w:val="Bibliography"/>
@@ -29137,8 +29196,8 @@
         <w:t xml:space="preserve">.</w:t>
       </w:r>
     </w:p>
-    <w:bookmarkEnd w:id="278"/>
-    <w:bookmarkStart w:id="279" w:name="ref-opencode_worktree"/>
+    <w:bookmarkEnd w:id="279"/>
+    <w:bookmarkStart w:id="280" w:name="ref-opencode_worktree"/>
     <w:p>
       <w:pPr>
         <w:pStyle w:val="Bibliography"/>
@@ -29177,8 +29236,8 @@
         <w:t xml:space="preserve">.</w:t>
       </w:r>
     </w:p>
-    <w:bookmarkEnd w:id="279"/>
-    <w:bookmarkStart w:id="281" w:name="ref-hn_claude_code_remote_prompts"/>
+    <w:bookmarkEnd w:id="280"/>
+    <w:bookmarkStart w:id="282" w:name="ref-hn_claude_code_remote_prompts"/>
     <w:p>
       <w:pPr>
         <w:pStyle w:val="Bibliography"/>
@@ -29205,7 +29264,7 @@
       <w:r>
         <w:t xml:space="preserve"> </w:t>
       </w:r>
-      <w:hyperlink r:id="rId280">
+      <w:hyperlink r:id="rId281">
         <w:r>
           <w:rPr>
             <w:rStyle w:val="Hyperlink"/>
@@ -29217,8 +29276,8 @@
         <w:t xml:space="preserve">.</w:t>
       </w:r>
     </w:p>
-    <w:bookmarkEnd w:id="281"/>
-    <w:bookmarkStart w:id="282" w:name="ref-codenomad"/>
+    <w:bookmarkEnd w:id="282"/>
+    <w:bookmarkStart w:id="283" w:name="ref-codenomad"/>
     <w:p>
       <w:pPr>
         <w:pStyle w:val="Bibliography"/>
@@ -29254,8 +29313,8 @@
         <w:t xml:space="preserve">.</w:t>
       </w:r>
     </w:p>
-    <w:bookmarkEnd w:id="282"/>
-    <w:bookmarkStart w:id="283" w:name="ref-openchamber"/>
+    <w:bookmarkEnd w:id="283"/>
+    <w:bookmarkStart w:id="284" w:name="ref-openchamber"/>
     <w:p>
       <w:pPr>
         <w:pStyle w:val="Bibliography"/>
@@ -29271,10 +29330,10 @@
           <w:i/>
           <w:iCs/>
         </w:rPr>
-        <w:t xml:space="preserve">OpenChamber: Agentic Development Environment for OpenCode</w:t>
-      </w:r>
-      <w:r>
-        <w:t xml:space="preserve">. GitHub repository.</w:t>
+        <w:t xml:space="preserve">OpenChamber: Agentic Development Environment for AI Coding</w:t>
+      </w:r>
+      <w:r>
+        <w:t xml:space="preserve">. Web site and GitHub repository.</w:t>
       </w:r>
       <w:r>
         <w:t xml:space="preserve"> </w:t>
@@ -29284,15 +29343,15 @@
           <w:rPr>
             <w:rStyle w:val="Hyperlink"/>
           </w:rPr>
-          <w:t xml:space="preserve">https://github.com/openchamber/openchamber</w:t>
+          <w:t xml:space="preserve">https://openchamber.dev/</w:t>
         </w:r>
       </w:hyperlink>
       <w:r>
         <w:t xml:space="preserve">.</w:t>
       </w:r>
     </w:p>
-    <w:bookmarkEnd w:id="283"/>
-    <w:bookmarkStart w:id="285" w:name="ref-opencode_ecosystem"/>
+    <w:bookmarkEnd w:id="284"/>
+    <w:bookmarkStart w:id="286" w:name="ref-opencode_ecosystem"/>
     <w:p>
       <w:pPr>
         <w:pStyle w:val="Bibliography"/>
@@ -29316,7 +29375,7 @@
       <w:r>
         <w:t xml:space="preserve"> </w:t>
       </w:r>
-      <w:hyperlink r:id="rId284">
+      <w:hyperlink r:id="rId285">
         <w:r>
           <w:rPr>
             <w:rStyle w:val="Hyperlink"/>
@@ -29328,8 +29387,8 @@
         <w:t xml:space="preserve">.</w:t>
       </w:r>
     </w:p>
-    <w:bookmarkEnd w:id="285"/>
-    <w:bookmarkStart w:id="287" w:name="ref-opencode_go"/>
+    <w:bookmarkEnd w:id="286"/>
+    <w:bookmarkStart w:id="288" w:name="ref-opencode_go"/>
     <w:p>
       <w:pPr>
         <w:pStyle w:val="Bibliography"/>
@@ -29353,7 +29412,7 @@
       <w:r>
         <w:t xml:space="preserve"> </w:t>
       </w:r>
-      <w:hyperlink r:id="rId286">
+      <w:hyperlink r:id="rId287">
         <w:r>
           <w:rPr>
             <w:rStyle w:val="Hyperlink"/>
@@ -29365,8 +29424,8 @@
         <w:t xml:space="preserve">.</w:t>
       </w:r>
     </w:p>
-    <w:bookmarkEnd w:id="287"/>
-    <w:bookmarkStart w:id="289" w:name="ref-opencode_plugins"/>
+    <w:bookmarkEnd w:id="288"/>
+    <w:bookmarkStart w:id="290" w:name="ref-opencode_plugins"/>
     <w:p>
       <w:pPr>
         <w:pStyle w:val="Bibliography"/>
@@ -29390,7 +29449,7 @@
       <w:r>
         <w:t xml:space="preserve"> </w:t>
       </w:r>
-      <w:hyperlink r:id="rId288">
+      <w:hyperlink r:id="rId289">
         <w:r>
           <w:rPr>
             <w:rStyle w:val="Hyperlink"/>
@@ -29402,8 +29461,8 @@
         <w:t xml:space="preserve">.</w:t>
       </w:r>
     </w:p>
-    <w:bookmarkEnd w:id="289"/>
-    <w:bookmarkStart w:id="291" w:name="ref-opencode_zen"/>
+    <w:bookmarkEnd w:id="290"/>
+    <w:bookmarkStart w:id="292" w:name="ref-opencode_zen"/>
     <w:p>
       <w:pPr>
         <w:pStyle w:val="Bibliography"/>
@@ -29427,7 +29486,7 @@
       <w:r>
         <w:t xml:space="preserve"> </w:t>
       </w:r>
-      <w:hyperlink r:id="rId290">
+      <w:hyperlink r:id="rId291">
         <w:r>
           <w:rPr>
             <w:rStyle w:val="Hyperlink"/>
@@ -29439,8 +29498,8 @@
         <w:t xml:space="preserve">.</w:t>
       </w:r>
     </w:p>
-    <w:bookmarkEnd w:id="291"/>
-    <w:bookmarkStart w:id="292" w:name="ref-opencode_dcp"/>
+    <w:bookmarkEnd w:id="292"/>
+    <w:bookmarkStart w:id="293" w:name="ref-opencode_dcp"/>
     <w:p>
       <w:pPr>
         <w:pStyle w:val="Bibliography"/>
@@ -29476,8 +29535,8 @@
         <w:t xml:space="preserve">.</w:t>
       </w:r>
     </w:p>
-    <w:bookmarkEnd w:id="292"/>
-    <w:bookmarkStart w:id="293" w:name="ref-gsd_core"/>
+    <w:bookmarkEnd w:id="293"/>
+    <w:bookmarkStart w:id="294" w:name="ref-gsd_core"/>
     <w:p>
       <w:pPr>
         <w:pStyle w:val="Bibliography"/>
@@ -29516,8 +29575,8 @@
         <w:t xml:space="preserve">.</w:t>
       </w:r>
     </w:p>
-    <w:bookmarkEnd w:id="293"/>
-    <w:bookmarkStart w:id="295" w:name="X6a5f703df06c18671fb83906214e2236890a9cd"/>
+    <w:bookmarkEnd w:id="294"/>
+    <w:bookmarkStart w:id="296" w:name="X6a5f703df06c18671fb83906214e2236890a9cd"/>
     <w:p>
       <w:pPr>
         <w:pStyle w:val="Bibliography"/>
@@ -29544,7 +29603,7 @@
       <w:r>
         <w:t xml:space="preserve"> </w:t>
       </w:r>
-      <w:hyperlink r:id="rId294">
+      <w:hyperlink r:id="rId295">
         <w:r>
           <w:rPr>
             <w:rStyle w:val="Hyperlink"/>
@@ -29556,8 +29615,8 @@
         <w:t xml:space="preserve">.</w:t>
       </w:r>
     </w:p>
-    <w:bookmarkEnd w:id="295"/>
-    <w:bookmarkStart w:id="296" w:name="ref-kimaki"/>
+    <w:bookmarkEnd w:id="296"/>
+    <w:bookmarkStart w:id="297" w:name="ref-kimaki"/>
     <w:p>
       <w:pPr>
         <w:pStyle w:val="Bibliography"/>
@@ -29584,7 +29643,7 @@
       <w:r>
         <w:t xml:space="preserve"> </w:t>
       </w:r>
-      <w:hyperlink r:id="rId170">
+      <w:hyperlink r:id="rId171">
         <w:r>
           <w:rPr>
             <w:rStyle w:val="Hyperlink"/>
@@ -29596,8 +29655,8 @@
         <w:t xml:space="preserve">.</w:t>
       </w:r>
     </w:p>
-    <w:bookmarkEnd w:id="296"/>
-    <w:bookmarkStart w:id="297" w:name="ref-langchain_custom_harness"/>
+    <w:bookmarkEnd w:id="297"/>
+    <w:bookmarkStart w:id="298" w:name="ref-langchain_custom_harness"/>
     <w:p>
       <w:pPr>
         <w:pStyle w:val="Bibliography"/>
@@ -29633,8 +29692,8 @@
         <w:t xml:space="preserve">.</w:t>
       </w:r>
     </w:p>
-    <w:bookmarkEnd w:id="297"/>
-    <w:bookmarkStart w:id="298" w:name="ref-hoyeon"/>
+    <w:bookmarkEnd w:id="298"/>
+    <w:bookmarkStart w:id="299" w:name="ref-hoyeon"/>
     <w:p>
       <w:pPr>
         <w:pStyle w:val="Bibliography"/>
@@ -29673,8 +29732,8 @@
         <w:t xml:space="preserve">.</w:t>
       </w:r>
     </w:p>
-    <w:bookmarkEnd w:id="298"/>
-    <w:bookmarkStart w:id="299" w:name="ref-superpowers"/>
+    <w:bookmarkEnd w:id="299"/>
+    <w:bookmarkStart w:id="300" w:name="ref-superpowers"/>
     <w:p>
       <w:pPr>
         <w:pStyle w:val="Bibliography"/>
@@ -29710,8 +29769,8 @@
         <w:t xml:space="preserve">.</w:t>
       </w:r>
     </w:p>
-    <w:bookmarkEnd w:id="299"/>
-    <w:bookmarkStart w:id="301" w:name="ref-voltagent_agents"/>
+    <w:bookmarkEnd w:id="300"/>
+    <w:bookmarkStart w:id="302" w:name="ref-voltagent_agents"/>
     <w:p>
       <w:pPr>
         <w:pStyle w:val="Bibliography"/>
@@ -29735,7 +29794,7 @@
       <w:r>
         <w:t xml:space="preserve"> </w:t>
       </w:r>
-      <w:hyperlink r:id="rId300">
+      <w:hyperlink r:id="rId301">
         <w:r>
           <w:rPr>
             <w:rStyle w:val="Hyperlink"/>
@@ -29747,8 +29806,8 @@
         <w:t xml:space="preserve">.</w:t>
       </w:r>
     </w:p>
-    <w:bookmarkEnd w:id="301"/>
-    <w:bookmarkStart w:id="303" w:name="ref-voltagent_memory"/>
+    <w:bookmarkEnd w:id="302"/>
+    <w:bookmarkStart w:id="304" w:name="ref-voltagent_memory"/>
     <w:p>
       <w:pPr>
         <w:pStyle w:val="Bibliography"/>
@@ -29772,7 +29831,7 @@
       <w:r>
         <w:t xml:space="preserve"> </w:t>
       </w:r>
-      <w:hyperlink r:id="rId302">
+      <w:hyperlink r:id="rId303">
         <w:r>
           <w:rPr>
             <w:rStyle w:val="Hyperlink"/>
@@ -29784,8 +29843,8 @@
         <w:t xml:space="preserve">.</w:t>
       </w:r>
     </w:p>
-    <w:bookmarkEnd w:id="303"/>
-    <w:bookmarkStart w:id="305" w:name="ref-voltagent_observability"/>
+    <w:bookmarkEnd w:id="304"/>
+    <w:bookmarkStart w:id="306" w:name="ref-voltagent_observability"/>
     <w:p>
       <w:pPr>
         <w:pStyle w:val="Bibliography"/>
@@ -29809,7 +29868,7 @@
       <w:r>
         <w:t xml:space="preserve"> </w:t>
       </w:r>
-      <w:hyperlink r:id="rId304">
+      <w:hyperlink r:id="rId305">
         <w:r>
           <w:rPr>
             <w:rStyle w:val="Hyperlink"/>
@@ -29821,8 +29880,8 @@
         <w:t xml:space="preserve">.</w:t>
       </w:r>
     </w:p>
-    <w:bookmarkEnd w:id="305"/>
-    <w:bookmarkStart w:id="307" w:name="ref-voltagent_subagents"/>
+    <w:bookmarkEnd w:id="306"/>
+    <w:bookmarkStart w:id="308" w:name="ref-voltagent_subagents"/>
     <w:p>
       <w:pPr>
         <w:pStyle w:val="Bibliography"/>
@@ -29846,7 +29905,7 @@
       <w:r>
         <w:t xml:space="preserve"> </w:t>
       </w:r>
-      <w:hyperlink r:id="rId306">
+      <w:hyperlink r:id="rId307">
         <w:r>
           <w:rPr>
             <w:rStyle w:val="Hyperlink"/>
@@ -29858,8 +29917,8 @@
         <w:t xml:space="preserve">.</w:t>
       </w:r>
     </w:p>
-    <w:bookmarkEnd w:id="307"/>
-    <w:bookmarkStart w:id="309" w:name="ref-voltagent_console"/>
+    <w:bookmarkEnd w:id="308"/>
+    <w:bookmarkStart w:id="310" w:name="ref-voltagent_console"/>
     <w:p>
       <w:pPr>
         <w:pStyle w:val="Bibliography"/>
@@ -29883,7 +29942,7 @@
       <w:r>
         <w:t xml:space="preserve"> </w:t>
       </w:r>
-      <w:hyperlink r:id="rId308">
+      <w:hyperlink r:id="rId309">
         <w:r>
           <w:rPr>
             <w:rStyle w:val="Hyperlink"/>
@@ -29895,8 +29954,8 @@
         <w:t xml:space="preserve">.</w:t>
       </w:r>
     </w:p>
-    <w:bookmarkEnd w:id="309"/>
-    <w:bookmarkStart w:id="311" w:name="ref-voltagent_workflows"/>
+    <w:bookmarkEnd w:id="310"/>
+    <w:bookmarkStart w:id="312" w:name="ref-voltagent_workflows"/>
     <w:p>
       <w:pPr>
         <w:pStyle w:val="Bibliography"/>
@@ -29920,7 +29979,7 @@
       <w:r>
         <w:t xml:space="preserve"> </w:t>
       </w:r>
-      <w:hyperlink r:id="rId310">
+      <w:hyperlink r:id="rId311">
         <w:r>
           <w:rPr>
             <w:rStyle w:val="Hyperlink"/>
@@ -29932,8 +29991,8 @@
         <w:t xml:space="preserve">.</w:t>
       </w:r>
     </w:p>
-    <w:bookmarkEnd w:id="311"/>
-    <w:bookmarkStart w:id="312" w:name="ref-voltagent_repo"/>
+    <w:bookmarkEnd w:id="312"/>
+    <w:bookmarkStart w:id="313" w:name="ref-voltagent_repo"/>
     <w:p>
       <w:pPr>
         <w:pStyle w:val="Bibliography"/>
@@ -29957,7 +30016,7 @@
       <w:r>
         <w:t xml:space="preserve"> </w:t>
       </w:r>
-      <w:hyperlink r:id="rId183">
+      <w:hyperlink r:id="rId184">
         <w:r>
           <w:rPr>
             <w:rStyle w:val="Hyperlink"/>
@@ -29969,8 +30028,8 @@
         <w:t xml:space="preserve">.</w:t>
       </w:r>
     </w:p>
-    <w:bookmarkEnd w:id="312"/>
-    <w:bookmarkStart w:id="314" w:name="ref-voltagent_pricing"/>
+    <w:bookmarkEnd w:id="313"/>
+    <w:bookmarkStart w:id="315" w:name="ref-voltagent_pricing"/>
     <w:p>
       <w:pPr>
         <w:pStyle w:val="Bibliography"/>
@@ -29994,7 +30053,7 @@
       <w:r>
         <w:t xml:space="preserve"> </w:t>
       </w:r>
-      <w:hyperlink r:id="rId313">
+      <w:hyperlink r:id="rId314">
         <w:r>
           <w:rPr>
             <w:rStyle w:val="Hyperlink"/>
@@ -30006,8 +30065,8 @@
         <w:t xml:space="preserve">.</w:t>
       </w:r>
     </w:p>
-    <w:bookmarkEnd w:id="314"/>
-    <w:bookmarkStart w:id="316" w:name="ref-tengu_decoded"/>
+    <w:bookmarkEnd w:id="315"/>
+    <w:bookmarkStart w:id="317" w:name="ref-tengu_decoded"/>
     <w:p>
       <w:pPr>
         <w:pStyle w:val="Bibliography"/>
@@ -30034,7 +30093,7 @@
       <w:r>
         <w:t xml:space="preserve"> </w:t>
       </w:r>
-      <w:hyperlink r:id="rId315">
+      <w:hyperlink r:id="rId316">
         <w:r>
           <w:rPr>
             <w:rStyle w:val="Hyperlink"/>
@@ -30046,9 +30105,9 @@
         <w:t xml:space="preserve">.</w:t>
       </w:r>
     </w:p>
-    <w:bookmarkEnd w:id="316"/>
     <w:bookmarkEnd w:id="317"/>
     <w:bookmarkEnd w:id="318"/>
+    <w:bookmarkEnd w:id="319"/>
     <w:sectPr>
       <w:footnotePr>
         <w:numRestart w:val="eachSect"/>

--- a/chapters/agent-architecture.docx
+++ b/chapters/agent-architecture.docx
@@ -15,7 +15,7 @@
         <w:pStyle w:val="Date"/>
       </w:pPr>
       <w:r>
-        <w:t xml:space="preserve">Last modified: 2026-09-24 21:53:57 (PDT)</w:t>
+        <w:t xml:space="preserve">Last modified: 2026-09-24 22:03:48 (PDT)</w:t>
       </w:r>
     </w:p>
     <w:p>

--- a/chapters/agent-architecture.docx
+++ b/chapters/agent-architecture.docx
@@ -15,7 +15,7 @@
         <w:pStyle w:val="Date"/>
       </w:pPr>
       <w:r>
-        <w:t xml:space="preserve">Last modified: 2026-09-24 22:03:48 (PDT)</w:t>
+        <w:t xml:space="preserve">Last modified: 2026-09-26 19:26:49 (PDT)</w:t>
       </w:r>
     </w:p>
     <w:p>

--- a/chapters/agent-architecture.docx
+++ b/chapters/agent-architecture.docx
@@ -15,7 +15,7 @@
         <w:pStyle w:val="Date"/>
       </w:pPr>
       <w:r>
-        <w:t xml:space="preserve">Last modified: 2026-09-26 19:26:49 (PDT)</w:t>
+        <w:t xml:space="preserve">Last modified: 2026-09-27 01:26:56 (PDT)</w:t>
       </w:r>
     </w:p>
     <w:p>

--- a/chapters/agent-architecture.docx
+++ b/chapters/agent-architecture.docx
@@ -15,7 +15,7 @@
         <w:pStyle w:val="Date"/>
       </w:pPr>
       <w:r>
-        <w:t xml:space="preserve">Last modified: 2026-09-27 01:26:56 (PDT)</w:t>
+        <w:t xml:space="preserve">Last modified: 2026-09-28 17:25:58 (PDT)</w:t>
       </w:r>
     </w:p>
     <w:p>

--- a/chapters/agent-architecture.docx
+++ b/chapters/agent-architecture.docx
@@ -15,7 +15,7 @@
         <w:pStyle w:val="Date"/>
       </w:pPr>
       <w:r>
-        <w:t xml:space="preserve">Last modified: 2026-09-28 17:25:58 (PDT)</w:t>
+        <w:t xml:space="preserve">Last modified: 2026-09-28 20:17:34 (PDT)</w:t>
       </w:r>
     </w:p>
     <w:p>

--- a/chapters/agent-architecture.docx
+++ b/chapters/agent-architecture.docx
@@ -15,7 +15,7 @@
         <w:pStyle w:val="Date"/>
       </w:pPr>
       <w:r>
-        <w:t xml:space="preserve">Last modified: 2026-09-28 20:17:34 (PDT)</w:t>
+        <w:t xml:space="preserve">Last modified: 2026-09-28 22:16:49 (PDT)</w:t>
       </w:r>
     </w:p>
     <w:p>

--- a/chapters/agent-architecture.docx
+++ b/chapters/agent-architecture.docx
@@ -15,7 +15,7 @@
         <w:pStyle w:val="Date"/>
       </w:pPr>
       <w:r>
-        <w:t xml:space="preserve">Last modified: 2026-09-28 22:16:49 (PDT)</w:t>
+        <w:t xml:space="preserve">Last modified: 2026-09-28 22:56:40 (PDT)</w:t>
       </w:r>
     </w:p>
     <w:p>

--- a/chapters/agent-architecture.docx
+++ b/chapters/agent-architecture.docx
@@ -15,7 +15,7 @@
         <w:pStyle w:val="Date"/>
       </w:pPr>
       <w:r>
-        <w:t xml:space="preserve">Last modified: 2026-09-28 22:56:40 (PDT)</w:t>
+        <w:t xml:space="preserve">Last modified: 2026-09-28 23:45:28 (PDT)</w:t>
       </w:r>
     </w:p>
     <w:p>

--- a/chapters/agent-architecture.docx
+++ b/chapters/agent-architecture.docx
@@ -15,7 +15,7 @@
         <w:pStyle w:val="Date"/>
       </w:pPr>
       <w:r>
-        <w:t xml:space="preserve">Last modified: 2026-09-28 23:45:28 (PDT)</w:t>
+        <w:t xml:space="preserve">Last modified: 2026-10-03 11:30:33 (PDT)</w:t>
       </w:r>
     </w:p>
     <w:p>

--- a/chapters/agent-architecture.docx
+++ b/chapters/agent-architecture.docx
@@ -15,7 +15,7 @@
         <w:pStyle w:val="Date"/>
       </w:pPr>
       <w:r>
-        <w:t xml:space="preserve">Last modified: 2026-10-03 11:30:33 (PDT)</w:t>
+        <w:t xml:space="preserve">Last modified: 2026-10-03 15:28:00 (PDT)</w:t>
       </w:r>
     </w:p>
     <w:p>

--- a/chapters/agent-architecture.docx
+++ b/chapters/agent-architecture.docx
@@ -15,7 +15,7 @@
         <w:pStyle w:val="Date"/>
       </w:pPr>
       <w:r>
-        <w:t xml:space="preserve">Last modified: 2026-10-03 15:28:00 (PDT)</w:t>
+        <w:t xml:space="preserve">Last modified: 2026-10-05 03:10:24 (PDT)</w:t>
       </w:r>
     </w:p>
     <w:p>

--- a/chapters/agent-architecture.docx
+++ b/chapters/agent-architecture.docx
@@ -15,7 +15,7 @@
         <w:pStyle w:val="Date"/>
       </w:pPr>
       <w:r>
-        <w:t xml:space="preserve">Last modified: 2026-10-05 03:10:24 (PDT)</w:t>
+        <w:t xml:space="preserve">Last modified: 2026-10-05 16:02:17 (PDT)</w:t>
       </w:r>
     </w:p>
     <w:p>

--- a/chapters/agent-architecture.docx
+++ b/chapters/agent-architecture.docx
@@ -15,7 +15,7 @@
         <w:pStyle w:val="Date"/>
       </w:pPr>
       <w:r>
-        <w:t xml:space="preserve">Last modified: 2026-10-05 16:02:17 (PDT)</w:t>
+        <w:t xml:space="preserve">Last modified: 2026-10-06 01:42:34 (PDT)</w:t>
       </w:r>
     </w:p>
     <w:p>
@@ -726,7 +726,7 @@
     </w:p>
     <w:bookmarkEnd w:id="17"/>
     <w:bookmarkEnd w:id="18"/>
-    <w:bookmarkStart w:id="38" w:name="sec-ai-claude-code-harness"/>
+    <w:bookmarkStart w:id="43" w:name="sec-ai-claude-code-harness"/>
     <w:p>
       <w:pPr>
         <w:pStyle w:val="Heading1"/>
@@ -860,7 +860,7 @@
         <w:t xml:space="preserve"> </w:t>
       </w:r>
       <w:r>
-        <w:t xml:space="preserve">(Anthropic 2026w)</w:t>
+        <w:t xml:space="preserve">(Anthropic 2026y)</w:t>
       </w:r>
       <w:r>
         <w:t xml:space="preserve">.</w:t>
@@ -1043,7 +1043,7 @@
         <w:t xml:space="preserve"> </w:t>
       </w:r>
       <w:r>
-        <w:t xml:space="preserve">(Anthropic 2026w)</w:t>
+        <w:t xml:space="preserve">(Anthropic 2026y)</w:t>
       </w:r>
       <w:r>
         <w:t xml:space="preserve">.</w:t>
@@ -1066,7 +1066,7 @@
         <w:t xml:space="preserve"> </w:t>
       </w:r>
       <w:r>
-        <w:t xml:space="preserve">(Anthropic 2026y)</w:t>
+        <w:t xml:space="preserve">(Anthropic 2026aa)</w:t>
       </w:r>
       <w:r>
         <w:t xml:space="preserve">.</w:t>
@@ -1563,7 +1563,7 @@
         <w:t xml:space="preserve"> </w:t>
       </w:r>
       <w:r>
-        <w:t xml:space="preserve">(Anthropic 2026y)</w:t>
+        <w:t xml:space="preserve">(Anthropic 2026aa)</w:t>
       </w:r>
       <w:r>
         <w:t xml:space="preserve">.</w:t>
@@ -1627,7 +1627,7 @@
         <w:t xml:space="preserve"> </w:t>
       </w:r>
       <w:r>
-        <w:t xml:space="preserve">(Anthropic 2026u)</w:t>
+        <w:t xml:space="preserve">(Anthropic 2026w)</w:t>
       </w:r>
       <w:r>
         <w:t xml:space="preserve">:</w:t>
@@ -1813,7 +1813,7 @@
         <w:t xml:space="preserve"> </w:t>
       </w:r>
       <w:r>
-        <w:t xml:space="preserve">(Anthropic 2026x)</w:t>
+        <w:t xml:space="preserve">(Anthropic 2026z)</w:t>
       </w:r>
       <w:r>
         <w:t xml:space="preserve">.</w:t>
@@ -1896,7 +1896,7 @@
         <w:t xml:space="preserve"> </w:t>
       </w:r>
       <w:r>
-        <w:t xml:space="preserve">(Anthropic 2026s)</w:t>
+        <w:t xml:space="preserve">(Anthropic 2026u)</w:t>
       </w:r>
       <w:r>
         <w:t xml:space="preserve">:</w:t>
@@ -2512,7 +2512,7 @@
         <w:t xml:space="preserve"> </w:t>
       </w:r>
       <w:r>
-        <w:t xml:space="preserve">(Anthropic 2026n)</w:t>
+        <w:t xml:space="preserve">(Anthropic 2026o)</w:t>
       </w:r>
       <w:r>
         <w:t xml:space="preserve">.</w:t>
@@ -2807,7 +2807,7 @@
         <w:t xml:space="preserve"> </w:t>
       </w:r>
       <w:r>
-        <w:t xml:space="preserve">(Anthropic 2026n)</w:t>
+        <w:t xml:space="preserve">(Anthropic 2026o)</w:t>
       </w:r>
       <w:r>
         <w:t xml:space="preserve">.</w:t>
@@ -3128,7 +3128,7 @@
         <w:t xml:space="preserve"> </w:t>
       </w:r>
       <w:r>
-        <w:t xml:space="preserve">(Anthropic 2026q)</w:t>
+        <w:t xml:space="preserve">(Anthropic 2026s)</w:t>
       </w:r>
       <w:r>
         <w:t xml:space="preserve">;</w:t>
@@ -3354,7 +3354,7 @@
         <w:t xml:space="preserve"> </w:t>
       </w:r>
       <w:r>
-        <w:t xml:space="preserve">(Anthropic 2026s)</w:t>
+        <w:t xml:space="preserve">(Anthropic 2026u)</w:t>
       </w:r>
       <w:r>
         <w:t xml:space="preserve"> </w:t>
@@ -3688,7 +3688,7 @@
                     <w:t xml:space="preserve"> </w:t>
                   </w:r>
                   <w:r>
-                    <w:t xml:space="preserve">(Anthropic 2026s)</w:t>
+                    <w:t xml:space="preserve">(Anthropic 2026u)</w:t>
                   </w:r>
                 </w:p>
               </w:tc>
@@ -4063,7 +4063,7 @@
         <w:t xml:space="preserve"> </w:t>
       </w:r>
       <w:r>
-        <w:t xml:space="preserve">(Anthropic 2026p)</w:t>
+        <w:t xml:space="preserve">(Anthropic 2026r)</w:t>
       </w:r>
       <w:r>
         <w:t xml:space="preserve">,</w:t>
@@ -4122,7 +4122,7 @@
         <w:t xml:space="preserve"> </w:t>
       </w:r>
       <w:r>
-        <w:t xml:space="preserve">(Anthropic 2026p)</w:t>
+        <w:t xml:space="preserve">(Anthropic 2026r)</w:t>
       </w:r>
       <w:r>
         <w:t xml:space="preserve">:</w:t>
@@ -4271,6 +4271,1084 @@
         <w:t xml:space="preserve"> </w:t>
       </w:r>
       <w:r>
+        <w:t xml:space="preserve">(Anthropic 2026z)</w:t>
+      </w:r>
+      <w:r>
+        <w:t xml:space="preserve">.</w:t>
+      </w:r>
+      <w:r>
+        <w:t xml:space="preserve"> </w:t>
+      </w:r>
+      <w:r>
+        <w:t xml:space="preserve">One inferred caveat belongs here:</w:t>
+      </w:r>
+      <w:r>
+        <w:t xml:space="preserve"> </w:t>
+      </w:r>
+      <w:r>
+        <w:t xml:space="preserve">the</w:t>
+      </w:r>
+      <w:r>
+        <w:t xml:space="preserve"> </w:t>
+      </w:r>
+      <w:r>
+        <w:rPr>
+          <w:rStyle w:val="VerbatimChar"/>
+        </w:rPr>
+        <w:t xml:space="preserve">heron_brook</w:t>
+      </w:r>
+      <w:r>
+        <w:t xml:space="preserve"> </w:t>
+      </w:r>
+      <w:r>
+        <w:t xml:space="preserve">thread cites a separate report that GrowthBook flags can override</w:t>
+      </w:r>
+      <w:r>
+        <w:t xml:space="preserve"> </w:t>
+      </w:r>
+      <w:r>
+        <w:rPr>
+          <w:rStyle w:val="VerbatimChar"/>
+        </w:rPr>
+        <w:t xml:space="preserve">permissions.defaultMode</w:t>
+      </w:r>
+      <w:r>
+        <w:t xml:space="preserve"> </w:t>
+      </w:r>
+      <w:r>
+        <w:t xml:space="preserve">from the server</w:t>
+      </w:r>
+      <w:r>
+        <w:t xml:space="preserve"> </w:t>
+      </w:r>
+      <w:r>
+        <w:t xml:space="preserve">(</w:t>
+      </w:r>
+      <w:r>
+        <w:t xml:space="preserve">anthropics/claude-code contributors</w:t>
+      </w:r>
+      <w:r>
+        <w:t xml:space="preserve"> </w:t>
+      </w:r>
+      <w:r>
+        <w:t xml:space="preserve">2026b)</w:t>
+      </w:r>
+      <w:r>
+        <w:t xml:space="preserve">,</w:t>
+      </w:r>
+      <w:r>
+        <w:t xml:space="preserve"> </w:t>
+      </w:r>
+      <w:r>
+        <w:t xml:space="preserve">so even this layer may have a remotely controlled input.</w:t>
+      </w:r>
+      <w:r>
+        <w:t xml:space="preserve"> </w:t>
+      </w:r>
+      <w:r>
+        <w:t xml:space="preserve">That report is cited second-hand and was not verified for this section.</w:t>
+      </w:r>
+    </w:p>
+    <w:bookmarkEnd w:id="25"/>
+    <w:bookmarkStart w:id="30" w:name="sec-ai-auto-mode-mwc"/>
+    <w:p>
+      <w:pPr>
+        <w:pStyle w:val="Heading4"/>
+      </w:pPr>
+      <w:r>
+        <w:t xml:space="preserve">Worked example: letting auto mode merge under</w:t>
+      </w:r>
+      <w:r>
+        <w:t xml:space="preserve"> </w:t>
+      </w:r>
+      <w:r>
+        <w:rPr>
+          <w:rStyle w:val="VerbatimChar"/>
+        </w:rPr>
+        <w:t xml:space="preserve">mwc</w:t>
+      </w:r>
+    </w:p>
+    <w:p>
+      <w:pPr>
+        <w:pStyle w:val="FirstParagraph"/>
+      </w:pPr>
+      <w:r>
+        <w:t xml:space="preserve">The lab grants merge authority one session at a time,</w:t>
+      </w:r>
+      <w:r>
+        <w:t xml:space="preserve"> </w:t>
+      </w:r>
+      <w:r>
+        <w:t xml:space="preserve">with the</w:t>
+      </w:r>
+      <w:r>
+        <w:t xml:space="preserve"> </w:t>
+      </w:r>
+      <w:r>
+        <w:rPr>
+          <w:rStyle w:val="VerbatimChar"/>
+        </w:rPr>
+        <w:t xml:space="preserve">mwc</w:t>
+      </w:r>
+      <w:r>
+        <w:t xml:space="preserve"> </w:t>
+      </w:r>
+      <w:r>
+        <w:t xml:space="preserve">(</w:t>
+      </w:r>
+      <w:r>
+        <w:t xml:space="preserve">“merge when confident”</w:t>
+      </w:r>
+      <w:r>
+        <w:t xml:space="preserve">) grant from</w:t>
+      </w:r>
+      <w:r>
+        <w:t xml:space="preserve"> </w:t>
+      </w:r>
+      <w:hyperlink r:id="rId26">
+        <w:r>
+          <w:rPr>
+            <w:rStyle w:val="Hyperlink"/>
+          </w:rPr>
+          <w:t xml:space="preserve">ai-config</w:t>
+        </w:r>
+      </w:hyperlink>
+      <w:r>
+        <w:t xml:space="preserve">.</w:t>
+      </w:r>
+      <w:r>
+        <w:t xml:space="preserve"> </w:t>
+      </w:r>
+      <w:r>
+        <w:t xml:space="preserve">In auto mode,</w:t>
+      </w:r>
+      <w:r>
+        <w:t xml:space="preserve"> </w:t>
+      </w:r>
+      <w:r>
+        <w:t xml:space="preserve">the classifier reviews a</w:t>
+      </w:r>
+      <w:r>
+        <w:t xml:space="preserve"> </w:t>
+      </w:r>
+      <w:r>
+        <w:rPr>
+          <w:rStyle w:val="VerbatimChar"/>
+        </w:rPr>
+        <w:t xml:space="preserve">gh pr merge</w:t>
+      </w:r>
+      <w:r>
+        <w:t xml:space="preserve"> </w:t>
+      </w:r>
+      <w:r>
+        <w:t xml:space="preserve">like any other action.</w:t>
+      </w:r>
+      <w:r>
+        <w:t xml:space="preserve"> </w:t>
+      </w:r>
+      <w:r>
+        <w:t xml:space="preserve">On 2026-10-05 it blocked the merge of</w:t>
+      </w:r>
+      <w:r>
+        <w:t xml:space="preserve"> </w:t>
+      </w:r>
+      <w:hyperlink r:id="rId27">
+        <w:r>
+          <w:rPr>
+            <w:rStyle w:val="Hyperlink"/>
+          </w:rPr>
+          <w:t xml:space="preserve">Morrison-Lab/mds#140</w:t>
+        </w:r>
+      </w:hyperlink>
+      <w:r>
+        <w:t xml:space="preserve"> </w:t>
+      </w:r>
+      <w:r>
+        <w:t xml:space="preserve">as</w:t>
+      </w:r>
+      <w:r>
+        <w:t xml:space="preserve"> </w:t>
+      </w:r>
+      <w:r>
+        <w:t xml:space="preserve">“Merge Without Review”</w:t>
+      </w:r>
+      <w:r>
+        <w:t xml:space="preserve">,</w:t>
+      </w:r>
+      <w:r>
+        <w:t xml:space="preserve"> </w:t>
+      </w:r>
+      <w:r>
+        <w:t xml:space="preserve">although all of these held:</w:t>
+      </w:r>
+    </w:p>
+    <w:p>
+      <w:pPr>
+        <w:pStyle w:val="Compact"/>
+        <w:numPr>
+          <w:ilvl w:val="0"/>
+          <w:numId w:val="1008"/>
+        </w:numPr>
+      </w:pPr>
+      <w:r>
+        <w:t xml:space="preserve">the maintainer had typed</w:t>
+      </w:r>
+      <w:r>
+        <w:t xml:space="preserve"> </w:t>
+      </w:r>
+      <w:r>
+        <w:rPr>
+          <w:rStyle w:val="VerbatimChar"/>
+        </w:rPr>
+        <w:t xml:space="preserve">mwc</w:t>
+      </w:r>
+      <w:r>
+        <w:t xml:space="preserve"> </w:t>
+      </w:r>
+      <w:r>
+        <w:t xml:space="preserve">earlier in the session;</w:t>
+      </w:r>
+    </w:p>
+    <w:p>
+      <w:pPr>
+        <w:pStyle w:val="Compact"/>
+        <w:numPr>
+          <w:ilvl w:val="0"/>
+          <w:numId w:val="1008"/>
+        </w:numPr>
+      </w:pPr>
+      <w:r>
+        <w:t xml:space="preserve">CI was green;</w:t>
+      </w:r>
+    </w:p>
+    <w:p>
+      <w:pPr>
+        <w:pStyle w:val="Compact"/>
+        <w:numPr>
+          <w:ilvl w:val="0"/>
+          <w:numId w:val="1008"/>
+        </w:numPr>
+      </w:pPr>
+      <w:r>
+        <w:t xml:space="preserve">the lab’s fully-clean check had passed on the pull request’s head commit.</w:t>
+      </w:r>
+    </w:p>
+    <w:p>
+      <w:pPr>
+        <w:pStyle w:val="FirstParagraph"/>
+      </w:pPr>
+      <w:r>
+        <w:t xml:space="preserve">Three findings explain the block and the fix</w:t>
+      </w:r>
+      <w:r>
+        <w:t xml:space="preserve"> </w:t>
+      </w:r>
+      <w:r>
+        <w:t xml:space="preserve">(measured 2026-10-06).</w:t>
+      </w:r>
+    </w:p>
+    <w:p>
+      <w:pPr>
+        <w:pStyle w:val="BodyText"/>
+      </w:pPr>
+      <w:r>
+        <w:rPr>
+          <w:b/>
+          <w:bCs/>
+        </w:rPr>
+        <w:t xml:space="preserve">A one-word grant is not an approval the classifier can match.</w:t>
+      </w:r>
+      <w:r>
+        <w:t xml:space="preserve"> </w:t>
+      </w:r>
+      <w:r>
+        <w:t xml:space="preserve">An approval stated in conversation clears a block</w:t>
+      </w:r>
+      <w:r>
+        <w:t xml:space="preserve"> </w:t>
+      </w:r>
+      <w:r>
+        <w:t xml:space="preserve">only when it names the action and the specific thing that makes it dangerous,</w:t>
+      </w:r>
+      <w:r>
+        <w:t xml:space="preserve"> </w:t>
+      </w:r>
+      <w:r>
+        <w:t xml:space="preserve">and it covers one action unless it was granted as standing;</w:t>
+      </w:r>
+      <w:r>
+        <w:t xml:space="preserve"> </w:t>
+      </w:r>
+      <w:r>
+        <w:t xml:space="preserve">to approve a routine pattern,</w:t>
+      </w:r>
+      <w:r>
+        <w:t xml:space="preserve"> </w:t>
+      </w:r>
+      <w:r>
+        <w:t xml:space="preserve">the documented route is an</w:t>
+      </w:r>
+      <w:r>
+        <w:t xml:space="preserve"> </w:t>
+      </w:r>
+      <w:r>
+        <w:rPr>
+          <w:rStyle w:val="VerbatimChar"/>
+        </w:rPr>
+        <w:t xml:space="preserve">autoMode.allow</w:t>
+      </w:r>
+      <w:r>
+        <w:t xml:space="preserve"> </w:t>
+      </w:r>
+      <w:r>
+        <w:t xml:space="preserve">rule</w:t>
+      </w:r>
+      <w:r>
+        <w:t xml:space="preserve"> </w:t>
+      </w:r>
+      <w:r>
+        <w:t xml:space="preserve">(Anthropic 2026n)</w:t>
+      </w:r>
+      <w:r>
+        <w:t xml:space="preserve">.</w:t>
+      </w:r>
+      <w:r>
+        <w:t xml:space="preserve"> </w:t>
+      </w:r>
+      <w:r>
+        <w:t xml:space="preserve">A bare</w:t>
+      </w:r>
+      <w:r>
+        <w:t xml:space="preserve"> </w:t>
+      </w:r>
+      <w:r>
+        <w:rPr>
+          <w:rStyle w:val="VerbatimChar"/>
+        </w:rPr>
+        <w:t xml:space="preserve">mwc</w:t>
+      </w:r>
+      <w:r>
+        <w:t xml:space="preserve"> </w:t>
+      </w:r>
+      <w:r>
+        <w:t xml:space="preserve">names neither the merge nor the pull request.</w:t>
+      </w:r>
+    </w:p>
+    <w:p>
+      <w:pPr>
+        <w:pStyle w:val="BodyText"/>
+      </w:pPr>
+      <w:r>
+        <w:rPr>
+          <w:b/>
+          <w:bCs/>
+        </w:rPr>
+        <w:t xml:space="preserve">The classifier does not read</w:t>
+      </w:r>
+      <w:r>
+        <w:rPr>
+          <w:b/>
+          <w:bCs/>
+        </w:rPr>
+        <w:t xml:space="preserve"> </w:t>
+      </w:r>
+      <w:r>
+        <w:rPr>
+          <w:rStyle w:val="VerbatimChar"/>
+          <w:b/>
+          <w:bCs/>
+        </w:rPr>
+        <w:t xml:space="preserve">autoMode</w:t>
+      </w:r>
+      <w:r>
+        <w:rPr>
+          <w:b/>
+          <w:bCs/>
+        </w:rPr>
+        <w:t xml:space="preserve"> </w:t>
+      </w:r>
+      <w:r>
+        <w:rPr>
+          <w:b/>
+          <w:bCs/>
+        </w:rPr>
+        <w:t xml:space="preserve">from a repository.</w:t>
+      </w:r>
+      <w:r>
+        <w:t xml:space="preserve"> </w:t>
+      </w:r>
+      <w:r>
+        <w:t xml:space="preserve">It reads</w:t>
+      </w:r>
+      <w:r>
+        <w:t xml:space="preserve"> </w:t>
+      </w:r>
+      <w:r>
+        <w:rPr>
+          <w:rStyle w:val="VerbatimChar"/>
+        </w:rPr>
+        <w:t xml:space="preserve">autoMode</w:t>
+      </w:r>
+      <w:r>
+        <w:t xml:space="preserve"> </w:t>
+      </w:r>
+      <w:r>
+        <w:t xml:space="preserve">from user settings (</w:t>
+      </w:r>
+      <w:r>
+        <w:rPr>
+          <w:rStyle w:val="VerbatimChar"/>
+        </w:rPr>
+        <w:t xml:space="preserve">~/.claude/settings.json</w:t>
+      </w:r>
+      <w:r>
+        <w:t xml:space="preserve">),</w:t>
+      </w:r>
+      <w:r>
+        <w:t xml:space="preserve"> </w:t>
+      </w:r>
+      <w:r>
+        <w:t xml:space="preserve">managed settings,</w:t>
+      </w:r>
+      <w:r>
+        <w:t xml:space="preserve"> </w:t>
+      </w:r>
+      <w:r>
+        <w:t xml:space="preserve">and</w:t>
+      </w:r>
+      <w:r>
+        <w:t xml:space="preserve"> </w:t>
+      </w:r>
+      <w:r>
+        <w:rPr>
+          <w:rStyle w:val="VerbatimChar"/>
+        </w:rPr>
+        <w:t xml:space="preserve">--settings</w:t>
+      </w:r>
+      <w:r>
+        <w:t xml:space="preserve"> </w:t>
+      </w:r>
+      <w:r>
+        <w:t xml:space="preserve">or the Agent SDK,</w:t>
+      </w:r>
+      <w:r>
+        <w:t xml:space="preserve"> </w:t>
+      </w:r>
+      <w:r>
+        <w:t xml:space="preserve">but not from</w:t>
+      </w:r>
+      <w:r>
+        <w:t xml:space="preserve"> </w:t>
+      </w:r>
+      <w:r>
+        <w:rPr>
+          <w:rStyle w:val="VerbatimChar"/>
+        </w:rPr>
+        <w:t xml:space="preserve">.claude/settings.json</w:t>
+      </w:r>
+      <w:r>
+        <w:t xml:space="preserve"> </w:t>
+      </w:r>
+      <w:r>
+        <w:t xml:space="preserve">or</w:t>
+      </w:r>
+      <w:r>
+        <w:t xml:space="preserve"> </w:t>
+      </w:r>
+      <w:r>
+        <w:rPr>
+          <w:rStyle w:val="VerbatimChar"/>
+        </w:rPr>
+        <w:t xml:space="preserve">.claude/settings.local.json</w:t>
+      </w:r>
+      <w:r>
+        <w:t xml:space="preserve">,</w:t>
+      </w:r>
+      <w:r>
+        <w:t xml:space="preserve"> </w:t>
+      </w:r>
+      <w:r>
+        <w:t xml:space="preserve">so that a checked-in repository cannot add its own allow rules</w:t>
+      </w:r>
+      <w:r>
+        <w:t xml:space="preserve"> </w:t>
+      </w:r>
+      <w:r>
+        <w:t xml:space="preserve">(Anthropic 2026q)</w:t>
+      </w:r>
+      <w:r>
+        <w:t xml:space="preserve">.</w:t>
+      </w:r>
+      <w:r>
+        <w:t xml:space="preserve"> </w:t>
+      </w:r>
+      <w:hyperlink r:id="rId28">
+        <w:r>
+          <w:rPr>
+            <w:rStyle w:val="Hyperlink"/>
+          </w:rPr>
+          <w:t xml:space="preserve">Morrison-Lab/mds#104</w:t>
+        </w:r>
+      </w:hyperlink>
+      <w:r>
+        <w:t xml:space="preserve"> </w:t>
+      </w:r>
+      <w:r>
+        <w:t xml:space="preserve">had put an</w:t>
+      </w:r>
+      <w:r>
+        <w:t xml:space="preserve"> </w:t>
+      </w:r>
+      <w:r>
+        <w:rPr>
+          <w:rStyle w:val="VerbatimChar"/>
+        </w:rPr>
+        <w:t xml:space="preserve">mwc</w:t>
+      </w:r>
+      <w:r>
+        <w:t xml:space="preserve"> </w:t>
+      </w:r>
+      <w:r>
+        <w:t xml:space="preserve">rule in the repository’s</w:t>
+      </w:r>
+      <w:r>
+        <w:t xml:space="preserve"> </w:t>
+      </w:r>
+      <w:r>
+        <w:rPr>
+          <w:rStyle w:val="VerbatimChar"/>
+        </w:rPr>
+        <w:t xml:space="preserve">.claude/settings.json</w:t>
+      </w:r>
+      <w:r>
+        <w:t xml:space="preserve">,</w:t>
+      </w:r>
+      <w:r>
+        <w:t xml:space="preserve"> </w:t>
+      </w:r>
+      <w:r>
+        <w:t xml:space="preserve">where it never applied;</w:t>
+      </w:r>
+      <w:r>
+        <w:t xml:space="preserve"> </w:t>
+      </w:r>
+      <w:hyperlink r:id="rId29">
+        <w:r>
+          <w:rPr>
+            <w:rStyle w:val="Hyperlink"/>
+          </w:rPr>
+          <w:t xml:space="preserve">Morrison-Lab/mds#165</w:t>
+        </w:r>
+      </w:hyperlink>
+      <w:r>
+        <w:t xml:space="preserve"> </w:t>
+      </w:r>
+      <w:r>
+        <w:t xml:space="preserve">removes it.</w:t>
+      </w:r>
+      <w:r>
+        <w:t xml:space="preserve"> </w:t>
+      </w:r>
+      <w:r>
+        <w:t xml:space="preserve">The rule belongs in user settings.</w:t>
+      </w:r>
+      <w:r>
+        <w:t xml:space="preserve"> </w:t>
+      </w:r>
+      <w:r>
+        <w:t xml:space="preserve">A cloud session has no user settings file,</w:t>
+      </w:r>
+      <w:r>
+        <w:t xml:space="preserve"> </w:t>
+      </w:r>
+      <w:r>
+        <w:t xml:space="preserve">so there the rule would have to come from managed settings or</w:t>
+      </w:r>
+      <w:r>
+        <w:t xml:space="preserve"> </w:t>
+      </w:r>
+      <w:r>
+        <w:rPr>
+          <w:rStyle w:val="VerbatimChar"/>
+        </w:rPr>
+        <w:t xml:space="preserve">--settings</w:t>
+      </w:r>
+      <w:r>
+        <w:t xml:space="preserve">.</w:t>
+      </w:r>
+    </w:p>
+    <w:p>
+      <w:pPr>
+        <w:pStyle w:val="BodyText"/>
+      </w:pPr>
+      <w:r>
+        <w:rPr>
+          <w:b/>
+          <w:bCs/>
+        </w:rPr>
+        <w:t xml:space="preserve">A</w:t>
+      </w:r>
+      <w:r>
+        <w:rPr>
+          <w:b/>
+          <w:bCs/>
+        </w:rPr>
+        <w:t xml:space="preserve"> </w:t>
+      </w:r>
+      <w:r>
+        <w:rPr>
+          <w:rStyle w:val="VerbatimChar"/>
+          <w:b/>
+          <w:bCs/>
+        </w:rPr>
+        <w:t xml:space="preserve">permissions.allow</w:t>
+      </w:r>
+      <w:r>
+        <w:rPr>
+          <w:b/>
+          <w:bCs/>
+        </w:rPr>
+        <w:t xml:space="preserve"> </w:t>
+      </w:r>
+      <w:r>
+        <w:rPr>
+          <w:b/>
+          <w:bCs/>
+        </w:rPr>
+        <w:t xml:space="preserve">rule is the wrong fix.</w:t>
+      </w:r>
+      <w:r>
+        <w:t xml:space="preserve"> </w:t>
+      </w:r>
+      <w:r>
+        <w:t xml:space="preserve">A rule such as</w:t>
+      </w:r>
+      <w:r>
+        <w:t xml:space="preserve"> </w:t>
+      </w:r>
+      <w:r>
+        <w:rPr>
+          <w:rStyle w:val="VerbatimChar"/>
+        </w:rPr>
+        <w:t xml:space="preserve">Bash(gh pr merge:*)</w:t>
+      </w:r>
+      <w:r>
+        <w:t xml:space="preserve"> </w:t>
+      </w:r>
+      <w:r>
+        <w:t xml:space="preserve">approves every merge before the classifier sees it,</w:t>
+      </w:r>
+      <w:r>
+        <w:t xml:space="preserve"> </w:t>
+      </w:r>
+      <w:r>
+        <w:t xml:space="preserve">and auto mode keeps narrow rules like it in effect;</w:t>
+      </w:r>
+      <w:r>
+        <w:t xml:space="preserve"> </w:t>
+      </w:r>
+      <w:r>
+        <w:t xml:space="preserve">it drops only broad rules that grant arbitrary code execution</w:t>
+      </w:r>
+      <w:r>
+        <w:t xml:space="preserve"> </w:t>
+      </w:r>
+      <w:r>
+        <w:t xml:space="preserve">(Anthropic 2026n)</w:t>
+      </w:r>
+      <w:r>
+        <w:t xml:space="preserve">.</w:t>
+      </w:r>
+      <w:r>
+        <w:t xml:space="preserve"> </w:t>
+      </w:r>
+      <w:r>
+        <w:t xml:space="preserve">That would leave only the ai-config merge hooks between an</w:t>
+      </w:r>
+      <w:r>
+        <w:t xml:space="preserve"> </w:t>
+      </w:r>
+      <w:r>
+        <w:rPr>
+          <w:rStyle w:val="VerbatimChar"/>
+        </w:rPr>
+        <w:t xml:space="preserve">mwc</w:t>
+      </w:r>
+      <w:r>
+        <w:t xml:space="preserve"> </w:t>
+      </w:r>
+      <w:r>
+        <w:t xml:space="preserve">grant and a merge,</w:t>
+      </w:r>
+      <w:r>
+        <w:t xml:space="preserve"> </w:t>
+      </w:r>
+      <w:r>
+        <w:t xml:space="preserve">and in Claude Code neither of them checks the pull request:</w:t>
+      </w:r>
+    </w:p>
+    <w:p>
+      <w:pPr>
+        <w:pStyle w:val="Compact"/>
+        <w:numPr>
+          <w:ilvl w:val="0"/>
+          <w:numId w:val="1009"/>
+        </w:numPr>
+      </w:pPr>
+      <w:r>
+        <w:rPr>
+          <w:rStyle w:val="VerbatimChar"/>
+        </w:rPr>
+        <w:t xml:space="preserve">no-unauthorized-merge.py</w:t>
+      </w:r>
+      <w:r>
+        <w:t xml:space="preserve"> </w:t>
+      </w:r>
+      <w:r>
+        <w:t xml:space="preserve">checks only that the session holds an</w:t>
+      </w:r>
+      <w:r>
+        <w:t xml:space="preserve"> </w:t>
+      </w:r>
+      <w:r>
+        <w:rPr>
+          <w:rStyle w:val="VerbatimChar"/>
+        </w:rPr>
+        <w:t xml:space="preserve">mwc</w:t>
+      </w:r>
+      <w:r>
+        <w:t xml:space="preserve"> </w:t>
+      </w:r>
+      <w:r>
+        <w:t xml:space="preserve">grant;</w:t>
+      </w:r>
+    </w:p>
+    <w:p>
+      <w:pPr>
+        <w:pStyle w:val="Compact"/>
+        <w:numPr>
+          <w:ilvl w:val="0"/>
+          <w:numId w:val="1009"/>
+        </w:numPr>
+      </w:pPr>
+      <w:r>
+        <w:rPr>
+          <w:rStyle w:val="VerbatimChar"/>
+        </w:rPr>
+        <w:t xml:space="preserve">enforce-mwc-review-gate.py</w:t>
+      </w:r>
+      <w:r>
+        <w:t xml:space="preserve">, the hook that does check for a clean review on the head commit,</w:t>
+      </w:r>
+      <w:r>
+        <w:t xml:space="preserve"> </w:t>
+      </w:r>
+      <w:r>
+        <w:t xml:space="preserve">is wired up only for Antigravity, so it never runs in Claude Code.</w:t>
+      </w:r>
+    </w:p>
+    <w:p>
+      <w:pPr>
+        <w:pStyle w:val="FirstParagraph"/>
+      </w:pPr>
+      <w:r>
+        <w:t xml:space="preserve">The classifier reads the conversation,</w:t>
+      </w:r>
+      <w:r>
+        <w:t xml:space="preserve"> </w:t>
+      </w:r>
+      <w:r>
+        <w:t xml:space="preserve">so it can still refuse a merge over a failing check or an open review finding.</w:t>
+      </w:r>
+      <w:r>
+        <w:t xml:space="preserve"> </w:t>
+      </w:r>
+      <w:r>
+        <w:t xml:space="preserve">Keeping it in the path costs an occasional manual approval,</w:t>
+      </w:r>
+      <w:r>
+        <w:t xml:space="preserve"> </w:t>
+      </w:r>
+      <w:r>
+        <w:t xml:space="preserve">which is cheaper than an unreviewed merge.</w:t>
+      </w:r>
+    </w:p>
+    <w:p>
+      <w:pPr>
+        <w:pStyle w:val="BodyText"/>
+      </w:pPr>
+      <w:r>
+        <w:t xml:space="preserve">The rule now in the maintainer’s</w:t>
+      </w:r>
+      <w:r>
+        <w:t xml:space="preserve"> </w:t>
+      </w:r>
+      <w:r>
+        <w:rPr>
+          <w:rStyle w:val="VerbatimChar"/>
+        </w:rPr>
+        <w:t xml:space="preserve">~/.claude/settings.json</w:t>
+      </w:r>
+      <w:r>
+        <w:t xml:space="preserve"> </w:t>
+      </w:r>
+      <w:r>
+        <w:t xml:space="preserve">names the grant’s forms and the evidence to look for,</w:t>
+      </w:r>
+      <w:r>
+        <w:t xml:space="preserve"> </w:t>
+      </w:r>
+      <w:r>
+        <w:t xml:space="preserve">after the built-in rules (</w:t>
+      </w:r>
+      <w:r>
+        <w:rPr>
+          <w:rStyle w:val="VerbatimChar"/>
+        </w:rPr>
+        <w:t xml:space="preserve">$defaults</w:t>
+      </w:r>
+      <w:r>
+        <w:t xml:space="preserve">):</w:t>
+      </w:r>
+    </w:p>
+    <w:p>
+      <w:pPr>
+        <w:pStyle w:val="SourceCode"/>
+      </w:pPr>
+      <w:r>
+        <w:rPr>
+          <w:rStyle w:val="StringTok"/>
+        </w:rPr>
+        <w:t xml:space="preserve">"autoMode"</w:t>
+      </w:r>
+      <w:r>
+        <w:rPr>
+          <w:rStyle w:val="ErrorTok"/>
+        </w:rPr>
+        <w:t xml:space="preserve">:</w:t>
+      </w:r>
+      <w:r>
+        <w:rPr>
+          <w:rStyle w:val="NormalTok"/>
+        </w:rPr>
+        <w:t xml:space="preserve"> </w:t>
+      </w:r>
+      <w:r>
+        <w:rPr>
+          <w:rStyle w:val="FunctionTok"/>
+        </w:rPr>
+        <w:t xml:space="preserve">{</w:t>
+      </w:r>
+      <w:r>
+        <w:br/>
+      </w:r>
+      <w:r>
+        <w:rPr>
+          <w:rStyle w:val="NormalTok"/>
+        </w:rPr>
+        <w:t xml:space="preserve">  </w:t>
+      </w:r>
+      <w:r>
+        <w:rPr>
+          <w:rStyle w:val="DataTypeTok"/>
+        </w:rPr>
+        <w:t xml:space="preserve">"allow"</w:t>
+      </w:r>
+      <w:r>
+        <w:rPr>
+          <w:rStyle w:val="FunctionTok"/>
+        </w:rPr>
+        <w:t xml:space="preserve">:</w:t>
+      </w:r>
+      <w:r>
+        <w:rPr>
+          <w:rStyle w:val="NormalTok"/>
+        </w:rPr>
+        <w:t xml:space="preserve"> </w:t>
+      </w:r>
+      <w:r>
+        <w:rPr>
+          <w:rStyle w:val="OtherTok"/>
+        </w:rPr>
+        <w:t xml:space="preserve">[</w:t>
+      </w:r>
+      <w:r>
+        <w:br/>
+      </w:r>
+      <w:r>
+        <w:rPr>
+          <w:rStyle w:val="NormalTok"/>
+        </w:rPr>
+        <w:t xml:space="preserve">    </w:t>
+      </w:r>
+      <w:r>
+        <w:rPr>
+          <w:rStyle w:val="StringTok"/>
+        </w:rPr>
+        <w:t xml:space="preserve">"$defaults"</w:t>
+      </w:r>
+      <w:r>
+        <w:rPr>
+          <w:rStyle w:val="OtherTok"/>
+        </w:rPr>
+        <w:t xml:space="preserve">,</w:t>
+      </w:r>
+      <w:r>
+        <w:br/>
+      </w:r>
+      <w:r>
+        <w:rPr>
+          <w:rStyle w:val="NormalTok"/>
+        </w:rPr>
+        <w:t xml:space="preserve">    </w:t>
+      </w:r>
+      <w:r>
+        <w:rPr>
+          <w:rStyle w:val="StringTok"/>
+        </w:rPr>
+        <w:t xml:space="preserve">"Merging a pull request in a Morrison-Lab repository with `gh pr merge`, when all of these hold: (1) earlier in this session the user granted merge-when-confident, which they may do with the bare word `mwc`, `/mwc`, `maw`, </w:t>
+      </w:r>
+      <w:r>
+        <w:rPr>
+          <w:rStyle w:val="CharTok"/>
+        </w:rPr>
+        <w:t xml:space="preserve">\"</w:t>
+      </w:r>
+      <w:r>
+        <w:rPr>
+          <w:rStyle w:val="StringTok"/>
+        </w:rPr>
+        <w:t xml:space="preserve">merge when confident</w:t>
+      </w:r>
+      <w:r>
+        <w:rPr>
+          <w:rStyle w:val="CharTok"/>
+        </w:rPr>
+        <w:t xml:space="preserve">\"</w:t>
+      </w:r>
+      <w:r>
+        <w:rPr>
+          <w:rStyle w:val="StringTok"/>
+        </w:rPr>
+        <w:t xml:space="preserve"> or </w:t>
+      </w:r>
+      <w:r>
+        <w:rPr>
+          <w:rStyle w:val="CharTok"/>
+        </w:rPr>
+        <w:t xml:space="preserve">\"</w:t>
+      </w:r>
+      <w:r>
+        <w:rPr>
+          <w:rStyle w:val="StringTok"/>
+        </w:rPr>
+        <w:t xml:space="preserve">merge at will</w:t>
+      </w:r>
+      <w:r>
+        <w:rPr>
+          <w:rStyle w:val="CharTok"/>
+        </w:rPr>
+        <w:t xml:space="preserve">\"</w:t>
+      </w:r>
+      <w:r>
+        <w:rPr>
+          <w:rStyle w:val="StringTok"/>
+        </w:rPr>
+        <w:t xml:space="preserve">; (2) in this session, `check-pr-fully-clean.py` reported that PR FULLY CLEAN on its current head commit, meaning CI green, the automated review verdict clean and no unresolved review threads; (3) the merge command pins that same head SHA with `--match-head-commit`. Block it if any of these is missing, or if anything after the clean check (a new push, a new review finding) suggests the PR may no longer be clean."</w:t>
+      </w:r>
+      <w:r>
+        <w:br/>
+      </w:r>
+      <w:r>
+        <w:rPr>
+          <w:rStyle w:val="NormalTok"/>
+        </w:rPr>
+        <w:t xml:space="preserve">  </w:t>
+      </w:r>
+      <w:r>
+        <w:rPr>
+          <w:rStyle w:val="OtherTok"/>
+        </w:rPr>
+        <w:t xml:space="preserve">]</w:t>
+      </w:r>
+      <w:r>
+        <w:br/>
+      </w:r>
+      <w:r>
+        <w:rPr>
+          <w:rStyle w:val="FunctionTok"/>
+        </w:rPr>
+        <w:t xml:space="preserve">}</w:t>
+      </w:r>
+    </w:p>
+    <w:p>
+      <w:pPr>
+        <w:pStyle w:val="FirstParagraph"/>
+      </w:pPr>
+      <w:r>
+        <w:t xml:space="preserve">The rule is a prose description the classifier weighs,</w:t>
+      </w:r>
+      <w:r>
+        <w:t xml:space="preserve"> </w:t>
+      </w:r>
+      <w:r>
+        <w:t xml:space="preserve">not a hard gate,</w:t>
+      </w:r>
+      <w:r>
+        <w:t xml:space="preserve"> </w:t>
+      </w:r>
+      <w:r>
+        <w:t xml:space="preserve">and it had not yet been tested on a merge when this section was written.</w:t>
+      </w:r>
+      <w:r>
+        <w:t xml:space="preserve"> </w:t>
+      </w:r>
+      <w:r>
+        <w:t xml:space="preserve">If the classifier still blocks a merge,</w:t>
+      </w:r>
+      <w:r>
+        <w:t xml:space="preserve"> </w:t>
+      </w:r>
+      <w:r>
+        <w:t xml:space="preserve">leave auto mode and answer the permission prompt</w:t>
+      </w:r>
+      <w:r>
+        <w:t xml:space="preserve"> </w:t>
+      </w:r>
+      <w:r>
+        <w:t xml:space="preserve">(Anthropic 2026n)</w:t>
+      </w:r>
+      <w:r>
+        <w:t xml:space="preserve">.</w:t>
+      </w:r>
+    </w:p>
+    <w:bookmarkEnd w:id="30"/>
+    <w:bookmarkStart w:id="32" w:name="hooks-documented"/>
+    <w:p>
+      <w:pPr>
+        <w:pStyle w:val="Heading4"/>
+      </w:pPr>
+      <w:r>
+        <w:t xml:space="preserve">Hooks (documented)</w:t>
+      </w:r>
+    </w:p>
+    <w:p>
+      <w:pPr>
+        <w:pStyle w:val="FirstParagraph"/>
+      </w:pPr>
+      <w:r>
+        <w:t xml:space="preserve">Hooks are the harness’s event system:</w:t>
+      </w:r>
+      <w:r>
+        <w:t xml:space="preserve"> </w:t>
+      </w:r>
+      <w:r>
+        <w:t xml:space="preserve">shell commands, HTTP endpoints, MCP tool calls, single-turn prompts, or spawned subagents that run at fixed lifecycle points</w:t>
+      </w:r>
+      <w:r>
+        <w:t xml:space="preserve"> </w:t>
+      </w:r>
+      <w:r>
         <w:t xml:space="preserve">(Anthropic 2026x)</w:t>
       </w:r>
       <w:r>
@@ -4280,58 +5358,19 @@
         <w:t xml:space="preserve"> </w:t>
       </w:r>
       <w:r>
-        <w:t xml:space="preserve">One inferred caveat belongs here:</w:t>
-      </w:r>
-      <w:r>
-        <w:t xml:space="preserve"> </w:t>
-      </w:r>
-      <w:r>
-        <w:t xml:space="preserve">the</w:t>
-      </w:r>
-      <w:r>
-        <w:t xml:space="preserve"> </w:t>
-      </w:r>
-      <w:r>
-        <w:rPr>
-          <w:rStyle w:val="VerbatimChar"/>
-        </w:rPr>
-        <w:t xml:space="preserve">heron_brook</w:t>
-      </w:r>
-      <w:r>
-        <w:t xml:space="preserve"> </w:t>
-      </w:r>
-      <w:r>
-        <w:t xml:space="preserve">thread cites a separate report that GrowthBook flags can override</w:t>
-      </w:r>
-      <w:r>
-        <w:t xml:space="preserve"> </w:t>
-      </w:r>
-      <w:r>
-        <w:rPr>
-          <w:rStyle w:val="VerbatimChar"/>
-        </w:rPr>
-        <w:t xml:space="preserve">permissions.defaultMode</w:t>
-      </w:r>
-      <w:r>
-        <w:t xml:space="preserve"> </w:t>
-      </w:r>
-      <w:r>
-        <w:t xml:space="preserve">from the server</w:t>
-      </w:r>
-      <w:r>
-        <w:t xml:space="preserve"> </w:t>
-      </w:r>
-      <w:r>
-        <w:t xml:space="preserve">(</w:t>
-      </w:r>
-      <w:r>
-        <w:t xml:space="preserve">anthropics/claude-code contributors</w:t>
-      </w:r>
-      <w:r>
-        <w:t xml:space="preserve"> </w:t>
-      </w:r>
-      <w:r>
-        <w:t xml:space="preserve">2026b)</w:t>
+        <w:t xml:space="preserve">The reference lists more than thirty events,</w:t>
+      </w:r>
+      <w:r>
+        <w:t xml:space="preserve"> </w:t>
+      </w:r>
+      <w:r>
+        <w:t xml:space="preserve">grouped as session (</w:t>
+      </w:r>
+      <w:r>
+        <w:rPr>
+          <w:rStyle w:val="VerbatimChar"/>
+        </w:rPr>
+        <w:t xml:space="preserve">SessionStart</w:t>
       </w:r>
       <w:r>
         <w:t xml:space="preserve">,</w:t>
@@ -4340,64 +5379,25 @@
         <w:t xml:space="preserve"> </w:t>
       </w:r>
       <w:r>
-        <w:t xml:space="preserve">so even this layer may have a remotely controlled input.</w:t>
-      </w:r>
-      <w:r>
-        <w:t xml:space="preserve"> </w:t>
-      </w:r>
-      <w:r>
-        <w:t xml:space="preserve">That report is cited second-hand and was not verified for this section.</w:t>
-      </w:r>
-    </w:p>
-    <w:bookmarkEnd w:id="25"/>
-    <w:bookmarkStart w:id="27" w:name="hooks-documented"/>
-    <w:p>
-      <w:pPr>
-        <w:pStyle w:val="Heading4"/>
-      </w:pPr>
-      <w:r>
-        <w:t xml:space="preserve">Hooks (documented)</w:t>
-      </w:r>
-    </w:p>
-    <w:p>
-      <w:pPr>
-        <w:pStyle w:val="FirstParagraph"/>
-      </w:pPr>
-      <w:r>
-        <w:t xml:space="preserve">Hooks are the harness’s event system:</w:t>
-      </w:r>
-      <w:r>
-        <w:t xml:space="preserve"> </w:t>
-      </w:r>
-      <w:r>
-        <w:t xml:space="preserve">shell commands, HTTP endpoints, MCP tool calls, single-turn prompts, or spawned subagents that run at fixed lifecycle points</w:t>
-      </w:r>
-      <w:r>
-        <w:t xml:space="preserve"> </w:t>
-      </w:r>
-      <w:r>
-        <w:t xml:space="preserve">(Anthropic 2026v)</w:t>
-      </w:r>
-      <w:r>
-        <w:t xml:space="preserve">.</w:t>
-      </w:r>
-      <w:r>
-        <w:t xml:space="preserve"> </w:t>
-      </w:r>
-      <w:r>
-        <w:t xml:space="preserve">The reference lists more than thirty events,</w:t>
-      </w:r>
-      <w:r>
-        <w:t xml:space="preserve"> </w:t>
-      </w:r>
-      <w:r>
-        <w:t xml:space="preserve">grouped as session (</w:t>
-      </w:r>
-      <w:r>
-        <w:rPr>
-          <w:rStyle w:val="VerbatimChar"/>
-        </w:rPr>
-        <w:t xml:space="preserve">SessionStart</w:t>
+        <w:rPr>
+          <w:rStyle w:val="VerbatimChar"/>
+        </w:rPr>
+        <w:t xml:space="preserve">SessionEnd</w:t>
+      </w:r>
+      <w:r>
+        <w:t xml:space="preserve">),</w:t>
+      </w:r>
+      <w:r>
+        <w:t xml:space="preserve"> </w:t>
+      </w:r>
+      <w:r>
+        <w:t xml:space="preserve">per-turn (</w:t>
+      </w:r>
+      <w:r>
+        <w:rPr>
+          <w:rStyle w:val="VerbatimChar"/>
+        </w:rPr>
+        <w:t xml:space="preserve">UserPromptSubmit</w:t>
       </w:r>
       <w:r>
         <w:t xml:space="preserve">,</w:t>
@@ -4409,7 +5409,7 @@
         <w:rPr>
           <w:rStyle w:val="VerbatimChar"/>
         </w:rPr>
-        <w:t xml:space="preserve">SessionEnd</w:t>
+        <w:t xml:space="preserve">Stop</w:t>
       </w:r>
       <w:r>
         <w:t xml:space="preserve">),</w:t>
@@ -4418,13 +5418,13 @@
         <w:t xml:space="preserve"> </w:t>
       </w:r>
       <w:r>
-        <w:t xml:space="preserve">per-turn (</w:t>
-      </w:r>
-      <w:r>
-        <w:rPr>
-          <w:rStyle w:val="VerbatimChar"/>
-        </w:rPr>
-        <w:t xml:space="preserve">UserPromptSubmit</w:t>
+        <w:t xml:space="preserve">tool execution (</w:t>
+      </w:r>
+      <w:r>
+        <w:rPr>
+          <w:rStyle w:val="VerbatimChar"/>
+        </w:rPr>
+        <w:t xml:space="preserve">PreToolUse</w:t>
       </w:r>
       <w:r>
         <w:t xml:space="preserve">,</w:t>
@@ -4436,7 +5436,19 @@
         <w:rPr>
           <w:rStyle w:val="VerbatimChar"/>
         </w:rPr>
-        <w:t xml:space="preserve">Stop</w:t>
+        <w:t xml:space="preserve">PostToolUse</w:t>
+      </w:r>
+      <w:r>
+        <w:t xml:space="preserve">,</w:t>
+      </w:r>
+      <w:r>
+        <w:t xml:space="preserve"> </w:t>
+      </w:r>
+      <w:r>
+        <w:rPr>
+          <w:rStyle w:val="VerbatimChar"/>
+        </w:rPr>
+        <w:t xml:space="preserve">PermissionRequest</w:t>
       </w:r>
       <w:r>
         <w:t xml:space="preserve">),</w:t>
@@ -4445,7 +5457,82 @@
         <w:t xml:space="preserve"> </w:t>
       </w:r>
       <w:r>
-        <w:t xml:space="preserve">tool execution (</w:t>
+        <w:t xml:space="preserve">agent (</w:t>
+      </w:r>
+      <w:r>
+        <w:rPr>
+          <w:rStyle w:val="VerbatimChar"/>
+        </w:rPr>
+        <w:t xml:space="preserve">SubagentStart</w:t>
+      </w:r>
+      <w:r>
+        <w:t xml:space="preserve">,</w:t>
+      </w:r>
+      <w:r>
+        <w:t xml:space="preserve"> </w:t>
+      </w:r>
+      <w:r>
+        <w:rPr>
+          <w:rStyle w:val="VerbatimChar"/>
+        </w:rPr>
+        <w:t xml:space="preserve">SubagentStop</w:t>
+      </w:r>
+      <w:r>
+        <w:t xml:space="preserve">),</w:t>
+      </w:r>
+      <w:r>
+        <w:t xml:space="preserve"> </w:t>
+      </w:r>
+      <w:r>
+        <w:t xml:space="preserve">context (</w:t>
+      </w:r>
+      <w:r>
+        <w:rPr>
+          <w:rStyle w:val="VerbatimChar"/>
+        </w:rPr>
+        <w:t xml:space="preserve">InstructionsLoaded</w:t>
+      </w:r>
+      <w:r>
+        <w:t xml:space="preserve">,</w:t>
+      </w:r>
+      <w:r>
+        <w:t xml:space="preserve"> </w:t>
+      </w:r>
+      <w:r>
+        <w:rPr>
+          <w:rStyle w:val="VerbatimChar"/>
+        </w:rPr>
+        <w:t xml:space="preserve">PreCompact</w:t>
+      </w:r>
+      <w:r>
+        <w:t xml:space="preserve">,</w:t>
+      </w:r>
+      <w:r>
+        <w:t xml:space="preserve"> </w:t>
+      </w:r>
+      <w:r>
+        <w:rPr>
+          <w:rStyle w:val="VerbatimChar"/>
+        </w:rPr>
+        <w:t xml:space="preserve">PostCompact</w:t>
+      </w:r>
+      <w:r>
+        <w:t xml:space="preserve">),</w:t>
+      </w:r>
+      <w:r>
+        <w:t xml:space="preserve"> </w:t>
+      </w:r>
+      <w:r>
+        <w:t xml:space="preserve">and several more.</w:t>
+      </w:r>
+      <w:r>
+        <w:t xml:space="preserve"> </w:t>
+      </w:r>
+      <w:r>
+        <w:t xml:space="preserve">A</w:t>
+      </w:r>
+      <w:r>
+        <w:t xml:space="preserve"> </w:t>
       </w:r>
       <w:r>
         <w:rPr>
@@ -4454,120 +5541,6 @@
         <w:t xml:space="preserve">PreToolUse</w:t>
       </w:r>
       <w:r>
-        <w:t xml:space="preserve">,</w:t>
-      </w:r>
-      <w:r>
-        <w:t xml:space="preserve"> </w:t>
-      </w:r>
-      <w:r>
-        <w:rPr>
-          <w:rStyle w:val="VerbatimChar"/>
-        </w:rPr>
-        <w:t xml:space="preserve">PostToolUse</w:t>
-      </w:r>
-      <w:r>
-        <w:t xml:space="preserve">,</w:t>
-      </w:r>
-      <w:r>
-        <w:t xml:space="preserve"> </w:t>
-      </w:r>
-      <w:r>
-        <w:rPr>
-          <w:rStyle w:val="VerbatimChar"/>
-        </w:rPr>
-        <w:t xml:space="preserve">PermissionRequest</w:t>
-      </w:r>
-      <w:r>
-        <w:t xml:space="preserve">),</w:t>
-      </w:r>
-      <w:r>
-        <w:t xml:space="preserve"> </w:t>
-      </w:r>
-      <w:r>
-        <w:t xml:space="preserve">agent (</w:t>
-      </w:r>
-      <w:r>
-        <w:rPr>
-          <w:rStyle w:val="VerbatimChar"/>
-        </w:rPr>
-        <w:t xml:space="preserve">SubagentStart</w:t>
-      </w:r>
-      <w:r>
-        <w:t xml:space="preserve">,</w:t>
-      </w:r>
-      <w:r>
-        <w:t xml:space="preserve"> </w:t>
-      </w:r>
-      <w:r>
-        <w:rPr>
-          <w:rStyle w:val="VerbatimChar"/>
-        </w:rPr>
-        <w:t xml:space="preserve">SubagentStop</w:t>
-      </w:r>
-      <w:r>
-        <w:t xml:space="preserve">),</w:t>
-      </w:r>
-      <w:r>
-        <w:t xml:space="preserve"> </w:t>
-      </w:r>
-      <w:r>
-        <w:t xml:space="preserve">context (</w:t>
-      </w:r>
-      <w:r>
-        <w:rPr>
-          <w:rStyle w:val="VerbatimChar"/>
-        </w:rPr>
-        <w:t xml:space="preserve">InstructionsLoaded</w:t>
-      </w:r>
-      <w:r>
-        <w:t xml:space="preserve">,</w:t>
-      </w:r>
-      <w:r>
-        <w:t xml:space="preserve"> </w:t>
-      </w:r>
-      <w:r>
-        <w:rPr>
-          <w:rStyle w:val="VerbatimChar"/>
-        </w:rPr>
-        <w:t xml:space="preserve">PreCompact</w:t>
-      </w:r>
-      <w:r>
-        <w:t xml:space="preserve">,</w:t>
-      </w:r>
-      <w:r>
-        <w:t xml:space="preserve"> </w:t>
-      </w:r>
-      <w:r>
-        <w:rPr>
-          <w:rStyle w:val="VerbatimChar"/>
-        </w:rPr>
-        <w:t xml:space="preserve">PostCompact</w:t>
-      </w:r>
-      <w:r>
-        <w:t xml:space="preserve">),</w:t>
-      </w:r>
-      <w:r>
-        <w:t xml:space="preserve"> </w:t>
-      </w:r>
-      <w:r>
-        <w:t xml:space="preserve">and several more.</w:t>
-      </w:r>
-      <w:r>
-        <w:t xml:space="preserve"> </w:t>
-      </w:r>
-      <w:r>
-        <w:t xml:space="preserve">A</w:t>
-      </w:r>
-      <w:r>
-        <w:t xml:space="preserve"> </w:t>
-      </w:r>
-      <w:r>
-        <w:rPr>
-          <w:rStyle w:val="VerbatimChar"/>
-        </w:rPr>
-        <w:t xml:space="preserve">PreToolUse</w:t>
-      </w:r>
-      <w:r>
         <w:t xml:space="preserve"> </w:t>
       </w:r>
       <w:r>
@@ -4588,7 +5561,7 @@
       <w:r>
         <w:t xml:space="preserve"> </w:t>
       </w:r>
-      <w:hyperlink r:id="rId26">
+      <w:hyperlink r:id="rId31">
         <w:r>
           <w:rPr>
             <w:rStyle w:val="Hyperlink"/>
@@ -4642,14 +5615,14 @@
         <w:t xml:space="preserve"> </w:t>
       </w:r>
       <w:r>
-        <w:t xml:space="preserve">(Anthropic 2026x)</w:t>
+        <w:t xml:space="preserve">(Anthropic 2026z)</w:t>
       </w:r>
       <w:r>
         <w:t xml:space="preserve">.</w:t>
       </w:r>
     </w:p>
-    <w:bookmarkEnd w:id="27"/>
-    <w:bookmarkStart w:id="28" w:name="subagents-documented"/>
+    <w:bookmarkEnd w:id="32"/>
+    <w:bookmarkStart w:id="33" w:name="subagents-documented"/>
     <w:p>
       <w:pPr>
         <w:pStyle w:val="Heading4"/>
@@ -4690,7 +5663,7 @@
         <w:t xml:space="preserve"> </w:t>
       </w:r>
       <w:r>
-        <w:t xml:space="preserve">(Anthropic 2026q)</w:t>
+        <w:t xml:space="preserve">(Anthropic 2026s)</w:t>
       </w:r>
       <w:r>
         <w:t xml:space="preserve">.</w:t>
@@ -4851,7 +5824,7 @@
         <w:t xml:space="preserve"> </w:t>
       </w:r>
       <w:r>
-        <w:t xml:space="preserve">(Anthropic 2026q)</w:t>
+        <w:t xml:space="preserve">(Anthropic 2026s)</w:t>
       </w:r>
       <w:r>
         <w:t xml:space="preserve">.</w:t>
@@ -4911,8 +5884,8 @@
         <w:t xml:space="preserve">is the undocumented, server-controlled one.</w:t>
       </w:r>
     </w:p>
-    <w:bookmarkEnd w:id="28"/>
-    <w:bookmarkStart w:id="31" w:name="skills-and-plugins-documented"/>
+    <w:bookmarkEnd w:id="33"/>
+    <w:bookmarkStart w:id="36" w:name="skills-and-plugins-documented"/>
     <w:p>
       <w:pPr>
         <w:pStyle w:val="Heading4"/>
@@ -4968,7 +5941,7 @@
         <w:t xml:space="preserve"> </w:t>
       </w:r>
       <w:r>
-        <w:t xml:space="preserve">(Anthropic 2026y)</w:t>
+        <w:t xml:space="preserve">(Anthropic 2026aa)</w:t>
       </w:r>
       <w:r>
         <w:t xml:space="preserve">.</w:t>
@@ -5026,7 +5999,7 @@
         <w:t xml:space="preserve"> </w:t>
       </w:r>
       <w:r>
-        <w:t xml:space="preserve">(Anthropic 2026u)</w:t>
+        <w:t xml:space="preserve">(Anthropic 2026w)</w:t>
       </w:r>
       <w:r>
         <w:t xml:space="preserve">.</w:t>
@@ -5109,7 +6082,7 @@
         <w:t xml:space="preserve"> </w:t>
       </w:r>
       <w:r>
-        <w:t xml:space="preserve">(Anthropic 2026r)</w:t>
+        <w:t xml:space="preserve">(Anthropic 2026t)</w:t>
       </w:r>
       <w:r>
         <w:t xml:space="preserve">.</w:t>
@@ -5117,7 +6090,7 @@
       <w:r>
         <w:t xml:space="preserve"> </w:t>
       </w:r>
-      <w:hyperlink r:id="rId29">
+      <w:hyperlink r:id="rId34">
         <w:r>
           <w:rPr>
             <w:rStyle w:val="Hyperlink"/>
@@ -5140,7 +6113,7 @@
       <w:r>
         <w:t xml:space="preserve"> </w:t>
       </w:r>
-      <w:hyperlink r:id="rId30">
+      <w:hyperlink r:id="rId35">
         <w:r>
           <w:rPr>
             <w:rStyle w:val="Hyperlink"/>
@@ -5155,8 +6128,8 @@
         <w:t xml:space="preserve">describes how the lab’s own plugin reaches a machine.</w:t>
       </w:r>
     </w:p>
-    <w:bookmarkEnd w:id="31"/>
-    <w:bookmarkStart w:id="33" w:name="mcp-servers-documented"/>
+    <w:bookmarkEnd w:id="36"/>
+    <w:bookmarkStart w:id="38" w:name="mcp-servers-documented"/>
     <w:p>
       <w:pPr>
         <w:pStyle w:val="Heading4"/>
@@ -5231,7 +6204,7 @@
         <w:t xml:space="preserve"> </w:t>
       </w:r>
       <w:r>
-        <w:t xml:space="preserve">(Anthropic 2026u)</w:t>
+        <w:t xml:space="preserve">(Anthropic 2026w)</w:t>
       </w:r>
       <w:r>
         <w:t xml:space="preserve">.</w:t>
@@ -5279,7 +6252,7 @@
         <w:t xml:space="preserve"> </w:t>
       </w:r>
       <w:r>
-        <w:t xml:space="preserve">(Anthropic 2026y)</w:t>
+        <w:t xml:space="preserve">(Anthropic 2026aa)</w:t>
       </w:r>
       <w:r>
         <w:t xml:space="preserve">.</w:t>
@@ -5287,7 +6260,7 @@
       <w:r>
         <w:t xml:space="preserve"> </w:t>
       </w:r>
-      <w:hyperlink r:id="rId32">
+      <w:hyperlink r:id="rId37">
         <w:r>
           <w:rPr>
             <w:rStyle w:val="Hyperlink"/>
@@ -5302,8 +6275,8 @@
         <w:t xml:space="preserve">covers registration and its failure modes.</w:t>
       </w:r>
     </w:p>
-    <w:bookmarkEnd w:id="33"/>
-    <w:bookmarkStart w:id="34" w:name="memory-and-claude.md-loading-documented"/>
+    <w:bookmarkEnd w:id="38"/>
+    <w:bookmarkStart w:id="39" w:name="memory-and-claude.md-loading-documented"/>
     <w:p>
       <w:pPr>
         <w:pStyle w:val="Heading4"/>
@@ -5338,7 +6311,7 @@
         <w:t xml:space="preserve"> </w:t>
       </w:r>
       <w:r>
-        <w:t xml:space="preserve">(Anthropic 2026x)</w:t>
+        <w:t xml:space="preserve">(Anthropic 2026z)</w:t>
       </w:r>
       <w:r>
         <w:t xml:space="preserve">:</w:t>
@@ -5349,7 +6322,7 @@
         <w:pStyle w:val="Compact"/>
         <w:numPr>
           <w:ilvl w:val="0"/>
-          <w:numId w:val="1008"/>
+          <w:numId w:val="1010"/>
         </w:numPr>
       </w:pPr>
       <w:r>
@@ -5515,7 +6488,7 @@
         <w:pStyle w:val="Compact"/>
         <w:numPr>
           <w:ilvl w:val="0"/>
-          <w:numId w:val="1008"/>
+          <w:numId w:val="1010"/>
         </w:numPr>
       </w:pPr>
       <w:r>
@@ -5618,8 +6591,8 @@
         <w:t xml:space="preserve">detail above applies to all of it.</w:t>
       </w:r>
     </w:p>
-    <w:bookmarkEnd w:id="34"/>
-    <w:bookmarkStart w:id="35" w:name="compaction-documented"/>
+    <w:bookmarkEnd w:id="39"/>
+    <w:bookmarkStart w:id="40" w:name="compaction-documented"/>
     <w:p>
       <w:pPr>
         <w:pStyle w:val="Heading4"/>
@@ -5681,7 +6654,7 @@
         <w:t xml:space="preserve"> </w:t>
       </w:r>
       <w:r>
-        <w:t xml:space="preserve">(Anthropic 2026u)</w:t>
+        <w:t xml:space="preserve">(Anthropic 2026w)</w:t>
       </w:r>
       <w:r>
         <w:t xml:space="preserve">.</w:t>
@@ -5698,7 +6671,7 @@
         <w:pStyle w:val="Compact"/>
         <w:numPr>
           <w:ilvl w:val="0"/>
-          <w:numId w:val="1009"/>
+          <w:numId w:val="1011"/>
         </w:numPr>
       </w:pPr>
       <w:r>
@@ -5710,7 +6683,7 @@
         <w:pStyle w:val="Compact"/>
         <w:numPr>
           <w:ilvl w:val="0"/>
-          <w:numId w:val="1009"/>
+          <w:numId w:val="1011"/>
         </w:numPr>
       </w:pPr>
       <w:r>
@@ -5749,7 +6722,7 @@
         <w:pStyle w:val="Compact"/>
         <w:numPr>
           <w:ilvl w:val="0"/>
-          <w:numId w:val="1009"/>
+          <w:numId w:val="1011"/>
         </w:numPr>
       </w:pPr>
       <w:r>
@@ -5776,7 +6749,7 @@
         <w:pStyle w:val="Compact"/>
         <w:numPr>
           <w:ilvl w:val="0"/>
-          <w:numId w:val="1009"/>
+          <w:numId w:val="1011"/>
         </w:numPr>
       </w:pPr>
       <w:r>
@@ -5788,7 +6761,7 @@
         <w:pStyle w:val="Compact"/>
         <w:numPr>
           <w:ilvl w:val="0"/>
-          <w:numId w:val="1009"/>
+          <w:numId w:val="1011"/>
         </w:numPr>
       </w:pPr>
       <w:r>
@@ -5800,7 +6773,7 @@
         <w:pStyle w:val="Compact"/>
         <w:numPr>
           <w:ilvl w:val="0"/>
-          <w:numId w:val="1009"/>
+          <w:numId w:val="1011"/>
         </w:numPr>
       </w:pPr>
       <w:r>
@@ -5842,7 +6815,7 @@
         <w:pStyle w:val="Compact"/>
         <w:numPr>
           <w:ilvl w:val="0"/>
-          <w:numId w:val="1009"/>
+          <w:numId w:val="1011"/>
         </w:numPr>
       </w:pPr>
       <w:r>
@@ -5868,7 +6841,7 @@
         <w:t xml:space="preserve"> </w:t>
       </w:r>
       <w:r>
-        <w:t xml:space="preserve">(Anthropic 2026u)</w:t>
+        <w:t xml:space="preserve">(Anthropic 2026w)</w:t>
       </w:r>
       <w:r>
         <w:t xml:space="preserve">.</w:t>
@@ -5918,8 +6891,8 @@
         <w:t xml:space="preserve">with a focus before it triggers keeps that choice with you.</w:t>
       </w:r>
     </w:p>
-    <w:bookmarkEnd w:id="35"/>
-    <w:bookmarkStart w:id="36" w:name="the-agent-sdk-relationship-documented"/>
+    <w:bookmarkEnd w:id="40"/>
+    <w:bookmarkStart w:id="41" w:name="the-agent-sdk-relationship-documented"/>
     <w:p>
       <w:pPr>
         <w:pStyle w:val="Heading4"/>
@@ -6095,8 +7068,8 @@
         <w:t xml:space="preserve">.</w:t>
       </w:r>
     </w:p>
-    <w:bookmarkEnd w:id="36"/>
-    <w:bookmarkStart w:id="37" w:name="summary-what-you-can-and-cannot-see"/>
+    <w:bookmarkEnd w:id="41"/>
+    <w:bookmarkStart w:id="42" w:name="summary-what-you-can-and-cannot-see"/>
     <w:p>
       <w:pPr>
         <w:pStyle w:val="Heading4"/>
@@ -6182,9 +7155,9 @@
         <w:t xml:space="preserve">, which the model weighs against text you cannot see.</w:t>
       </w:r>
     </w:p>
-    <w:bookmarkEnd w:id="37"/>
-    <w:bookmarkEnd w:id="38"/>
-    <w:bookmarkStart w:id="43" w:name="sec-ai-agent-implementation"/>
+    <w:bookmarkEnd w:id="42"/>
+    <w:bookmarkEnd w:id="43"/>
+    <w:bookmarkStart w:id="48" w:name="sec-ai-agent-implementation"/>
     <w:p>
       <w:pPr>
         <w:pStyle w:val="Heading1"/>
@@ -6261,7 +7234,7 @@
         <w:t xml:space="preserve">a main conversation, and any number of subagents it spawns.</w:t>
       </w:r>
     </w:p>
-    <w:bookmarkStart w:id="39" w:name="the-shape-of-an-agent"/>
+    <w:bookmarkStart w:id="44" w:name="the-shape-of-an-agent"/>
     <w:p>
       <w:pPr>
         <w:pStyle w:val="Heading4"/>
@@ -6282,425 +7255,6 @@
       </w:r>
       <w:r>
         <w:t xml:space="preserve">an agent is a small record plus a fresh execution of the harness’s loop:</w:t>
-      </w:r>
-    </w:p>
-    <w:p>
-      <w:pPr>
-        <w:pStyle w:val="Compact"/>
-        <w:numPr>
-          <w:ilvl w:val="0"/>
-          <w:numId w:val="1010"/>
-        </w:numPr>
-      </w:pPr>
-      <w:r>
-        <w:rPr>
-          <w:b/>
-          <w:bCs/>
-        </w:rPr>
-        <w:t xml:space="preserve">Identity</w:t>
-      </w:r>
-      <w:r>
-        <w:t xml:space="preserve">: a name and description,</w:t>
-      </w:r>
-      <w:r>
-        <w:t xml:space="preserve"> </w:t>
-      </w:r>
-      <w:r>
-        <w:t xml:space="preserve">used to route a task to the right agent</w:t>
-      </w:r>
-      <w:r>
-        <w:t xml:space="preserve"> </w:t>
-      </w:r>
-      <w:r>
-        <w:t xml:space="preserve">(</w:t>
-      </w:r>
-      <w:r>
-        <w:t xml:space="preserve">“when should this agent be picked?”</w:t>
-      </w:r>
-      <w:r>
-        <w:t xml:space="preserve">).</w:t>
-      </w:r>
-    </w:p>
-    <w:p>
-      <w:pPr>
-        <w:pStyle w:val="Compact"/>
-        <w:numPr>
-          <w:ilvl w:val="0"/>
-          <w:numId w:val="1010"/>
-        </w:numPr>
-      </w:pPr>
-      <w:r>
-        <w:rPr>
-          <w:b/>
-          <w:bCs/>
-        </w:rPr>
-        <w:t xml:space="preserve">Instructions</w:t>
-      </w:r>
-      <w:r>
-        <w:t xml:space="preserve">: a system-prompt fragment that specializes behavior,</w:t>
-      </w:r>
-      <w:r>
-        <w:t xml:space="preserve"> </w:t>
-      </w:r>
-      <w:r>
-        <w:t xml:space="preserve">for example</w:t>
-      </w:r>
-      <w:r>
-        <w:t xml:space="preserve"> </w:t>
-      </w:r>
-      <w:r>
-        <w:t xml:space="preserve">“you are a read-only search agent.”</w:t>
-      </w:r>
-    </w:p>
-    <w:p>
-      <w:pPr>
-        <w:pStyle w:val="Compact"/>
-        <w:numPr>
-          <w:ilvl w:val="0"/>
-          <w:numId w:val="1010"/>
-        </w:numPr>
-      </w:pPr>
-      <w:r>
-        <w:rPr>
-          <w:b/>
-          <w:bCs/>
-        </w:rPr>
-        <w:t xml:space="preserve">Tool allowlist</w:t>
-      </w:r>
-      <w:r>
-        <w:t xml:space="preserve">: a subset of the harness’s tool registry</w:t>
-      </w:r>
-      <w:r>
-        <w:t xml:space="preserve"> </w:t>
-      </w:r>
-      <w:r>
-        <w:t xml:space="preserve">this agent may call — often narrower than the caller’s own toolset.</w:t>
-      </w:r>
-    </w:p>
-    <w:p>
-      <w:pPr>
-        <w:pStyle w:val="Compact"/>
-        <w:numPr>
-          <w:ilvl w:val="0"/>
-          <w:numId w:val="1010"/>
-        </w:numPr>
-      </w:pPr>
-      <w:r>
-        <w:rPr>
-          <w:b/>
-          <w:bCs/>
-        </w:rPr>
-        <w:t xml:space="preserve">Model and effort</w:t>
-      </w:r>
-      <w:r>
-        <w:t xml:space="preserve">: which model backs the agent,</w:t>
-      </w:r>
-      <w:r>
-        <w:t xml:space="preserve"> </w:t>
-      </w:r>
-      <w:r>
-        <w:t xml:space="preserve">and how much reasoning depth it applies;</w:t>
-      </w:r>
-      <w:r>
-        <w:t xml:space="preserve"> </w:t>
-      </w:r>
-      <w:r>
-        <w:t xml:space="preserve">these can differ from the caller’s own settings.</w:t>
-      </w:r>
-    </w:p>
-    <w:p>
-      <w:pPr>
-        <w:pStyle w:val="Compact"/>
-        <w:numPr>
-          <w:ilvl w:val="0"/>
-          <w:numId w:val="1010"/>
-        </w:numPr>
-      </w:pPr>
-      <w:r>
-        <w:rPr>
-          <w:b/>
-          <w:bCs/>
-        </w:rPr>
-        <w:t xml:space="preserve">Output contract</w:t>
-      </w:r>
-      <w:r>
-        <w:t xml:space="preserve">: whether the agent returns free text,</w:t>
-      </w:r>
-      <w:r>
-        <w:t xml:space="preserve"> </w:t>
-      </w:r>
-      <w:r>
-        <w:t xml:space="preserve">or must call a schema-validated tool to return a typed result.</w:t>
-      </w:r>
-    </w:p>
-    <w:bookmarkEnd w:id="39"/>
-    <w:bookmarkStart w:id="40" w:name="how-an-agent-runs"/>
-    <w:p>
-      <w:pPr>
-        <w:pStyle w:val="Heading4"/>
-      </w:pPr>
-      <w:r>
-        <w:t xml:space="preserve">How an Agent Runs</w:t>
-      </w:r>
-    </w:p>
-    <w:p>
-      <w:pPr>
-        <w:pStyle w:val="Compact"/>
-        <w:numPr>
-          <w:ilvl w:val="0"/>
-          <w:numId w:val="1011"/>
-        </w:numPr>
-      </w:pPr>
-      <w:r>
-        <w:rPr>
-          <w:b/>
-          <w:bCs/>
-        </w:rPr>
-        <w:t xml:space="preserve">Spawn</w:t>
-      </w:r>
-      <w:r>
-        <w:t xml:space="preserve">: allocate a fresh message history with no inherited conversation</w:t>
-      </w:r>
-      <w:r>
-        <w:t xml:space="preserve"> </w:t>
-      </w:r>
-      <w:r>
-        <w:t xml:space="preserve">— just the agent’s instructions,</w:t>
-      </w:r>
-      <w:r>
-        <w:t xml:space="preserve"> </w:t>
-      </w:r>
-      <w:r>
-        <w:t xml:space="preserve">plus whatever prompt the caller wrote.</w:t>
-      </w:r>
-      <w:r>
-        <w:t xml:space="preserve"> </w:t>
-      </w:r>
-      <w:r>
-        <w:t xml:space="preserve">A subagent prompt needs to be self-contained for this reason:</w:t>
-      </w:r>
-      <w:r>
-        <w:t xml:space="preserve"> </w:t>
-      </w:r>
-      <w:r>
-        <w:t xml:space="preserve">brief it like a colleague who just walked into the room.</w:t>
-      </w:r>
-    </w:p>
-    <w:p>
-      <w:pPr>
-        <w:pStyle w:val="Compact"/>
-        <w:numPr>
-          <w:ilvl w:val="0"/>
-          <w:numId w:val="1011"/>
-        </w:numPr>
-      </w:pPr>
-      <w:r>
-        <w:rPr>
-          <w:b/>
-          <w:bCs/>
-        </w:rPr>
-        <w:t xml:space="preserve">Run</w:t>
-      </w:r>
-      <w:r>
-        <w:t xml:space="preserve">: execute the harness’s core loop</w:t>
-      </w:r>
-      <w:r>
-        <w:t xml:space="preserve"> </w:t>
-      </w:r>
-      <w:r>
-        <w:t xml:space="preserve">(model call, parse tool calls, execute against the allowlist,</w:t>
-      </w:r>
-      <w:r>
-        <w:t xml:space="preserve"> </w:t>
-      </w:r>
-      <w:r>
-        <w:t xml:space="preserve">append results, repeat),</w:t>
-      </w:r>
-      <w:r>
-        <w:t xml:space="preserve"> </w:t>
-      </w:r>
-      <w:r>
-        <w:t xml:space="preserve">the same machinery the main session uses,</w:t>
-      </w:r>
-      <w:r>
-        <w:t xml:space="preserve"> </w:t>
-      </w:r>
-      <w:r>
-        <w:t xml:space="preserve">just bound to a narrower toolset and a different system prompt.</w:t>
-      </w:r>
-    </w:p>
-    <w:p>
-      <w:pPr>
-        <w:pStyle w:val="Compact"/>
-        <w:numPr>
-          <w:ilvl w:val="0"/>
-          <w:numId w:val="1011"/>
-        </w:numPr>
-      </w:pPr>
-      <w:r>
-        <w:rPr>
-          <w:b/>
-          <w:bCs/>
-        </w:rPr>
-        <w:t xml:space="preserve">Terminate</w:t>
-      </w:r>
-      <w:r>
-        <w:t xml:space="preserve">: stop when the model emits a final answer with no further</w:t>
-      </w:r>
-      <w:r>
-        <w:t xml:space="preserve"> </w:t>
-      </w:r>
-      <w:r>
-        <w:t xml:space="preserve">tool calls,</w:t>
-      </w:r>
-      <w:r>
-        <w:t xml:space="preserve"> </w:t>
-      </w:r>
-      <w:r>
-        <w:t xml:space="preserve">when a schema-validated call satisfies the output contract,</w:t>
-      </w:r>
-      <w:r>
-        <w:t xml:space="preserve"> </w:t>
-      </w:r>
-      <w:r>
-        <w:t xml:space="preserve">when it hits an error or a budget ceiling,</w:t>
-      </w:r>
-      <w:r>
-        <w:t xml:space="preserve"> </w:t>
-      </w:r>
-      <w:r>
-        <w:t xml:space="preserve">or when the caller kills it.</w:t>
-      </w:r>
-    </w:p>
-    <w:p>
-      <w:pPr>
-        <w:pStyle w:val="Compact"/>
-        <w:numPr>
-          <w:ilvl w:val="0"/>
-          <w:numId w:val="1011"/>
-        </w:numPr>
-      </w:pPr>
-      <w:r>
-        <w:rPr>
-          <w:b/>
-          <w:bCs/>
-        </w:rPr>
-        <w:t xml:space="preserve">Return</w:t>
-      </w:r>
-      <w:r>
-        <w:t xml:space="preserve">: everything that happened inside the agent</w:t>
-      </w:r>
-      <w:r>
-        <w:t xml:space="preserve"> </w:t>
-      </w:r>
-      <w:r>
-        <w:t xml:space="preserve">— every tool call, every intermediate step —</w:t>
-      </w:r>
-      <w:r>
-        <w:t xml:space="preserve"> </w:t>
-      </w:r>
-      <w:r>
-        <w:t xml:space="preserve">is discarded from the caller’s context.</w:t>
-      </w:r>
-      <w:r>
-        <w:t xml:space="preserve"> </w:t>
-      </w:r>
-      <w:r>
-        <w:t xml:space="preserve">Only the final text or validated object crosses back.</w:t>
-      </w:r>
-      <w:r>
-        <w:t xml:space="preserve"> </w:t>
-      </w:r>
-      <w:r>
-        <w:t xml:space="preserve">This is the point of an agent:</w:t>
-      </w:r>
-      <w:r>
-        <w:t xml:space="preserve"> </w:t>
-      </w:r>
-      <w:r>
-        <w:t xml:space="preserve">it is a context-isolation boundary, not just a prompt.</w:t>
-      </w:r>
-    </w:p>
-    <w:bookmarkEnd w:id="40"/>
-    <w:bookmarkStart w:id="41" w:name="composability-and-its-limits"/>
-    <w:p>
-      <w:pPr>
-        <w:pStyle w:val="Heading4"/>
-      </w:pPr>
-      <w:r>
-        <w:t xml:space="preserve">Composability and Its Limits</w:t>
-      </w:r>
-    </w:p>
-    <w:p>
-      <w:pPr>
-        <w:pStyle w:val="FirstParagraph"/>
-      </w:pPr>
-      <w:r>
-        <w:t xml:space="preserve">Agents can spawn agents:</w:t>
-      </w:r>
-      <w:r>
-        <w:t xml:space="preserve"> </w:t>
-      </w:r>
-      <w:r>
-        <w:t xml:space="preserve">an orchestration layer runs many agent instances,</w:t>
-      </w:r>
-      <w:r>
-        <w:t xml:space="preserve"> </w:t>
-      </w:r>
-      <w:r>
-        <w:t xml:space="preserve">some concurrently,</w:t>
-      </w:r>
-      <w:r>
-        <w:t xml:space="preserve"> </w:t>
-      </w:r>
-      <w:r>
-        <w:t xml:space="preserve">and composes their results.</w:t>
-      </w:r>
-      <w:r>
-        <w:t xml:space="preserve"> </w:t>
-      </w:r>
-      <w:r>
-        <w:t xml:space="preserve">Nesting is deliberately capped,</w:t>
-      </w:r>
-      <w:r>
-        <w:t xml:space="preserve"> </w:t>
-      </w:r>
-      <w:r>
-        <w:t xml:space="preserve">usually to one level,</w:t>
-      </w:r>
-      <w:r>
-        <w:t xml:space="preserve"> </w:t>
-      </w:r>
-      <w:r>
-        <w:t xml:space="preserve">because unbounded recursion has no natural stopping point</w:t>
-      </w:r>
-      <w:r>
-        <w:t xml:space="preserve"> </w:t>
-      </w:r>
-      <w:r>
-        <w:t xml:space="preserve">and burns cost and time with no guardrail.</w:t>
-      </w:r>
-      <w:r>
-        <w:t xml:space="preserve"> </w:t>
-      </w:r>
-      <w:r>
-        <w:t xml:space="preserve">An orchestration script is a scheduler over independent agent-loop instances,</w:t>
-      </w:r>
-      <w:r>
-        <w:t xml:space="preserve"> </w:t>
-      </w:r>
-      <w:r>
-        <w:t xml:space="preserve">not a different execution model.</w:t>
-      </w:r>
-    </w:p>
-    <w:bookmarkEnd w:id="41"/>
-    <w:bookmarkStart w:id="42" w:name="two-axes-that-define-an-agents-behavior"/>
-    <w:p>
-      <w:pPr>
-        <w:pStyle w:val="Heading4"/>
-      </w:pPr>
-      <w:r>
-        <w:t xml:space="preserve">Two Axes That Define an Agent’s Behavior</w:t>
       </w:r>
     </w:p>
     <w:p>
@@ -6716,40 +7270,28 @@
           <w:b/>
           <w:bCs/>
         </w:rPr>
-        <w:t xml:space="preserve">Isolation versus continuation</w:t>
-      </w:r>
-      <w:r>
-        <w:t xml:space="preserve">: a subagent gets no inherited context</w:t>
-      </w:r>
-      <w:r>
-        <w:t xml:space="preserve"> </w:t>
-      </w:r>
-      <w:r>
-        <w:t xml:space="preserve">(isolation);</w:t>
-      </w:r>
-      <w:r>
-        <w:t xml:space="preserve"> </w:t>
-      </w:r>
-      <w:r>
-        <w:t xml:space="preserve">a resumed agent keeps its own accumulated history and continues it</w:t>
-      </w:r>
-      <w:r>
-        <w:t xml:space="preserve"> </w:t>
-      </w:r>
-      <w:r>
-        <w:t xml:space="preserve">(continuation).</w:t>
-      </w:r>
-      <w:r>
-        <w:t xml:space="preserve"> </w:t>
-      </w:r>
-      <w:r>
-        <w:t xml:space="preserve">Both use the same loop machinery,</w:t>
-      </w:r>
-      <w:r>
-        <w:t xml:space="preserve"> </w:t>
-      </w:r>
-      <w:r>
-        <w:t xml:space="preserve">differing only in history-management policy.</w:t>
+        <w:t xml:space="preserve">Identity</w:t>
+      </w:r>
+      <w:r>
+        <w:t xml:space="preserve">: a name and description,</w:t>
+      </w:r>
+      <w:r>
+        <w:t xml:space="preserve"> </w:t>
+      </w:r>
+      <w:r>
+        <w:t xml:space="preserve">used to route a task to the right agent</w:t>
+      </w:r>
+      <w:r>
+        <w:t xml:space="preserve"> </w:t>
+      </w:r>
+      <w:r>
+        <w:t xml:space="preserve">(</w:t>
+      </w:r>
+      <w:r>
+        <w:t xml:space="preserve">“when should this agent be picked?”</w:t>
+      </w:r>
+      <w:r>
+        <w:t xml:space="preserve">).</w:t>
       </w:r>
     </w:p>
     <w:p>
@@ -6765,6 +7307,437 @@
           <w:b/>
           <w:bCs/>
         </w:rPr>
+        <w:t xml:space="preserve">Instructions</w:t>
+      </w:r>
+      <w:r>
+        <w:t xml:space="preserve">: a system-prompt fragment that specializes behavior,</w:t>
+      </w:r>
+      <w:r>
+        <w:t xml:space="preserve"> </w:t>
+      </w:r>
+      <w:r>
+        <w:t xml:space="preserve">for example</w:t>
+      </w:r>
+      <w:r>
+        <w:t xml:space="preserve"> </w:t>
+      </w:r>
+      <w:r>
+        <w:t xml:space="preserve">“you are a read-only search agent.”</w:t>
+      </w:r>
+    </w:p>
+    <w:p>
+      <w:pPr>
+        <w:pStyle w:val="Compact"/>
+        <w:numPr>
+          <w:ilvl w:val="0"/>
+          <w:numId w:val="1012"/>
+        </w:numPr>
+      </w:pPr>
+      <w:r>
+        <w:rPr>
+          <w:b/>
+          <w:bCs/>
+        </w:rPr>
+        <w:t xml:space="preserve">Tool allowlist</w:t>
+      </w:r>
+      <w:r>
+        <w:t xml:space="preserve">: a subset of the harness’s tool registry</w:t>
+      </w:r>
+      <w:r>
+        <w:t xml:space="preserve"> </w:t>
+      </w:r>
+      <w:r>
+        <w:t xml:space="preserve">this agent may call — often narrower than the caller’s own toolset.</w:t>
+      </w:r>
+    </w:p>
+    <w:p>
+      <w:pPr>
+        <w:pStyle w:val="Compact"/>
+        <w:numPr>
+          <w:ilvl w:val="0"/>
+          <w:numId w:val="1012"/>
+        </w:numPr>
+      </w:pPr>
+      <w:r>
+        <w:rPr>
+          <w:b/>
+          <w:bCs/>
+        </w:rPr>
+        <w:t xml:space="preserve">Model and effort</w:t>
+      </w:r>
+      <w:r>
+        <w:t xml:space="preserve">: which model backs the agent,</w:t>
+      </w:r>
+      <w:r>
+        <w:t xml:space="preserve"> </w:t>
+      </w:r>
+      <w:r>
+        <w:t xml:space="preserve">and how much reasoning depth it applies;</w:t>
+      </w:r>
+      <w:r>
+        <w:t xml:space="preserve"> </w:t>
+      </w:r>
+      <w:r>
+        <w:t xml:space="preserve">these can differ from the caller’s own settings.</w:t>
+      </w:r>
+    </w:p>
+    <w:p>
+      <w:pPr>
+        <w:pStyle w:val="Compact"/>
+        <w:numPr>
+          <w:ilvl w:val="0"/>
+          <w:numId w:val="1012"/>
+        </w:numPr>
+      </w:pPr>
+      <w:r>
+        <w:rPr>
+          <w:b/>
+          <w:bCs/>
+        </w:rPr>
+        <w:t xml:space="preserve">Output contract</w:t>
+      </w:r>
+      <w:r>
+        <w:t xml:space="preserve">: whether the agent returns free text,</w:t>
+      </w:r>
+      <w:r>
+        <w:t xml:space="preserve"> </w:t>
+      </w:r>
+      <w:r>
+        <w:t xml:space="preserve">or must call a schema-validated tool to return a typed result.</w:t>
+      </w:r>
+    </w:p>
+    <w:bookmarkEnd w:id="44"/>
+    <w:bookmarkStart w:id="45" w:name="how-an-agent-runs"/>
+    <w:p>
+      <w:pPr>
+        <w:pStyle w:val="Heading4"/>
+      </w:pPr>
+      <w:r>
+        <w:t xml:space="preserve">How an Agent Runs</w:t>
+      </w:r>
+    </w:p>
+    <w:p>
+      <w:pPr>
+        <w:pStyle w:val="Compact"/>
+        <w:numPr>
+          <w:ilvl w:val="0"/>
+          <w:numId w:val="1013"/>
+        </w:numPr>
+      </w:pPr>
+      <w:r>
+        <w:rPr>
+          <w:b/>
+          <w:bCs/>
+        </w:rPr>
+        <w:t xml:space="preserve">Spawn</w:t>
+      </w:r>
+      <w:r>
+        <w:t xml:space="preserve">: allocate a fresh message history with no inherited conversation</w:t>
+      </w:r>
+      <w:r>
+        <w:t xml:space="preserve"> </w:t>
+      </w:r>
+      <w:r>
+        <w:t xml:space="preserve">— just the agent’s instructions,</w:t>
+      </w:r>
+      <w:r>
+        <w:t xml:space="preserve"> </w:t>
+      </w:r>
+      <w:r>
+        <w:t xml:space="preserve">plus whatever prompt the caller wrote.</w:t>
+      </w:r>
+      <w:r>
+        <w:t xml:space="preserve"> </w:t>
+      </w:r>
+      <w:r>
+        <w:t xml:space="preserve">A subagent prompt needs to be self-contained for this reason:</w:t>
+      </w:r>
+      <w:r>
+        <w:t xml:space="preserve"> </w:t>
+      </w:r>
+      <w:r>
+        <w:t xml:space="preserve">brief it like a colleague who just walked into the room.</w:t>
+      </w:r>
+    </w:p>
+    <w:p>
+      <w:pPr>
+        <w:pStyle w:val="Compact"/>
+        <w:numPr>
+          <w:ilvl w:val="0"/>
+          <w:numId w:val="1013"/>
+        </w:numPr>
+      </w:pPr>
+      <w:r>
+        <w:rPr>
+          <w:b/>
+          <w:bCs/>
+        </w:rPr>
+        <w:t xml:space="preserve">Run</w:t>
+      </w:r>
+      <w:r>
+        <w:t xml:space="preserve">: execute the harness’s core loop</w:t>
+      </w:r>
+      <w:r>
+        <w:t xml:space="preserve"> </w:t>
+      </w:r>
+      <w:r>
+        <w:t xml:space="preserve">(model call, parse tool calls, execute against the allowlist,</w:t>
+      </w:r>
+      <w:r>
+        <w:t xml:space="preserve"> </w:t>
+      </w:r>
+      <w:r>
+        <w:t xml:space="preserve">append results, repeat),</w:t>
+      </w:r>
+      <w:r>
+        <w:t xml:space="preserve"> </w:t>
+      </w:r>
+      <w:r>
+        <w:t xml:space="preserve">the same machinery the main session uses,</w:t>
+      </w:r>
+      <w:r>
+        <w:t xml:space="preserve"> </w:t>
+      </w:r>
+      <w:r>
+        <w:t xml:space="preserve">just bound to a narrower toolset and a different system prompt.</w:t>
+      </w:r>
+    </w:p>
+    <w:p>
+      <w:pPr>
+        <w:pStyle w:val="Compact"/>
+        <w:numPr>
+          <w:ilvl w:val="0"/>
+          <w:numId w:val="1013"/>
+        </w:numPr>
+      </w:pPr>
+      <w:r>
+        <w:rPr>
+          <w:b/>
+          <w:bCs/>
+        </w:rPr>
+        <w:t xml:space="preserve">Terminate</w:t>
+      </w:r>
+      <w:r>
+        <w:t xml:space="preserve">: stop when the model emits a final answer with no further</w:t>
+      </w:r>
+      <w:r>
+        <w:t xml:space="preserve"> </w:t>
+      </w:r>
+      <w:r>
+        <w:t xml:space="preserve">tool calls,</w:t>
+      </w:r>
+      <w:r>
+        <w:t xml:space="preserve"> </w:t>
+      </w:r>
+      <w:r>
+        <w:t xml:space="preserve">when a schema-validated call satisfies the output contract,</w:t>
+      </w:r>
+      <w:r>
+        <w:t xml:space="preserve"> </w:t>
+      </w:r>
+      <w:r>
+        <w:t xml:space="preserve">when it hits an error or a budget ceiling,</w:t>
+      </w:r>
+      <w:r>
+        <w:t xml:space="preserve"> </w:t>
+      </w:r>
+      <w:r>
+        <w:t xml:space="preserve">or when the caller kills it.</w:t>
+      </w:r>
+    </w:p>
+    <w:p>
+      <w:pPr>
+        <w:pStyle w:val="Compact"/>
+        <w:numPr>
+          <w:ilvl w:val="0"/>
+          <w:numId w:val="1013"/>
+        </w:numPr>
+      </w:pPr>
+      <w:r>
+        <w:rPr>
+          <w:b/>
+          <w:bCs/>
+        </w:rPr>
+        <w:t xml:space="preserve">Return</w:t>
+      </w:r>
+      <w:r>
+        <w:t xml:space="preserve">: everything that happened inside the agent</w:t>
+      </w:r>
+      <w:r>
+        <w:t xml:space="preserve"> </w:t>
+      </w:r>
+      <w:r>
+        <w:t xml:space="preserve">— every tool call, every intermediate step —</w:t>
+      </w:r>
+      <w:r>
+        <w:t xml:space="preserve"> </w:t>
+      </w:r>
+      <w:r>
+        <w:t xml:space="preserve">is discarded from the caller’s context.</w:t>
+      </w:r>
+      <w:r>
+        <w:t xml:space="preserve"> </w:t>
+      </w:r>
+      <w:r>
+        <w:t xml:space="preserve">Only the final text or validated object crosses back.</w:t>
+      </w:r>
+      <w:r>
+        <w:t xml:space="preserve"> </w:t>
+      </w:r>
+      <w:r>
+        <w:t xml:space="preserve">This is the point of an agent:</w:t>
+      </w:r>
+      <w:r>
+        <w:t xml:space="preserve"> </w:t>
+      </w:r>
+      <w:r>
+        <w:t xml:space="preserve">it is a context-isolation boundary, not just a prompt.</w:t>
+      </w:r>
+    </w:p>
+    <w:bookmarkEnd w:id="45"/>
+    <w:bookmarkStart w:id="46" w:name="composability-and-its-limits"/>
+    <w:p>
+      <w:pPr>
+        <w:pStyle w:val="Heading4"/>
+      </w:pPr>
+      <w:r>
+        <w:t xml:space="preserve">Composability and Its Limits</w:t>
+      </w:r>
+    </w:p>
+    <w:p>
+      <w:pPr>
+        <w:pStyle w:val="FirstParagraph"/>
+      </w:pPr>
+      <w:r>
+        <w:t xml:space="preserve">Agents can spawn agents:</w:t>
+      </w:r>
+      <w:r>
+        <w:t xml:space="preserve"> </w:t>
+      </w:r>
+      <w:r>
+        <w:t xml:space="preserve">an orchestration layer runs many agent instances,</w:t>
+      </w:r>
+      <w:r>
+        <w:t xml:space="preserve"> </w:t>
+      </w:r>
+      <w:r>
+        <w:t xml:space="preserve">some concurrently,</w:t>
+      </w:r>
+      <w:r>
+        <w:t xml:space="preserve"> </w:t>
+      </w:r>
+      <w:r>
+        <w:t xml:space="preserve">and composes their results.</w:t>
+      </w:r>
+      <w:r>
+        <w:t xml:space="preserve"> </w:t>
+      </w:r>
+      <w:r>
+        <w:t xml:space="preserve">Nesting is deliberately capped,</w:t>
+      </w:r>
+      <w:r>
+        <w:t xml:space="preserve"> </w:t>
+      </w:r>
+      <w:r>
+        <w:t xml:space="preserve">usually to one level,</w:t>
+      </w:r>
+      <w:r>
+        <w:t xml:space="preserve"> </w:t>
+      </w:r>
+      <w:r>
+        <w:t xml:space="preserve">because unbounded recursion has no natural stopping point</w:t>
+      </w:r>
+      <w:r>
+        <w:t xml:space="preserve"> </w:t>
+      </w:r>
+      <w:r>
+        <w:t xml:space="preserve">and burns cost and time with no guardrail.</w:t>
+      </w:r>
+      <w:r>
+        <w:t xml:space="preserve"> </w:t>
+      </w:r>
+      <w:r>
+        <w:t xml:space="preserve">An orchestration script is a scheduler over independent agent-loop instances,</w:t>
+      </w:r>
+      <w:r>
+        <w:t xml:space="preserve"> </w:t>
+      </w:r>
+      <w:r>
+        <w:t xml:space="preserve">not a different execution model.</w:t>
+      </w:r>
+    </w:p>
+    <w:bookmarkEnd w:id="46"/>
+    <w:bookmarkStart w:id="47" w:name="two-axes-that-define-an-agents-behavior"/>
+    <w:p>
+      <w:pPr>
+        <w:pStyle w:val="Heading4"/>
+      </w:pPr>
+      <w:r>
+        <w:t xml:space="preserve">Two Axes That Define an Agent’s Behavior</w:t>
+      </w:r>
+    </w:p>
+    <w:p>
+      <w:pPr>
+        <w:pStyle w:val="Compact"/>
+        <w:numPr>
+          <w:ilvl w:val="0"/>
+          <w:numId w:val="1014"/>
+        </w:numPr>
+      </w:pPr>
+      <w:r>
+        <w:rPr>
+          <w:b/>
+          <w:bCs/>
+        </w:rPr>
+        <w:t xml:space="preserve">Isolation versus continuation</w:t>
+      </w:r>
+      <w:r>
+        <w:t xml:space="preserve">: a subagent gets no inherited context</w:t>
+      </w:r>
+      <w:r>
+        <w:t xml:space="preserve"> </w:t>
+      </w:r>
+      <w:r>
+        <w:t xml:space="preserve">(isolation);</w:t>
+      </w:r>
+      <w:r>
+        <w:t xml:space="preserve"> </w:t>
+      </w:r>
+      <w:r>
+        <w:t xml:space="preserve">a resumed agent keeps its own accumulated history and continues it</w:t>
+      </w:r>
+      <w:r>
+        <w:t xml:space="preserve"> </w:t>
+      </w:r>
+      <w:r>
+        <w:t xml:space="preserve">(continuation).</w:t>
+      </w:r>
+      <w:r>
+        <w:t xml:space="preserve"> </w:t>
+      </w:r>
+      <w:r>
+        <w:t xml:space="preserve">Both use the same loop machinery,</w:t>
+      </w:r>
+      <w:r>
+        <w:t xml:space="preserve"> </w:t>
+      </w:r>
+      <w:r>
+        <w:t xml:space="preserve">differing only in history-management policy.</w:t>
+      </w:r>
+    </w:p>
+    <w:p>
+      <w:pPr>
+        <w:pStyle w:val="Compact"/>
+        <w:numPr>
+          <w:ilvl w:val="0"/>
+          <w:numId w:val="1014"/>
+        </w:numPr>
+      </w:pPr>
+      <w:r>
+        <w:rPr>
+          <w:b/>
+          <w:bCs/>
+        </w:rPr>
         <w:t xml:space="preserve">Free-form versus structured output</w:t>
       </w:r>
       <w:r>
@@ -6801,9 +7774,9 @@
         <w:t xml:space="preserve">even though internally it is still a multi-turn loop.</w:t>
       </w:r>
     </w:p>
-    <w:bookmarkEnd w:id="42"/>
-    <w:bookmarkEnd w:id="43"/>
-    <w:bookmarkStart w:id="52" w:name="sec-ai-harness-construction"/>
+    <w:bookmarkEnd w:id="47"/>
+    <w:bookmarkEnd w:id="48"/>
+    <w:bookmarkStart w:id="57" w:name="sec-ai-harness-construction"/>
     <w:p>
       <w:pPr>
         <w:pStyle w:val="Heading1"/>
@@ -6832,7 +7805,7 @@
         <w:t xml:space="preserve">others are just text files the harness reads at runtime.</w:t>
       </w:r>
     </w:p>
-    <w:bookmarkStart w:id="44" w:name="Xb3d1c69caf486dc703e7e8178df274f009cb4ba"/>
+    <w:bookmarkStart w:id="49" w:name="Xb3d1c69caf486dc703e7e8178df274f009cb4ba"/>
     <w:p>
       <w:pPr>
         <w:pStyle w:val="Heading4"/>
@@ -6903,8 +7876,8 @@
         <w:t xml:space="preserve">rather than just a prompt someone wrote.</w:t>
       </w:r>
     </w:p>
-    <w:bookmarkEnd w:id="44"/>
-    <w:bookmarkStart w:id="47" w:name="X34d81458ca858ec581962c07e58f97cb46499cc"/>
+    <w:bookmarkEnd w:id="49"/>
+    <w:bookmarkStart w:id="52" w:name="X34d81458ca858ec581962c07e58f97cb46499cc"/>
     <w:p>
       <w:pPr>
         <w:pStyle w:val="Heading4"/>
@@ -6935,7 +7908,7 @@
       <w:r>
         <w:t xml:space="preserve"> </w:t>
       </w:r>
-      <w:hyperlink r:id="rId45">
+      <w:hyperlink r:id="rId50">
         <w:r>
           <w:rPr>
             <w:rStyle w:val="Hyperlink"/>
@@ -6964,7 +7937,7 @@
       <w:r>
         <w:t xml:space="preserve"> </w:t>
       </w:r>
-      <w:hyperlink r:id="rId46">
+      <w:hyperlink r:id="rId51">
         <w:r>
           <w:rPr>
             <w:rStyle w:val="Hyperlink"/>
@@ -7180,8 +8153,8 @@
         <w:t xml:space="preserve">the harness reads the file and uses it directly.</w:t>
       </w:r>
     </w:p>
-    <w:bookmarkEnd w:id="47"/>
-    <w:bookmarkStart w:id="49" w:name="tools-are-a-schema-paired-with-a-handler"/>
+    <w:bookmarkEnd w:id="52"/>
+    <w:bookmarkStart w:id="54" w:name="tools-are-a-schema-paired-with-a-handler"/>
     <w:p>
       <w:pPr>
         <w:pStyle w:val="Heading4"/>
@@ -7206,7 +8179,7 @@
       <w:r>
         <w:t xml:space="preserve"> </w:t>
       </w:r>
-      <w:hyperlink r:id="rId48">
+      <w:hyperlink r:id="rId53">
         <w:r>
           <w:rPr>
             <w:rStyle w:val="Hyperlink"/>
@@ -7257,8 +8230,8 @@
         <w:t xml:space="preserve">the handler is real software the model never inspects or writes.</w:t>
       </w:r>
     </w:p>
-    <w:bookmarkEnd w:id="49"/>
-    <w:bookmarkStart w:id="50" w:name="orchestration-needs-real-code"/>
+    <w:bookmarkEnd w:id="54"/>
+    <w:bookmarkStart w:id="55" w:name="orchestration-needs-real-code"/>
     <w:p>
       <w:pPr>
         <w:pStyle w:val="Heading4"/>
@@ -7317,8 +8290,8 @@
         <w:t xml:space="preserve">not parsed as prompt text the way an agent definition is.</w:t>
       </w:r>
     </w:p>
-    <w:bookmarkEnd w:id="50"/>
-    <w:bookmarkStart w:id="51" w:name="memory-is-just-prose"/>
+    <w:bookmarkEnd w:id="55"/>
+    <w:bookmarkStart w:id="56" w:name="memory-is-just-prose"/>
     <w:p>
       <w:pPr>
         <w:pStyle w:val="Heading4"/>
@@ -7388,9 +8361,9 @@
         <w:t xml:space="preserve">the same way it follows any other instruction in its context.</w:t>
       </w:r>
     </w:p>
-    <w:bookmarkEnd w:id="51"/>
-    <w:bookmarkEnd w:id="52"/>
-    <w:bookmarkStart w:id="62" w:name="sec-ai-agent-program-kind"/>
+    <w:bookmarkEnd w:id="56"/>
+    <w:bookmarkEnd w:id="57"/>
+    <w:bookmarkStart w:id="67" w:name="sec-ai-agent-program-kind"/>
     <w:p>
       <w:pPr>
         <w:pStyle w:val="Heading1"/>
@@ -7415,7 +8388,7 @@
       <w:r>
         <w:t xml:space="preserve"> </w:t>
       </w:r>
-      <w:hyperlink r:id="rId53">
+      <w:hyperlink r:id="rId58">
         <w:r>
           <w:rPr>
             <w:rStyle w:val="Hyperlink"/>
@@ -7444,7 +8417,7 @@
         <w:t xml:space="preserve">compiler or a web server.</w:t>
       </w:r>
     </w:p>
-    <w:bookmarkStart w:id="55" w:name="it-is-io-bound-not-compute-bound"/>
+    <w:bookmarkStart w:id="60" w:name="it-is-io-bound-not-compute-bound"/>
     <w:p>
       <w:pPr>
         <w:pStyle w:val="Heading4"/>
@@ -7505,7 +8478,7 @@
       <w:r>
         <w:t xml:space="preserve"> </w:t>
       </w:r>
-      <w:hyperlink r:id="rId54">
+      <w:hyperlink r:id="rId59">
         <w:r>
           <w:rPr>
             <w:rStyle w:val="Hyperlink"/>
@@ -7835,8 +8808,8 @@
         <w:t xml:space="preserve">not a replacement for it.</w:t>
       </w:r>
     </w:p>
-    <w:bookmarkEnd w:id="55"/>
-    <w:bookmarkStart w:id="59" w:name="real-open-source-examples"/>
+    <w:bookmarkEnd w:id="60"/>
+    <w:bookmarkStart w:id="64" w:name="real-open-source-examples"/>
     <w:p>
       <w:pPr>
         <w:pStyle w:val="Heading4"/>
@@ -7864,10 +8837,10 @@
         <w:pStyle w:val="Compact"/>
         <w:numPr>
           <w:ilvl w:val="0"/>
-          <w:numId w:val="1013"/>
+          <w:numId w:val="1015"/>
         </w:numPr>
       </w:pPr>
-      <w:hyperlink r:id="rId56">
+      <w:hyperlink r:id="rId61">
         <w:r>
           <w:rPr>
             <w:rStyle w:val="Hyperlink"/>
@@ -7895,10 +8868,10 @@
         <w:pStyle w:val="Compact"/>
         <w:numPr>
           <w:ilvl w:val="0"/>
-          <w:numId w:val="1013"/>
+          <w:numId w:val="1015"/>
         </w:numPr>
       </w:pPr>
-      <w:hyperlink r:id="rId57">
+      <w:hyperlink r:id="rId62">
         <w:r>
           <w:rPr>
             <w:rStyle w:val="Hyperlink"/>
@@ -7932,10 +8905,10 @@
         <w:pStyle w:val="Compact"/>
         <w:numPr>
           <w:ilvl w:val="0"/>
-          <w:numId w:val="1013"/>
+          <w:numId w:val="1015"/>
         </w:numPr>
       </w:pPr>
-      <w:hyperlink r:id="rId58">
+      <w:hyperlink r:id="rId63">
         <w:r>
           <w:rPr>
             <w:rStyle w:val="Hyperlink"/>
@@ -8050,8 +9023,8 @@
         <w:t xml:space="preserve">).</w:t>
       </w:r>
     </w:p>
-    <w:bookmarkEnd w:id="59"/>
-    <w:bookmarkStart w:id="61" w:name="where-it-runs"/>
+    <w:bookmarkEnd w:id="64"/>
+    <w:bookmarkStart w:id="66" w:name="where-it-runs"/>
     <w:p>
       <w:pPr>
         <w:pStyle w:val="Heading4"/>
@@ -8065,7 +9038,7 @@
         <w:pStyle w:val="Compact"/>
         <w:numPr>
           <w:ilvl w:val="0"/>
-          <w:numId w:val="1014"/>
+          <w:numId w:val="1016"/>
         </w:numPr>
       </w:pPr>
       <w:r>
@@ -8102,7 +9075,7 @@
         <w:pStyle w:val="Compact"/>
         <w:numPr>
           <w:ilvl w:val="0"/>
-          <w:numId w:val="1014"/>
+          <w:numId w:val="1016"/>
         </w:numPr>
       </w:pPr>
       <w:r>
@@ -8158,7 +9131,7 @@
       <w:r>
         <w:t xml:space="preserve"> </w:t>
       </w:r>
-      <w:hyperlink r:id="rId60">
+      <w:hyperlink r:id="rId65">
         <w:r>
           <w:rPr>
             <w:rStyle w:val="Hyperlink"/>
@@ -8184,7 +9157,7 @@
         <w:pStyle w:val="Compact"/>
         <w:numPr>
           <w:ilvl w:val="0"/>
-          <w:numId w:val="1014"/>
+          <w:numId w:val="1016"/>
         </w:numPr>
       </w:pPr>
       <w:r>
@@ -8236,9 +9209,9 @@
         <w:t xml:space="preserve">tool calls, and ends the moment a stopping condition fires.</w:t>
       </w:r>
     </w:p>
-    <w:bookmarkEnd w:id="61"/>
-    <w:bookmarkEnd w:id="62"/>
-    <w:bookmarkStart w:id="68" w:name="sec-ai-harness-agent-relationship"/>
+    <w:bookmarkEnd w:id="66"/>
+    <w:bookmarkEnd w:id="67"/>
+    <w:bookmarkStart w:id="73" w:name="sec-ai-harness-agent-relationship"/>
     <w:p>
       <w:pPr>
         <w:pStyle w:val="Heading1"/>
@@ -8257,7 +9230,7 @@
       <w:r>
         <w:t xml:space="preserve"> </w:t>
       </w:r>
-      <w:hyperlink r:id="rId63">
+      <w:hyperlink r:id="rId68">
         <w:r>
           <w:rPr>
             <w:rStyle w:val="Hyperlink"/>
@@ -8274,7 +9247,7 @@
         <w:t xml:space="preserve">running a program than to two peers calling each other.</w:t>
       </w:r>
     </w:p>
-    <w:bookmarkStart w:id="64" w:name="Xf124c0ed5ce5da7d4b2c70e70abc0080ffb56c4"/>
+    <w:bookmarkStart w:id="69" w:name="Xf124c0ed5ce5da7d4b2c70e70abc0080ffb56c4"/>
     <w:p>
       <w:pPr>
         <w:pStyle w:val="Heading4"/>
@@ -8588,8 +9561,8 @@
         <w:t xml:space="preserve">harness returns that agent’s output to the parent.</w:t>
       </w:r>
     </w:p>
-    <w:bookmarkEnd w:id="64"/>
-    <w:bookmarkStart w:id="65" w:name="sketching-the-harnesss-own-loop"/>
+    <w:bookmarkEnd w:id="69"/>
+    <w:bookmarkStart w:id="70" w:name="sketching-the-harnesss-own-loop"/>
     <w:p>
       <w:pPr>
         <w:pStyle w:val="Heading4"/>
@@ -9358,8 +10331,8 @@
         <w:t xml:space="preserve">described in the previous subsection.</w:t>
       </w:r>
     </w:p>
-    <w:bookmarkEnd w:id="65"/>
-    <w:bookmarkStart w:id="67" w:name="what-do-you-launch-when-you-type-claude"/>
+    <w:bookmarkEnd w:id="70"/>
+    <w:bookmarkStart w:id="72" w:name="what-do-you-launch-when-you-type-claude"/>
     <w:p>
       <w:pPr>
         <w:pStyle w:val="Heading4"/>
@@ -9610,7 +10583,7 @@
       <w:r>
         <w:t xml:space="preserve"> </w:t>
       </w:r>
-      <w:hyperlink r:id="rId66">
+      <w:hyperlink r:id="rId71">
         <w:r>
           <w:rPr>
             <w:rStyle w:val="Hyperlink"/>
@@ -9801,9 +10774,9 @@
         <w:t xml:space="preserve">At startup, those two come into existence together.</w:t>
       </w:r>
     </w:p>
-    <w:bookmarkEnd w:id="67"/>
-    <w:bookmarkEnd w:id="68"/>
-    <w:bookmarkStart w:id="111" w:name="sec-ai-harness-landscape"/>
+    <w:bookmarkEnd w:id="72"/>
+    <w:bookmarkEnd w:id="73"/>
+    <w:bookmarkStart w:id="116" w:name="sec-ai-harness-landscape"/>
     <w:p>
       <w:pPr>
         <w:pStyle w:val="Heading1"/>
@@ -9839,7 +10812,7 @@
       <w:r>
         <w:t xml:space="preserve"> </w:t>
       </w:r>
-      <w:hyperlink r:id="rId69">
+      <w:hyperlink r:id="rId74">
         <w:r>
           <w:rPr>
             <w:rStyle w:val="Hyperlink"/>
@@ -9919,18 +10892,18 @@
                 <wp:inline>
                   <wp:extent cx="152400" cy="152400"/>
                   <wp:effectExtent b="0" l="0" r="0" t="0"/>
-                  <wp:docPr descr="" title="" id="71" name="Picture"/>
+                  <wp:docPr descr="" title="" id="76" name="Picture"/>
                   <a:graphic>
                     <a:graphicData uri="http://schemas.openxmlformats.org/drawingml/2006/picture">
                       <pic:pic>
                         <pic:nvPicPr>
-                          <pic:cNvPr descr="/opt/quarto/share/formats/docx/warning.png" id="72" name="Picture"/>
+                          <pic:cNvPr descr="/opt/quarto/share/formats/docx/warning.png" id="77" name="Picture"/>
                           <pic:cNvPicPr>
                             <a:picLocks noChangeArrowheads="1" noChangeAspect="1"/>
                           </pic:cNvPicPr>
                         </pic:nvPicPr>
                         <pic:blipFill>
-                          <a:blip r:embed="rId70"/>
+                          <a:blip r:embed="rId75"/>
                           <a:stretch>
                             <a:fillRect/>
                           </a:stretch>
@@ -9995,7 +10968,7 @@
             <w:r>
               <w:t xml:space="preserve">(</w:t>
             </w:r>
-            <w:hyperlink r:id="rId73">
+            <w:hyperlink r:id="rId78">
               <w:r>
                 <w:rPr>
                   <w:rStyle w:val="Hyperlink"/>
@@ -10047,7 +11020,7 @@
         </w:tc>
       </w:tr>
     </w:tbl>
-    <w:bookmarkStart w:id="74" w:name="the-organizing-idea-agent-model-harness"/>
+    <w:bookmarkStart w:id="79" w:name="the-organizing-idea-agent-model-harness"/>
     <w:p>
       <w:pPr>
         <w:pStyle w:val="Heading4"/>
@@ -10118,7 +11091,7 @@
         <w:pStyle w:val="Compact"/>
         <w:numPr>
           <w:ilvl w:val="0"/>
-          <w:numId w:val="1015"/>
+          <w:numId w:val="1017"/>
         </w:numPr>
       </w:pPr>
       <w:r>
@@ -10158,7 +11131,7 @@
         <w:pStyle w:val="Compact"/>
         <w:numPr>
           <w:ilvl w:val="0"/>
-          <w:numId w:val="1015"/>
+          <w:numId w:val="1017"/>
         </w:numPr>
       </w:pPr>
       <w:r>
@@ -10198,8 +11171,8 @@
         <w:t xml:space="preserve">ends in a pilot rather than a ranking.</w:t>
       </w:r>
     </w:p>
-    <w:bookmarkEnd w:id="74"/>
-    <w:bookmarkStart w:id="83" w:name="terminal-first-harnesses"/>
+    <w:bookmarkEnd w:id="79"/>
+    <w:bookmarkStart w:id="88" w:name="terminal-first-harnesses"/>
     <w:p>
       <w:pPr>
         <w:pStyle w:val="Heading4"/>
@@ -10221,7 +11194,7 @@
       <w:tr>
         <w:tc>
           <w:tcPr/>
-          <w:bookmarkStart w:id="82" w:name="tbl-harness-landscape-terminal"/>
+          <w:bookmarkStart w:id="87" w:name="tbl-harness-landscape-terminal"/>
           <w:p>
             <w:pPr>
               <w:jc w:val="center"/>
@@ -10296,7 +11269,7 @@
                     <w:pStyle w:val="Compact"/>
                     <w:jc w:val="center"/>
                   </w:pPr>
-                  <w:hyperlink r:id="rId75">
+                  <w:hyperlink r:id="rId80">
                     <w:r>
                       <w:rPr>
                         <w:rStyle w:val="Hyperlink"/>
@@ -10345,7 +11318,7 @@
                     <w:pStyle w:val="Compact"/>
                     <w:jc w:val="center"/>
                   </w:pPr>
-                  <w:hyperlink r:id="rId76">
+                  <w:hyperlink r:id="rId81">
                     <w:r>
                       <w:rPr>
                         <w:rStyle w:val="Hyperlink"/>
@@ -10388,7 +11361,7 @@
                     <w:pStyle w:val="Compact"/>
                     <w:jc w:val="center"/>
                   </w:pPr>
-                  <w:hyperlink r:id="rId77">
+                  <w:hyperlink r:id="rId82">
                     <w:r>
                       <w:rPr>
                         <w:rStyle w:val="Hyperlink"/>
@@ -10443,7 +11416,7 @@
                     <w:pStyle w:val="Compact"/>
                     <w:jc w:val="center"/>
                   </w:pPr>
-                  <w:hyperlink r:id="rId78">
+                  <w:hyperlink r:id="rId83">
                     <w:r>
                       <w:rPr>
                         <w:rStyle w:val="Hyperlink"/>
@@ -10486,7 +11459,7 @@
                     <w:pStyle w:val="Compact"/>
                     <w:jc w:val="center"/>
                   </w:pPr>
-                  <w:hyperlink r:id="rId79">
+                  <w:hyperlink r:id="rId84">
                     <w:r>
                       <w:rPr>
                         <w:rStyle w:val="Hyperlink"/>
@@ -10535,7 +11508,7 @@
                     <w:pStyle w:val="Compact"/>
                     <w:jc w:val="center"/>
                   </w:pPr>
-                  <w:hyperlink r:id="rId80">
+                  <w:hyperlink r:id="rId85">
                     <w:r>
                       <w:rPr>
                         <w:rStyle w:val="Hyperlink"/>
@@ -10584,7 +11557,7 @@
                     <w:pStyle w:val="Compact"/>
                     <w:jc w:val="center"/>
                   </w:pPr>
-                  <w:hyperlink r:id="rId81">
+                  <w:hyperlink r:id="rId86">
                     <w:r>
                       <w:rPr>
                         <w:rStyle w:val="Hyperlink"/>
@@ -10632,13 +11605,13 @@
               </w:tc>
             </w:tr>
           </w:tbl>
-          <w:bookmarkEnd w:id="82"/>
+          <w:bookmarkEnd w:id="87"/>
           <w:p/>
         </w:tc>
       </w:tr>
     </w:tbl>
-    <w:bookmarkEnd w:id="83"/>
-    <w:bookmarkStart w:id="94" w:name="editor-integrated-harnesses"/>
+    <w:bookmarkEnd w:id="88"/>
+    <w:bookmarkStart w:id="99" w:name="editor-integrated-harnesses"/>
     <w:p>
       <w:pPr>
         <w:pStyle w:val="Heading4"/>
@@ -10660,7 +11633,7 @@
       <w:tr>
         <w:tc>
           <w:tcPr/>
-          <w:bookmarkStart w:id="93" w:name="tbl-harness-landscape-editor"/>
+          <w:bookmarkStart w:id="98" w:name="tbl-harness-landscape-editor"/>
           <w:p>
             <w:pPr>
               <w:jc w:val="center"/>
@@ -10735,7 +11708,7 @@
                     <w:pStyle w:val="Compact"/>
                     <w:jc w:val="center"/>
                   </w:pPr>
-                  <w:hyperlink r:id="rId84">
+                  <w:hyperlink r:id="rId89">
                     <w:r>
                       <w:rPr>
                         <w:rStyle w:val="Hyperlink"/>
@@ -10817,7 +11790,7 @@
                     <w:pStyle w:val="Compact"/>
                     <w:jc w:val="center"/>
                   </w:pPr>
-                  <w:hyperlink r:id="rId85">
+                  <w:hyperlink r:id="rId90">
                     <w:r>
                       <w:rPr>
                         <w:rStyle w:val="Hyperlink"/>
@@ -10860,7 +11833,7 @@
                     <w:pStyle w:val="Compact"/>
                     <w:jc w:val="center"/>
                   </w:pPr>
-                  <w:hyperlink r:id="rId86">
+                  <w:hyperlink r:id="rId91">
                     <w:r>
                       <w:rPr>
                         <w:rStyle w:val="Hyperlink"/>
@@ -10903,7 +11876,7 @@
                     <w:pStyle w:val="Compact"/>
                     <w:jc w:val="center"/>
                   </w:pPr>
-                  <w:hyperlink r:id="rId87">
+                  <w:hyperlink r:id="rId92">
                     <w:r>
                       <w:rPr>
                         <w:rStyle w:val="Hyperlink"/>
@@ -10946,7 +11919,7 @@
                     <w:pStyle w:val="Compact"/>
                     <w:jc w:val="center"/>
                   </w:pPr>
-                  <w:hyperlink r:id="rId88">
+                  <w:hyperlink r:id="rId93">
                     <w:r>
                       <w:rPr>
                         <w:rStyle w:val="Hyperlink"/>
@@ -10995,7 +11968,7 @@
                     <w:pStyle w:val="Compact"/>
                     <w:jc w:val="center"/>
                   </w:pPr>
-                  <w:hyperlink r:id="rId89">
+                  <w:hyperlink r:id="rId94">
                     <w:r>
                       <w:rPr>
                         <w:rStyle w:val="Hyperlink"/>
@@ -11009,7 +11982,7 @@
                   <w:r>
                     <w:t xml:space="preserve"> </w:t>
                   </w:r>
-                  <w:hyperlink r:id="rId90">
+                  <w:hyperlink r:id="rId95">
                     <w:r>
                       <w:rPr>
                         <w:rStyle w:val="Hyperlink"/>
@@ -11023,7 +11996,7 @@
                   <w:r>
                     <w:t xml:space="preserve"> </w:t>
                   </w:r>
-                  <w:hyperlink r:id="rId91">
+                  <w:hyperlink r:id="rId96">
                     <w:r>
                       <w:rPr>
                         <w:rStyle w:val="Hyperlink"/>
@@ -11037,7 +12010,7 @@
                   <w:r>
                     <w:t xml:space="preserve"> </w:t>
                   </w:r>
-                  <w:hyperlink r:id="rId92">
+                  <w:hyperlink r:id="rId97">
                     <w:r>
                       <w:rPr>
                         <w:rStyle w:val="Hyperlink"/>
@@ -11073,13 +12046,13 @@
               </w:tc>
             </w:tr>
           </w:tbl>
-          <w:bookmarkEnd w:id="93"/>
+          <w:bookmarkEnd w:id="98"/>
           <w:p/>
         </w:tc>
       </w:tr>
     </w:tbl>
-    <w:bookmarkEnd w:id="94"/>
-    <w:bookmarkStart w:id="96" w:name="autonomous-and-cloud-harnesses"/>
+    <w:bookmarkEnd w:id="99"/>
+    <w:bookmarkStart w:id="101" w:name="autonomous-and-cloud-harnesses"/>
     <w:p>
       <w:pPr>
         <w:pStyle w:val="Heading4"/>
@@ -11093,7 +12066,7 @@
         <w:pStyle w:val="Compact"/>
         <w:numPr>
           <w:ilvl w:val="0"/>
-          <w:numId w:val="1016"/>
+          <w:numId w:val="1018"/>
         </w:numPr>
       </w:pPr>
       <w:r>
@@ -11127,10 +12100,10 @@
         <w:pStyle w:val="Compact"/>
         <w:numPr>
           <w:ilvl w:val="0"/>
-          <w:numId w:val="1016"/>
+          <w:numId w:val="1018"/>
         </w:numPr>
       </w:pPr>
-      <w:hyperlink r:id="rId58">
+      <w:hyperlink r:id="rId63">
         <w:r>
           <w:rPr>
             <w:rStyle w:val="Hyperlink"/>
@@ -11158,7 +12131,7 @@
         <w:pStyle w:val="Compact"/>
         <w:numPr>
           <w:ilvl w:val="0"/>
-          <w:numId w:val="1016"/>
+          <w:numId w:val="1018"/>
         </w:numPr>
       </w:pPr>
       <w:r>
@@ -11195,7 +12168,7 @@
       <w:r>
         <w:t xml:space="preserve"> </w:t>
       </w:r>
-      <w:hyperlink r:id="rId95">
+      <w:hyperlink r:id="rId100">
         <w:r>
           <w:rPr>
             <w:rStyle w:val="Hyperlink"/>
@@ -11210,8 +12183,8 @@
         <w:t xml:space="preserve">covers when that parallelism is worth having.</w:t>
       </w:r>
     </w:p>
-    <w:bookmarkEnd w:id="96"/>
-    <w:bookmarkStart w:id="99" w:name="the-minimalist-counter-trend"/>
+    <w:bookmarkEnd w:id="101"/>
+    <w:bookmarkStart w:id="104" w:name="the-minimalist-counter-trend"/>
     <w:p>
       <w:pPr>
         <w:pStyle w:val="Heading4"/>
@@ -11248,7 +12221,7 @@
       <w:r>
         <w:t xml:space="preserve"> </w:t>
       </w:r>
-      <w:hyperlink r:id="rId97">
+      <w:hyperlink r:id="rId102">
         <w:r>
           <w:rPr>
             <w:rStyle w:val="Hyperlink"/>
@@ -11304,7 +12277,7 @@
       <w:r>
         <w:t xml:space="preserve">(</w:t>
       </w:r>
-      <w:hyperlink r:id="rId98">
+      <w:hyperlink r:id="rId103">
         <w:r>
           <w:rPr>
             <w:rStyle w:val="Hyperlink"/>
@@ -11360,8 +12333,8 @@
         <w:t xml:space="preserve">so the two camps may converge.</w:t>
       </w:r>
     </w:p>
-    <w:bookmarkEnd w:id="99"/>
-    <w:bookmarkStart w:id="101" w:name="open-source-versus-proprietary"/>
+    <w:bookmarkEnd w:id="104"/>
+    <w:bookmarkStart w:id="106" w:name="open-source-versus-proprietary"/>
     <w:p>
       <w:pPr>
         <w:pStyle w:val="Heading4"/>
@@ -11383,7 +12356,7 @@
         <w:pStyle w:val="Compact"/>
         <w:numPr>
           <w:ilvl w:val="0"/>
-          <w:numId w:val="1017"/>
+          <w:numId w:val="1019"/>
         </w:numPr>
       </w:pPr>
       <w:r>
@@ -11395,7 +12368,7 @@
         <w:pStyle w:val="Compact"/>
         <w:numPr>
           <w:ilvl w:val="0"/>
-          <w:numId w:val="1017"/>
+          <w:numId w:val="1019"/>
         </w:numPr>
       </w:pPr>
       <w:r>
@@ -11407,7 +12380,7 @@
         <w:pStyle w:val="Compact"/>
         <w:numPr>
           <w:ilvl w:val="0"/>
-          <w:numId w:val="1017"/>
+          <w:numId w:val="1019"/>
         </w:numPr>
       </w:pPr>
       <w:r>
@@ -11419,7 +12392,7 @@
         <w:pStyle w:val="Compact"/>
         <w:numPr>
           <w:ilvl w:val="0"/>
-          <w:numId w:val="1017"/>
+          <w:numId w:val="1019"/>
         </w:numPr>
       </w:pPr>
       <w:r>
@@ -11431,7 +12404,7 @@
         <w:pStyle w:val="Compact"/>
         <w:numPr>
           <w:ilvl w:val="0"/>
-          <w:numId w:val="1017"/>
+          <w:numId w:val="1019"/>
         </w:numPr>
       </w:pPr>
       <w:r>
@@ -11443,7 +12416,7 @@
         <w:pStyle w:val="Compact"/>
         <w:numPr>
           <w:ilvl w:val="0"/>
-          <w:numId w:val="1017"/>
+          <w:numId w:val="1019"/>
         </w:numPr>
       </w:pPr>
       <w:r>
@@ -11455,7 +12428,7 @@
         <w:pStyle w:val="Compact"/>
         <w:numPr>
           <w:ilvl w:val="0"/>
-          <w:numId w:val="1017"/>
+          <w:numId w:val="1019"/>
         </w:numPr>
       </w:pPr>
       <w:r>
@@ -11467,7 +12440,7 @@
         <w:pStyle w:val="Compact"/>
         <w:numPr>
           <w:ilvl w:val="0"/>
-          <w:numId w:val="1017"/>
+          <w:numId w:val="1019"/>
         </w:numPr>
       </w:pPr>
       <w:r>
@@ -11479,7 +12452,7 @@
         <w:pStyle w:val="Compact"/>
         <w:numPr>
           <w:ilvl w:val="0"/>
-          <w:numId w:val="1017"/>
+          <w:numId w:val="1019"/>
         </w:numPr>
       </w:pPr>
       <w:r>
@@ -11491,7 +12464,7 @@
         <w:pStyle w:val="Compact"/>
         <w:numPr>
           <w:ilvl w:val="0"/>
-          <w:numId w:val="1017"/>
+          <w:numId w:val="1019"/>
         </w:numPr>
       </w:pPr>
       <w:r>
@@ -11511,7 +12484,7 @@
         <w:pStyle w:val="Compact"/>
         <w:numPr>
           <w:ilvl w:val="0"/>
-          <w:numId w:val="1018"/>
+          <w:numId w:val="1020"/>
         </w:numPr>
       </w:pPr>
       <w:r>
@@ -11523,7 +12496,7 @@
         <w:pStyle w:val="Compact"/>
         <w:numPr>
           <w:ilvl w:val="0"/>
-          <w:numId w:val="1018"/>
+          <w:numId w:val="1020"/>
         </w:numPr>
       </w:pPr>
       <w:r>
@@ -11535,7 +12508,7 @@
         <w:pStyle w:val="Compact"/>
         <w:numPr>
           <w:ilvl w:val="0"/>
-          <w:numId w:val="1018"/>
+          <w:numId w:val="1020"/>
         </w:numPr>
       </w:pPr>
       <w:r>
@@ -11547,7 +12520,7 @@
         <w:pStyle w:val="Compact"/>
         <w:numPr>
           <w:ilvl w:val="0"/>
-          <w:numId w:val="1018"/>
+          <w:numId w:val="1020"/>
         </w:numPr>
       </w:pPr>
       <w:r>
@@ -11559,7 +12532,7 @@
         <w:pStyle w:val="Compact"/>
         <w:numPr>
           <w:ilvl w:val="0"/>
-          <w:numId w:val="1018"/>
+          <w:numId w:val="1020"/>
         </w:numPr>
       </w:pPr>
       <w:r>
@@ -11571,7 +12544,7 @@
         <w:pStyle w:val="Compact"/>
         <w:numPr>
           <w:ilvl w:val="0"/>
-          <w:numId w:val="1018"/>
+          <w:numId w:val="1020"/>
         </w:numPr>
       </w:pPr>
       <w:r>
@@ -11583,7 +12556,7 @@
         <w:pStyle w:val="Compact"/>
         <w:numPr>
           <w:ilvl w:val="0"/>
-          <w:numId w:val="1018"/>
+          <w:numId w:val="1020"/>
         </w:numPr>
       </w:pPr>
       <w:r>
@@ -11595,7 +12568,7 @@
         <w:pStyle w:val="Compact"/>
         <w:numPr>
           <w:ilvl w:val="0"/>
-          <w:numId w:val="1018"/>
+          <w:numId w:val="1020"/>
         </w:numPr>
       </w:pPr>
       <w:r>
@@ -11645,7 +12618,7 @@
       <w:r>
         <w:t xml:space="preserve">(</w:t>
       </w:r>
-      <w:hyperlink r:id="rId100">
+      <w:hyperlink r:id="rId105">
         <w:r>
           <w:rPr>
             <w:rStyle w:val="Hyperlink"/>
@@ -11666,8 +12639,8 @@
         <w:t xml:space="preserve">and OpenCode lost Claude Pro and Max login access after a dispute with Anthropic.</w:t>
       </w:r>
     </w:p>
-    <w:bookmarkEnd w:id="101"/>
-    <w:bookmarkStart w:id="104" w:name="local-model-coding"/>
+    <w:bookmarkEnd w:id="106"/>
+    <w:bookmarkStart w:id="109" w:name="local-model-coding"/>
     <w:p>
       <w:pPr>
         <w:pStyle w:val="Heading4"/>
@@ -11698,7 +12671,7 @@
       <w:r>
         <w:t xml:space="preserve"> </w:t>
       </w:r>
-      <w:hyperlink r:id="rId102">
+      <w:hyperlink r:id="rId107">
         <w:r>
           <w:rPr>
             <w:rStyle w:val="Hyperlink"/>
@@ -11715,7 +12688,7 @@
       <w:r>
         <w:t xml:space="preserve"> </w:t>
       </w:r>
-      <w:hyperlink r:id="rId103">
+      <w:hyperlink r:id="rId108">
         <w:r>
           <w:rPr>
             <w:rStyle w:val="Hyperlink"/>
@@ -11730,8 +12703,8 @@
         <w:t xml:space="preserve">cover the mechanics and the model choice.</w:t>
       </w:r>
     </w:p>
-    <w:bookmarkEnd w:id="104"/>
-    <w:bookmarkStart w:id="108" w:name="beyond-coding-general-agent-frameworks"/>
+    <w:bookmarkEnd w:id="109"/>
+    <w:bookmarkStart w:id="113" w:name="beyond-coding-general-agent-frameworks"/>
     <w:p>
       <w:pPr>
         <w:pStyle w:val="Heading4"/>
@@ -11753,7 +12726,7 @@
         <w:pStyle w:val="Compact"/>
         <w:numPr>
           <w:ilvl w:val="0"/>
-          <w:numId w:val="1019"/>
+          <w:numId w:val="1021"/>
         </w:numPr>
       </w:pPr>
       <w:r>
@@ -11766,7 +12739,7 @@
       <w:r>
         <w:t xml:space="preserve"> </w:t>
       </w:r>
-      <w:hyperlink r:id="rId105">
+      <w:hyperlink r:id="rId110">
         <w:r>
           <w:rPr>
             <w:rStyle w:val="Hyperlink"/>
@@ -11789,7 +12762,7 @@
         <w:pStyle w:val="Compact"/>
         <w:numPr>
           <w:ilvl w:val="0"/>
-          <w:numId w:val="1019"/>
+          <w:numId w:val="1021"/>
         </w:numPr>
       </w:pPr>
       <w:r>
@@ -11802,7 +12775,7 @@
       <w:r>
         <w:t xml:space="preserve"> </w:t>
       </w:r>
-      <w:hyperlink r:id="rId106">
+      <w:hyperlink r:id="rId111">
         <w:r>
           <w:rPr>
             <w:rStyle w:val="Hyperlink"/>
@@ -11822,7 +12795,7 @@
       <w:r>
         <w:t xml:space="preserve"> </w:t>
       </w:r>
-      <w:hyperlink r:id="rId107">
+      <w:hyperlink r:id="rId112">
         <w:r>
           <w:rPr>
             <w:rStyle w:val="Hyperlink"/>
@@ -11839,7 +12812,7 @@
         <w:pStyle w:val="Compact"/>
         <w:numPr>
           <w:ilvl w:val="0"/>
-          <w:numId w:val="1019"/>
+          <w:numId w:val="1021"/>
         </w:numPr>
       </w:pPr>
       <w:r>
@@ -11914,7 +12887,7 @@
       <w:r>
         <w:t xml:space="preserve"> </w:t>
       </w:r>
-      <w:hyperlink r:id="rId95">
+      <w:hyperlink r:id="rId100">
         <w:r>
           <w:rPr>
             <w:rStyle w:val="Hyperlink"/>
@@ -11949,8 +12922,8 @@
         <w:t xml:space="preserve">do not give one credentials or financial access without sandboxing and human checkpoints.</w:t>
       </w:r>
     </w:p>
-    <w:bookmarkEnd w:id="108"/>
-    <w:bookmarkStart w:id="110" w:name="choosing"/>
+    <w:bookmarkEnd w:id="113"/>
+    <w:bookmarkStart w:id="115" w:name="choosing"/>
     <w:p>
       <w:pPr>
         <w:pStyle w:val="Heading4"/>
@@ -11972,7 +12945,7 @@
       <w:tr>
         <w:tc>
           <w:tcPr/>
-          <w:bookmarkStart w:id="109" w:name="tbl-harness-landscape-choice"/>
+          <w:bookmarkStart w:id="114" w:name="tbl-harness-landscape-choice"/>
           <w:p>
             <w:pPr>
               <w:jc w:val="center"/>
@@ -12183,7 +13156,7 @@
               </w:tc>
             </w:tr>
           </w:tbl>
-          <w:bookmarkEnd w:id="109"/>
+          <w:bookmarkEnd w:id="114"/>
           <w:p/>
         </w:tc>
       </w:tr>
@@ -12214,9 +13187,9 @@
         <w:t xml:space="preserve">a need for private inference points toward OpenCode or Aider with a local model.</w:t>
       </w:r>
     </w:p>
-    <w:bookmarkEnd w:id="110"/>
-    <w:bookmarkEnd w:id="111"/>
-    <w:bookmarkStart w:id="133" w:name="sec-ai-custom-harnesses"/>
+    <w:bookmarkEnd w:id="115"/>
+    <w:bookmarkEnd w:id="116"/>
+    <w:bookmarkStart w:id="138" w:name="sec-ai-custom-harnesses"/>
     <w:p>
       <w:pPr>
         <w:pStyle w:val="Heading1"/>
@@ -12324,7 +13297,7 @@
         <w:t xml:space="preserve">(measured 2026-09-09 unless stated otherwise).</w:t>
       </w:r>
     </w:p>
-    <w:bookmarkStart w:id="112" w:name="two-things-people-mean-by-custom-harness"/>
+    <w:bookmarkStart w:id="117" w:name="two-things-people-mean-by-custom-harness"/>
     <w:p>
       <w:pPr>
         <w:pStyle w:val="Heading4"/>
@@ -12358,7 +13331,7 @@
         <w:pStyle w:val="Compact"/>
         <w:numPr>
           <w:ilvl w:val="0"/>
-          <w:numId w:val="1020"/>
+          <w:numId w:val="1022"/>
         </w:numPr>
       </w:pPr>
       <w:r>
@@ -12442,7 +13415,7 @@
         <w:pStyle w:val="Compact"/>
         <w:numPr>
           <w:ilvl w:val="0"/>
-          <w:numId w:val="1020"/>
+          <w:numId w:val="1022"/>
         </w:numPr>
       </w:pPr>
       <w:r>
@@ -12500,8 +13473,8 @@
         <w:t xml:space="preserve">which is the only reason to pay for it.</w:t>
       </w:r>
     </w:p>
-    <w:bookmarkEnd w:id="112"/>
-    <w:bookmarkStart w:id="120" w:name="surveyed-projects"/>
+    <w:bookmarkEnd w:id="117"/>
+    <w:bookmarkStart w:id="125" w:name="surveyed-projects"/>
     <w:p>
       <w:pPr>
         <w:pStyle w:val="Heading4"/>
@@ -12542,7 +13515,7 @@
       <w:tr>
         <w:tc>
           <w:tcPr/>
-          <w:bookmarkStart w:id="119" w:name="tbl-custom-harnesses"/>
+          <w:bookmarkStart w:id="124" w:name="tbl-custom-harnesses"/>
           <w:p>
             <w:pPr>
               <w:jc w:val="center"/>
@@ -12643,7 +13616,7 @@
                     <w:pStyle w:val="Compact"/>
                     <w:jc w:val="center"/>
                   </w:pPr>
-                  <w:hyperlink r:id="rId113">
+                  <w:hyperlink r:id="rId118">
                     <w:r>
                       <w:rPr>
                         <w:rStyle w:val="VerbatimChar"/>
@@ -12716,7 +13689,7 @@
                     <w:pStyle w:val="Compact"/>
                     <w:jc w:val="center"/>
                   </w:pPr>
-                  <w:hyperlink r:id="rId114">
+                  <w:hyperlink r:id="rId119">
                     <w:r>
                       <w:rPr>
                         <w:rStyle w:val="Hyperlink"/>
@@ -12798,7 +13771,7 @@
                     <w:pStyle w:val="Compact"/>
                     <w:jc w:val="center"/>
                   </w:pPr>
-                  <w:hyperlink r:id="rId115">
+                  <w:hyperlink r:id="rId120">
                     <w:r>
                       <w:rPr>
                         <w:rStyle w:val="Hyperlink"/>
@@ -12871,7 +13844,7 @@
                     <w:pStyle w:val="Compact"/>
                     <w:jc w:val="center"/>
                   </w:pPr>
-                  <w:hyperlink r:id="rId116">
+                  <w:hyperlink r:id="rId121">
                     <w:r>
                       <w:rPr>
                         <w:rStyle w:val="Hyperlink"/>
@@ -12953,7 +13926,7 @@
                     <w:pStyle w:val="Compact"/>
                     <w:jc w:val="center"/>
                   </w:pPr>
-                  <w:hyperlink r:id="rId117">
+                  <w:hyperlink r:id="rId122">
                     <w:r>
                       <w:rPr>
                         <w:rStyle w:val="VerbatimChar"/>
@@ -13026,7 +13999,7 @@
                     <w:pStyle w:val="Compact"/>
                     <w:jc w:val="center"/>
                   </w:pPr>
-                  <w:hyperlink r:id="rId118">
+                  <w:hyperlink r:id="rId123">
                     <w:r>
                       <w:rPr>
                         <w:rStyle w:val="Hyperlink"/>
@@ -13104,13 +14077,13 @@
               </w:tc>
             </w:tr>
           </w:tbl>
-          <w:bookmarkEnd w:id="119"/>
+          <w:bookmarkEnd w:id="124"/>
           <w:p/>
         </w:tc>
       </w:tr>
     </w:tbl>
-    <w:bookmarkEnd w:id="120"/>
-    <w:bookmarkStart w:id="122" w:name="oh-my-claudecode-omc"/>
+    <w:bookmarkEnd w:id="125"/>
+    <w:bookmarkStart w:id="127" w:name="oh-my-claudecode-omc"/>
     <w:p>
       <w:pPr>
         <w:pStyle w:val="Heading4"/>
@@ -13216,7 +14189,7 @@
         <w:pStyle w:val="Compact"/>
         <w:numPr>
           <w:ilvl w:val="0"/>
-          <w:numId w:val="1021"/>
+          <w:numId w:val="1023"/>
         </w:numPr>
       </w:pPr>
       <w:r>
@@ -13345,7 +14318,7 @@
         <w:pStyle w:val="Compact"/>
         <w:numPr>
           <w:ilvl w:val="0"/>
-          <w:numId w:val="1021"/>
+          <w:numId w:val="1023"/>
         </w:numPr>
       </w:pPr>
       <w:r>
@@ -13381,7 +14354,7 @@
         <w:pStyle w:val="Compact"/>
         <w:numPr>
           <w:ilvl w:val="0"/>
-          <w:numId w:val="1021"/>
+          <w:numId w:val="1023"/>
         </w:numPr>
       </w:pPr>
       <w:r>
@@ -13441,7 +14414,7 @@
         <w:pStyle w:val="Compact"/>
         <w:numPr>
           <w:ilvl w:val="0"/>
-          <w:numId w:val="1021"/>
+          <w:numId w:val="1023"/>
         </w:numPr>
       </w:pPr>
       <w:r>
@@ -13476,7 +14449,7 @@
       <w:r>
         <w:t xml:space="preserve"> </w:t>
       </w:r>
-      <w:hyperlink r:id="rId121">
+      <w:hyperlink r:id="rId126">
         <w:r>
           <w:rPr>
             <w:rStyle w:val="Hyperlink"/>
@@ -13599,8 +14572,8 @@
         <w:t xml:space="preserve">and they are separable.</w:t>
       </w:r>
     </w:p>
-    <w:bookmarkEnd w:id="122"/>
-    <w:bookmarkStart w:id="123" w:name="hoyeon"/>
+    <w:bookmarkEnd w:id="127"/>
+    <w:bookmarkStart w:id="128" w:name="hoyeon"/>
     <w:p>
       <w:pPr>
         <w:pStyle w:val="Heading4"/>
@@ -13853,7 +14826,7 @@
       <w:r>
         <w:t xml:space="preserve">(</w:t>
       </w:r>
-      <w:hyperlink r:id="rId26">
+      <w:hyperlink r:id="rId31">
         <w:r>
           <w:rPr>
             <w:rStyle w:val="Hyperlink"/>
@@ -13889,8 +14862,8 @@
         <w:t xml:space="preserve">and it is Claude-Code-only.</w:t>
       </w:r>
     </w:p>
-    <w:bookmarkEnd w:id="123"/>
-    <w:bookmarkStart w:id="124" w:name="superpowers"/>
+    <w:bookmarkEnd w:id="128"/>
+    <w:bookmarkStart w:id="129" w:name="superpowers"/>
     <w:p>
       <w:pPr>
         <w:pStyle w:val="Heading4"/>
@@ -14111,8 +15084,8 @@
         <w:t xml:space="preserve">rather than a second source of truth.</w:t>
       </w:r>
     </w:p>
-    <w:bookmarkEnd w:id="124"/>
-    <w:bookmarkStart w:id="125" w:name="gsd-core"/>
+    <w:bookmarkEnd w:id="129"/>
+    <w:bookmarkStart w:id="130" w:name="gsd-core"/>
     <w:p>
       <w:pPr>
         <w:pStyle w:val="Heading4"/>
@@ -14201,7 +15174,7 @@
         <w:pStyle w:val="Compact"/>
         <w:numPr>
           <w:ilvl w:val="0"/>
-          <w:numId w:val="1022"/>
+          <w:numId w:val="1024"/>
         </w:numPr>
       </w:pPr>
       <w:r>
@@ -14213,7 +15186,7 @@
         <w:pStyle w:val="Compact"/>
         <w:numPr>
           <w:ilvl w:val="0"/>
-          <w:numId w:val="1022"/>
+          <w:numId w:val="1024"/>
         </w:numPr>
       </w:pPr>
       <w:r>
@@ -14225,7 +15198,7 @@
         <w:pStyle w:val="Compact"/>
         <w:numPr>
           <w:ilvl w:val="0"/>
-          <w:numId w:val="1022"/>
+          <w:numId w:val="1024"/>
         </w:numPr>
       </w:pPr>
       <w:r>
@@ -14237,7 +15210,7 @@
         <w:pStyle w:val="Compact"/>
         <w:numPr>
           <w:ilvl w:val="0"/>
-          <w:numId w:val="1022"/>
+          <w:numId w:val="1024"/>
         </w:numPr>
       </w:pPr>
       <w:r>
@@ -14249,7 +15222,7 @@
         <w:pStyle w:val="Compact"/>
         <w:numPr>
           <w:ilvl w:val="0"/>
-          <w:numId w:val="1022"/>
+          <w:numId w:val="1024"/>
         </w:numPr>
       </w:pPr>
       <w:r>
@@ -14338,7 +15311,7 @@
       <w:r>
         <w:t xml:space="preserve"> </w:t>
       </w:r>
-      <w:hyperlink r:id="rId95">
+      <w:hyperlink r:id="rId100">
         <w:r>
           <w:rPr>
             <w:rStyle w:val="Hyperlink"/>
@@ -14425,8 +15398,8 @@
         <w:t xml:space="preserve">GSD’s contribution is having made the loop the default rather than an option.</w:t>
       </w:r>
     </w:p>
-    <w:bookmarkEnd w:id="125"/>
-    <w:bookmarkStart w:id="126" w:name="openharness"/>
+    <w:bookmarkEnd w:id="130"/>
+    <w:bookmarkStart w:id="131" w:name="openharness"/>
     <w:p>
       <w:pPr>
         <w:pStyle w:val="Heading4"/>
@@ -14630,7 +15603,7 @@
       <w:r>
         <w:t xml:space="preserve">(</w:t>
       </w:r>
-      <w:hyperlink r:id="rId100">
+      <w:hyperlink r:id="rId105">
         <w:r>
           <w:rPr>
             <w:rStyle w:val="Hyperlink"/>
@@ -14651,8 +15624,8 @@
         <w:t xml:space="preserve">It is not a reason to leave Claude Code while Claude Code does what we need.</w:t>
       </w:r>
     </w:p>
-    <w:bookmarkEnd w:id="126"/>
-    <w:bookmarkStart w:id="127" w:name="the-langchain-guide"/>
+    <w:bookmarkEnd w:id="131"/>
+    <w:bookmarkStart w:id="132" w:name="the-langchain-guide"/>
     <w:p>
       <w:pPr>
         <w:pStyle w:val="Heading4"/>
@@ -14856,8 +15829,8 @@
         <w:t xml:space="preserve">whichever kind you build.</w:t>
       </w:r>
     </w:p>
-    <w:bookmarkEnd w:id="127"/>
-    <w:bookmarkStart w:id="130" w:name="the-community-thread"/>
+    <w:bookmarkEnd w:id="132"/>
+    <w:bookmarkStart w:id="135" w:name="the-community-thread"/>
     <w:p>
       <w:pPr>
         <w:pStyle w:val="Heading4"/>
@@ -14912,7 +15885,7 @@
       <w:r>
         <w:t xml:space="preserve"> </w:t>
       </w:r>
-      <w:hyperlink r:id="rId128">
+      <w:hyperlink r:id="rId133">
         <w:r>
           <w:rPr>
             <w:rStyle w:val="VerbatimChar"/>
@@ -15019,7 +15992,7 @@
       <w:r>
         <w:t xml:space="preserve"> </w:t>
       </w:r>
-      <w:hyperlink r:id="rId129">
+      <w:hyperlink r:id="rId134">
         <w:r>
           <w:rPr>
             <w:rStyle w:val="Hyperlink"/>
@@ -15034,8 +16007,8 @@
         <w:t xml:space="preserve">lists the communities where these setups are discussed.</w:t>
       </w:r>
     </w:p>
-    <w:bookmarkEnd w:id="130"/>
-    <w:bookmarkStart w:id="131" w:name="what-the-projects-have-in-common"/>
+    <w:bookmarkEnd w:id="135"/>
+    <w:bookmarkStart w:id="136" w:name="what-the-projects-have-in-common"/>
     <w:p>
       <w:pPr>
         <w:pStyle w:val="Heading4"/>
@@ -15057,7 +16030,7 @@
         <w:pStyle w:val="Compact"/>
         <w:numPr>
           <w:ilvl w:val="0"/>
-          <w:numId w:val="1023"/>
+          <w:numId w:val="1025"/>
         </w:numPr>
       </w:pPr>
       <w:r>
@@ -15091,7 +16064,7 @@
         <w:pStyle w:val="Compact"/>
         <w:numPr>
           <w:ilvl w:val="0"/>
-          <w:numId w:val="1023"/>
+          <w:numId w:val="1025"/>
         </w:numPr>
       </w:pPr>
       <w:r>
@@ -15137,7 +16110,7 @@
         <w:pStyle w:val="Compact"/>
         <w:numPr>
           <w:ilvl w:val="0"/>
-          <w:numId w:val="1023"/>
+          <w:numId w:val="1025"/>
         </w:numPr>
       </w:pPr>
       <w:r>
@@ -15159,7 +16132,7 @@
         <w:pStyle w:val="Compact"/>
         <w:numPr>
           <w:ilvl w:val="0"/>
-          <w:numId w:val="1023"/>
+          <w:numId w:val="1025"/>
         </w:numPr>
       </w:pPr>
       <w:r>
@@ -15181,7 +16154,7 @@
         <w:pStyle w:val="Compact"/>
         <w:numPr>
           <w:ilvl w:val="0"/>
-          <w:numId w:val="1023"/>
+          <w:numId w:val="1025"/>
         </w:numPr>
       </w:pPr>
       <w:r>
@@ -15242,8 +16215,8 @@
         <w:t xml:space="preserve">nothing else in the surveyed runtimes is missing from the layer kind.</w:t>
       </w:r>
     </w:p>
-    <w:bookmarkEnd w:id="131"/>
-    <w:bookmarkStart w:id="132" w:name="how-we-would-build-our-own"/>
+    <w:bookmarkEnd w:id="136"/>
+    <w:bookmarkStart w:id="137" w:name="how-we-would-build-our-own"/>
     <w:p>
       <w:pPr>
         <w:pStyle w:val="Heading4"/>
@@ -15286,7 +16259,7 @@
         <w:pStyle w:val="Compact"/>
         <w:numPr>
           <w:ilvl w:val="0"/>
-          <w:numId w:val="1024"/>
+          <w:numId w:val="1026"/>
         </w:numPr>
       </w:pPr>
       <w:r>
@@ -15298,7 +16271,7 @@
         <w:pStyle w:val="Compact"/>
         <w:numPr>
           <w:ilvl w:val="0"/>
-          <w:numId w:val="1024"/>
+          <w:numId w:val="1026"/>
         </w:numPr>
       </w:pPr>
       <w:r>
@@ -15373,7 +16346,7 @@
         <w:pStyle w:val="Compact"/>
         <w:numPr>
           <w:ilvl w:val="0"/>
-          <w:numId w:val="1024"/>
+          <w:numId w:val="1026"/>
         </w:numPr>
       </w:pPr>
       <w:r>
@@ -15400,7 +16373,7 @@
         <w:pStyle w:val="Compact"/>
         <w:numPr>
           <w:ilvl w:val="0"/>
-          <w:numId w:val="1024"/>
+          <w:numId w:val="1026"/>
         </w:numPr>
       </w:pPr>
       <w:r>
@@ -15412,7 +16385,7 @@
         <w:pStyle w:val="Compact"/>
         <w:numPr>
           <w:ilvl w:val="0"/>
-          <w:numId w:val="1024"/>
+          <w:numId w:val="1026"/>
         </w:numPr>
       </w:pPr>
       <w:r>
@@ -15424,7 +16397,7 @@
       <w:r>
         <w:t xml:space="preserve">(</w:t>
       </w:r>
-      <w:hyperlink r:id="rId30">
+      <w:hyperlink r:id="rId35">
         <w:r>
           <w:rPr>
             <w:rStyle w:val="Hyperlink"/>
@@ -15441,7 +16414,7 @@
       <w:r>
         <w:t xml:space="preserve"> </w:t>
       </w:r>
-      <w:hyperlink r:id="rId26">
+      <w:hyperlink r:id="rId31">
         <w:r>
           <w:rPr>
             <w:rStyle w:val="Hyperlink"/>
@@ -15592,7 +16565,7 @@
         <w:pStyle w:val="Compact"/>
         <w:numPr>
           <w:ilvl w:val="0"/>
-          <w:numId w:val="1025"/>
+          <w:numId w:val="1027"/>
         </w:numPr>
       </w:pPr>
       <w:r>
@@ -15656,7 +16629,7 @@
         <w:pStyle w:val="Compact"/>
         <w:numPr>
           <w:ilvl w:val="0"/>
-          <w:numId w:val="1025"/>
+          <w:numId w:val="1027"/>
         </w:numPr>
       </w:pPr>
       <w:r>
@@ -15729,7 +16702,7 @@
         <w:pStyle w:val="Compact"/>
         <w:numPr>
           <w:ilvl w:val="0"/>
-          <w:numId w:val="1025"/>
+          <w:numId w:val="1027"/>
         </w:numPr>
       </w:pPr>
       <w:r>
@@ -15797,9 +16770,9 @@
         <w:t xml:space="preserve">and the LangChain middleware table is the checklist for anything it lacks.</w:t>
       </w:r>
     </w:p>
-    <w:bookmarkEnd w:id="132"/>
-    <w:bookmarkEnd w:id="133"/>
-    <w:bookmarkStart w:id="183" w:name="sec-ai-opencode-ecosystem"/>
+    <w:bookmarkEnd w:id="137"/>
+    <w:bookmarkEnd w:id="138"/>
+    <w:bookmarkStart w:id="188" w:name="sec-ai-opencode-ecosystem"/>
     <w:p>
       <w:pPr>
         <w:pStyle w:val="Heading1"/>
@@ -15812,7 +16785,7 @@
       <w:pPr>
         <w:pStyle w:val="FirstParagraph"/>
       </w:pPr>
-      <w:hyperlink r:id="rId77">
+      <w:hyperlink r:id="rId82">
         <w:r>
           <w:rPr>
             <w:rStyle w:val="Hyperlink"/>
@@ -15853,7 +16826,7 @@
       <w:r>
         <w:t xml:space="preserve">running it against local models (</w:t>
       </w:r>
-      <w:hyperlink r:id="rId134">
+      <w:hyperlink r:id="rId139">
         <w:r>
           <w:rPr>
             <w:rStyle w:val="Hyperlink"/>
@@ -15870,7 +16843,7 @@
       <w:r>
         <w:t xml:space="preserve">against OpenRouter (</w:t>
       </w:r>
-      <w:hyperlink r:id="rId135">
+      <w:hyperlink r:id="rId140">
         <w:r>
           <w:rPr>
             <w:rStyle w:val="Hyperlink"/>
@@ -15887,7 +16860,7 @@
       <w:r>
         <w:t xml:space="preserve">and under the Oh My OpenCode multi-agent framework (</w:t>
       </w:r>
-      <w:hyperlink r:id="rId121">
+      <w:hyperlink r:id="rId126">
         <w:r>
           <w:rPr>
             <w:rStyle w:val="Hyperlink"/>
@@ -15932,7 +16905,7 @@
         <w:t xml:space="preserve">Where the site already covers a project, this section points there instead of repeating it.</w:t>
       </w:r>
     </w:p>
-    <w:bookmarkStart w:id="137" w:name="how-the-ecosystem-is-organized"/>
+    <w:bookmarkStart w:id="142" w:name="how-the-ecosystem-is-organized"/>
     <w:p>
       <w:pPr>
         <w:pStyle w:val="Heading4"/>
@@ -15963,7 +16936,7 @@
         <w:pStyle w:val="Compact"/>
         <w:numPr>
           <w:ilvl w:val="0"/>
-          <w:numId w:val="1026"/>
+          <w:numId w:val="1028"/>
         </w:numPr>
       </w:pPr>
       <w:r>
@@ -16084,7 +17057,7 @@
         <w:pStyle w:val="Compact"/>
         <w:numPr>
           <w:ilvl w:val="0"/>
-          <w:numId w:val="1026"/>
+          <w:numId w:val="1028"/>
         </w:numPr>
       </w:pPr>
       <w:r>
@@ -16118,7 +17091,7 @@
         <w:pStyle w:val="Compact"/>
         <w:numPr>
           <w:ilvl w:val="0"/>
-          <w:numId w:val="1026"/>
+          <w:numId w:val="1028"/>
         </w:numPr>
       </w:pPr>
       <w:r>
@@ -16322,7 +17295,7 @@
       <w:r>
         <w:t xml:space="preserve"> </w:t>
       </w:r>
-      <w:hyperlink r:id="rId136">
+      <w:hyperlink r:id="rId141">
         <w:r>
           <w:rPr>
             <w:rStyle w:val="Hyperlink"/>
@@ -16334,8 +17307,8 @@
         <w:t xml:space="preserve">).</w:t>
       </w:r>
     </w:p>
-    <w:bookmarkEnd w:id="137"/>
-    <w:bookmarkStart w:id="163" w:name="notable-plugins"/>
+    <w:bookmarkEnd w:id="142"/>
+    <w:bookmarkStart w:id="168" w:name="notable-plugins"/>
     <w:p>
       <w:pPr>
         <w:pStyle w:val="Heading4"/>
@@ -16381,10 +17354,10 @@
         <w:pStyle w:val="Compact"/>
         <w:numPr>
           <w:ilvl w:val="0"/>
-          <w:numId w:val="1027"/>
+          <w:numId w:val="1029"/>
         </w:numPr>
       </w:pPr>
-      <w:hyperlink r:id="rId138">
+      <w:hyperlink r:id="rId143">
         <w:r>
           <w:rPr>
             <w:rStyle w:val="VerbatimChar"/>
@@ -16492,10 +17465,10 @@
         <w:pStyle w:val="Compact"/>
         <w:numPr>
           <w:ilvl w:val="0"/>
-          <w:numId w:val="1027"/>
+          <w:numId w:val="1029"/>
         </w:numPr>
       </w:pPr>
-      <w:hyperlink r:id="rId139">
+      <w:hyperlink r:id="rId144">
         <w:r>
           <w:rPr>
             <w:rStyle w:val="VerbatimChar"/>
@@ -16533,7 +17506,7 @@
       <w:r>
         <w:t xml:space="preserve"> </w:t>
       </w:r>
-      <w:hyperlink r:id="rId140">
+      <w:hyperlink r:id="rId145">
         <w:r>
           <w:rPr>
             <w:rStyle w:val="VerbatimChar"/>
@@ -16625,10 +17598,10 @@
         <w:pStyle w:val="Compact"/>
         <w:numPr>
           <w:ilvl w:val="0"/>
-          <w:numId w:val="1028"/>
+          <w:numId w:val="1030"/>
         </w:numPr>
       </w:pPr>
-      <w:hyperlink r:id="rId141">
+      <w:hyperlink r:id="rId146">
         <w:r>
           <w:rPr>
             <w:rStyle w:val="VerbatimChar"/>
@@ -16693,10 +17666,10 @@
         <w:pStyle w:val="Compact"/>
         <w:numPr>
           <w:ilvl w:val="0"/>
-          <w:numId w:val="1028"/>
+          <w:numId w:val="1030"/>
         </w:numPr>
       </w:pPr>
-      <w:hyperlink r:id="rId142">
+      <w:hyperlink r:id="rId147">
         <w:r>
           <w:rPr>
             <w:rStyle w:val="VerbatimChar"/>
@@ -16737,10 +17710,10 @@
         <w:pStyle w:val="Compact"/>
         <w:numPr>
           <w:ilvl w:val="0"/>
-          <w:numId w:val="1028"/>
+          <w:numId w:val="1030"/>
         </w:numPr>
       </w:pPr>
-      <w:hyperlink r:id="rId143">
+      <w:hyperlink r:id="rId148">
         <w:r>
           <w:rPr>
             <w:rStyle w:val="VerbatimChar"/>
@@ -16824,7 +17797,7 @@
       <w:r>
         <w:t xml:space="preserve"> </w:t>
       </w:r>
-      <w:hyperlink r:id="rId144">
+      <w:hyperlink r:id="rId149">
         <w:r>
           <w:rPr>
             <w:rStyle w:val="VerbatimChar"/>
@@ -16913,10 +17886,10 @@
         <w:pStyle w:val="Compact"/>
         <w:numPr>
           <w:ilvl w:val="0"/>
-          <w:numId w:val="1029"/>
+          <w:numId w:val="1031"/>
         </w:numPr>
       </w:pPr>
-      <w:hyperlink r:id="rId145">
+      <w:hyperlink r:id="rId150">
         <w:r>
           <w:rPr>
             <w:rStyle w:val="VerbatimChar"/>
@@ -17015,10 +17988,10 @@
         <w:pStyle w:val="Compact"/>
         <w:numPr>
           <w:ilvl w:val="0"/>
-          <w:numId w:val="1029"/>
+          <w:numId w:val="1031"/>
         </w:numPr>
       </w:pPr>
-      <w:hyperlink r:id="rId146">
+      <w:hyperlink r:id="rId151">
         <w:r>
           <w:rPr>
             <w:rStyle w:val="VerbatimChar"/>
@@ -17087,10 +18060,10 @@
         <w:pStyle w:val="Compact"/>
         <w:numPr>
           <w:ilvl w:val="0"/>
-          <w:numId w:val="1029"/>
+          <w:numId w:val="1031"/>
         </w:numPr>
       </w:pPr>
-      <w:hyperlink r:id="rId147">
+      <w:hyperlink r:id="rId152">
         <w:r>
           <w:rPr>
             <w:rStyle w:val="VerbatimChar"/>
@@ -17213,10 +18186,10 @@
         <w:pStyle w:val="Compact"/>
         <w:numPr>
           <w:ilvl w:val="0"/>
-          <w:numId w:val="1030"/>
+          <w:numId w:val="1032"/>
         </w:numPr>
       </w:pPr>
-      <w:hyperlink r:id="rId148">
+      <w:hyperlink r:id="rId153">
         <w:r>
           <w:rPr>
             <w:rStyle w:val="VerbatimChar"/>
@@ -17266,7 +18239,7 @@
       <w:r>
         <w:t xml:space="preserve"> </w:t>
       </w:r>
-      <w:hyperlink r:id="rId121">
+      <w:hyperlink r:id="rId126">
         <w:r>
           <w:rPr>
             <w:rStyle w:val="Hyperlink"/>
@@ -17283,10 +18256,10 @@
         <w:pStyle w:val="Compact"/>
         <w:numPr>
           <w:ilvl w:val="0"/>
-          <w:numId w:val="1030"/>
+          <w:numId w:val="1032"/>
         </w:numPr>
       </w:pPr>
-      <w:hyperlink r:id="rId149">
+      <w:hyperlink r:id="rId154">
         <w:r>
           <w:rPr>
             <w:rStyle w:val="VerbatimChar"/>
@@ -17354,7 +18327,7 @@
       <w:r>
         <w:t xml:space="preserve"> </w:t>
       </w:r>
-      <w:hyperlink r:id="rId150">
+      <w:hyperlink r:id="rId155">
         <w:r>
           <w:rPr>
             <w:rStyle w:val="VerbatimChar"/>
@@ -17492,10 +18465,10 @@
         <w:pStyle w:val="Compact"/>
         <w:numPr>
           <w:ilvl w:val="0"/>
-          <w:numId w:val="1030"/>
+          <w:numId w:val="1032"/>
         </w:numPr>
       </w:pPr>
-      <w:hyperlink r:id="rId151">
+      <w:hyperlink r:id="rId156">
         <w:r>
           <w:rPr>
             <w:rStyle w:val="VerbatimChar"/>
@@ -17512,7 +18485,7 @@
       <w:r>
         <w:t xml:space="preserve"> </w:t>
       </w:r>
-      <w:hyperlink r:id="rId152">
+      <w:hyperlink r:id="rId157">
         <w:r>
           <w:rPr>
             <w:rStyle w:val="VerbatimChar"/>
@@ -17593,10 +18566,10 @@
         <w:pStyle w:val="Compact"/>
         <w:numPr>
           <w:ilvl w:val="0"/>
-          <w:numId w:val="1030"/>
+          <w:numId w:val="1032"/>
         </w:numPr>
       </w:pPr>
-      <w:hyperlink r:id="rId153">
+      <w:hyperlink r:id="rId158">
         <w:r>
           <w:rPr>
             <w:rStyle w:val="VerbatimChar"/>
@@ -17619,7 +18592,7 @@
       <w:r>
         <w:t xml:space="preserve"> </w:t>
       </w:r>
-      <w:hyperlink r:id="rId154">
+      <w:hyperlink r:id="rId159">
         <w:r>
           <w:rPr>
             <w:rStyle w:val="Hyperlink"/>
@@ -17655,10 +18628,10 @@
         <w:pStyle w:val="Compact"/>
         <w:numPr>
           <w:ilvl w:val="0"/>
-          <w:numId w:val="1030"/>
+          <w:numId w:val="1032"/>
         </w:numPr>
       </w:pPr>
-      <w:hyperlink r:id="rId155">
+      <w:hyperlink r:id="rId160">
         <w:r>
           <w:rPr>
             <w:rStyle w:val="VerbatimChar"/>
@@ -17727,10 +18700,10 @@
         <w:pStyle w:val="Compact"/>
         <w:numPr>
           <w:ilvl w:val="0"/>
-          <w:numId w:val="1030"/>
+          <w:numId w:val="1032"/>
         </w:numPr>
       </w:pPr>
-      <w:hyperlink r:id="rId156">
+      <w:hyperlink r:id="rId161">
         <w:r>
           <w:rPr>
             <w:rStyle w:val="VerbatimChar"/>
@@ -17829,10 +18802,10 @@
         <w:pStyle w:val="Compact"/>
         <w:numPr>
           <w:ilvl w:val="0"/>
-          <w:numId w:val="1031"/>
+          <w:numId w:val="1033"/>
         </w:numPr>
       </w:pPr>
-      <w:hyperlink r:id="rId157">
+      <w:hyperlink r:id="rId162">
         <w:r>
           <w:rPr>
             <w:rStyle w:val="VerbatimChar"/>
@@ -17928,10 +18901,10 @@
         <w:pStyle w:val="Compact"/>
         <w:numPr>
           <w:ilvl w:val="0"/>
-          <w:numId w:val="1031"/>
+          <w:numId w:val="1033"/>
         </w:numPr>
       </w:pPr>
-      <w:hyperlink r:id="rId158">
+      <w:hyperlink r:id="rId163">
         <w:r>
           <w:rPr>
             <w:rStyle w:val="VerbatimChar"/>
@@ -17948,7 +18921,7 @@
       <w:r>
         <w:t xml:space="preserve"> </w:t>
       </w:r>
-      <w:hyperlink r:id="rId159">
+      <w:hyperlink r:id="rId164">
         <w:r>
           <w:rPr>
             <w:rStyle w:val="VerbatimChar"/>
@@ -18029,10 +19002,10 @@
         <w:pStyle w:val="Compact"/>
         <w:numPr>
           <w:ilvl w:val="0"/>
-          <w:numId w:val="1031"/>
+          <w:numId w:val="1033"/>
         </w:numPr>
       </w:pPr>
-      <w:hyperlink r:id="rId160">
+      <w:hyperlink r:id="rId165">
         <w:r>
           <w:rPr>
             <w:rStyle w:val="VerbatimChar"/>
@@ -18049,7 +19022,7 @@
       <w:r>
         <w:t xml:space="preserve"> </w:t>
       </w:r>
-      <w:hyperlink r:id="rId161">
+      <w:hyperlink r:id="rId166">
         <w:r>
           <w:rPr>
             <w:rStyle w:val="VerbatimChar"/>
@@ -18072,7 +19045,7 @@
       <w:r>
         <w:t xml:space="preserve"> </w:t>
       </w:r>
-      <w:hyperlink r:id="rId162">
+      <w:hyperlink r:id="rId167">
         <w:r>
           <w:rPr>
             <w:rStyle w:val="VerbatimChar"/>
@@ -18289,8 +19262,8 @@
         <w:t xml:space="preserve">A notifier, yes; the rest only with a specific need.</w:t>
       </w:r>
     </w:p>
-    <w:bookmarkEnd w:id="163"/>
-    <w:bookmarkStart w:id="177" w:name="notable-clients-and-integrations"/>
+    <w:bookmarkEnd w:id="168"/>
+    <w:bookmarkStart w:id="182" w:name="notable-clients-and-integrations"/>
     <w:p>
       <w:pPr>
         <w:pStyle w:val="Heading4"/>
@@ -18304,10 +19277,10 @@
         <w:pStyle w:val="Compact"/>
         <w:numPr>
           <w:ilvl w:val="0"/>
-          <w:numId w:val="1032"/>
+          <w:numId w:val="1034"/>
         </w:numPr>
       </w:pPr>
-      <w:hyperlink r:id="rId164">
+      <w:hyperlink r:id="rId169">
         <w:r>
           <w:rPr>
             <w:rStyle w:val="VerbatimChar"/>
@@ -18499,10 +19472,10 @@
         <w:pStyle w:val="Compact"/>
         <w:numPr>
           <w:ilvl w:val="0"/>
-          <w:numId w:val="1032"/>
+          <w:numId w:val="1034"/>
         </w:numPr>
       </w:pPr>
-      <w:hyperlink r:id="rId165">
+      <w:hyperlink r:id="rId170">
         <w:r>
           <w:rPr>
             <w:rStyle w:val="VerbatimChar"/>
@@ -18516,7 +19489,7 @@
       <w:r>
         <w:t xml:space="preserve">(</w:t>
       </w:r>
-      <w:hyperlink r:id="rId166">
+      <w:hyperlink r:id="rId171">
         <w:r>
           <w:rPr>
             <w:rStyle w:val="Hyperlink"/>
@@ -18672,10 +19645,10 @@
         <w:pStyle w:val="Compact"/>
         <w:numPr>
           <w:ilvl w:val="0"/>
-          <w:numId w:val="1032"/>
+          <w:numId w:val="1034"/>
         </w:numPr>
       </w:pPr>
-      <w:hyperlink r:id="rId167">
+      <w:hyperlink r:id="rId172">
         <w:r>
           <w:rPr>
             <w:rStyle w:val="VerbatimChar"/>
@@ -18804,7 +19777,7 @@
       <w:r>
         <w:t xml:space="preserve"> </w:t>
       </w:r>
-      <w:hyperlink r:id="rId168">
+      <w:hyperlink r:id="rId173">
         <w:r>
           <w:rPr>
             <w:rStyle w:val="Hyperlink"/>
@@ -18827,10 +19800,10 @@
         <w:pStyle w:val="Compact"/>
         <w:numPr>
           <w:ilvl w:val="0"/>
-          <w:numId w:val="1032"/>
+          <w:numId w:val="1034"/>
         </w:numPr>
       </w:pPr>
-      <w:hyperlink r:id="rId169">
+      <w:hyperlink r:id="rId174">
         <w:r>
           <w:rPr>
             <w:rStyle w:val="VerbatimChar"/>
@@ -18907,7 +19880,7 @@
       <w:r>
         <w:t xml:space="preserve"> </w:t>
       </w:r>
-      <w:hyperlink r:id="rId170">
+      <w:hyperlink r:id="rId175">
         <w:r>
           <w:rPr>
             <w:rStyle w:val="VerbatimChar"/>
@@ -18943,10 +19916,10 @@
         <w:pStyle w:val="Compact"/>
         <w:numPr>
           <w:ilvl w:val="0"/>
-          <w:numId w:val="1032"/>
+          <w:numId w:val="1034"/>
         </w:numPr>
       </w:pPr>
-      <w:hyperlink r:id="rId171">
+      <w:hyperlink r:id="rId176">
         <w:r>
           <w:rPr>
             <w:rStyle w:val="VerbatimChar"/>
@@ -19030,10 +20003,10 @@
         <w:pStyle w:val="Compact"/>
         <w:numPr>
           <w:ilvl w:val="0"/>
-          <w:numId w:val="1032"/>
+          <w:numId w:val="1034"/>
         </w:numPr>
       </w:pPr>
-      <w:hyperlink r:id="rId172">
+      <w:hyperlink r:id="rId177">
         <w:r>
           <w:rPr>
             <w:rStyle w:val="VerbatimChar"/>
@@ -19065,7 +20038,7 @@
       <w:r>
         <w:t xml:space="preserve"> </w:t>
       </w:r>
-      <w:hyperlink r:id="rId173">
+      <w:hyperlink r:id="rId178">
         <w:r>
           <w:rPr>
             <w:rStyle w:val="VerbatimChar"/>
@@ -19107,10 +20080,10 @@
         <w:pStyle w:val="Compact"/>
         <w:numPr>
           <w:ilvl w:val="0"/>
-          <w:numId w:val="1032"/>
+          <w:numId w:val="1034"/>
         </w:numPr>
       </w:pPr>
-      <w:hyperlink r:id="rId174">
+      <w:hyperlink r:id="rId179">
         <w:r>
           <w:rPr>
             <w:rStyle w:val="VerbatimChar"/>
@@ -19239,7 +20212,7 @@
       <w:r>
         <w:t xml:space="preserve">it is the closest thing to the plugin marketplace we use for Claude Code (</w:t>
       </w:r>
-      <w:hyperlink r:id="rId29">
+      <w:hyperlink r:id="rId34">
         <w:r>
           <w:rPr>
             <w:rStyle w:val="Hyperlink"/>
@@ -19256,10 +20229,10 @@
         <w:pStyle w:val="Compact"/>
         <w:numPr>
           <w:ilvl w:val="0"/>
-          <w:numId w:val="1032"/>
+          <w:numId w:val="1034"/>
         </w:numPr>
       </w:pPr>
-      <w:hyperlink r:id="rId175">
+      <w:hyperlink r:id="rId180">
         <w:r>
           <w:rPr>
             <w:rStyle w:val="VerbatimChar"/>
@@ -19282,7 +20255,7 @@
       <w:r>
         <w:t xml:space="preserve"> </w:t>
       </w:r>
-      <w:hyperlink r:id="rId176">
+      <w:hyperlink r:id="rId181">
         <w:r>
           <w:rPr>
             <w:rStyle w:val="VerbatimChar"/>
@@ -19319,8 +20292,8 @@
         <w:t xml:space="preserve">Only when building on the SDK.</w:t>
       </w:r>
     </w:p>
-    <w:bookmarkEnd w:id="177"/>
-    <w:bookmarkStart w:id="180" w:name="agent-bundles"/>
+    <w:bookmarkEnd w:id="182"/>
+    <w:bookmarkStart w:id="185" w:name="agent-bundles"/>
     <w:p>
       <w:pPr>
         <w:pStyle w:val="Heading4"/>
@@ -19334,10 +20307,10 @@
         <w:pStyle w:val="Compact"/>
         <w:numPr>
           <w:ilvl w:val="0"/>
-          <w:numId w:val="1033"/>
+          <w:numId w:val="1035"/>
         </w:numPr>
       </w:pPr>
-      <w:hyperlink r:id="rId178">
+      <w:hyperlink r:id="rId183">
         <w:r>
           <w:rPr>
             <w:rStyle w:val="VerbatimChar"/>
@@ -19390,10 +20363,10 @@
         <w:pStyle w:val="Compact"/>
         <w:numPr>
           <w:ilvl w:val="0"/>
-          <w:numId w:val="1033"/>
+          <w:numId w:val="1035"/>
         </w:numPr>
       </w:pPr>
-      <w:hyperlink r:id="rId179">
+      <w:hyperlink r:id="rId184">
         <w:r>
           <w:rPr>
             <w:rStyle w:val="VerbatimChar"/>
@@ -19434,7 +20407,7 @@
       <w:r>
         <w:t xml:space="preserve">overlaps heavily with Oh My OpenCode (</w:t>
       </w:r>
-      <w:hyperlink r:id="rId121">
+      <w:hyperlink r:id="rId126">
         <w:r>
           <w:rPr>
             <w:rStyle w:val="Hyperlink"/>
@@ -19464,8 +20437,8 @@
         <w:t xml:space="preserve">pick one such harness rather than layering them.</w:t>
       </w:r>
     </w:p>
-    <w:bookmarkEnd w:id="180"/>
-    <w:bookmarkStart w:id="181" w:name="opencode-zen-and-opencode-go"/>
+    <w:bookmarkEnd w:id="185"/>
+    <w:bookmarkStart w:id="186" w:name="opencode-zen-and-opencode-go"/>
     <w:p>
       <w:pPr>
         <w:pStyle w:val="Heading4"/>
@@ -19487,7 +20460,7 @@
         <w:pStyle w:val="Compact"/>
         <w:numPr>
           <w:ilvl w:val="0"/>
-          <w:numId w:val="1034"/>
+          <w:numId w:val="1036"/>
         </w:numPr>
       </w:pPr>
       <w:r>
@@ -19587,7 +20560,7 @@
         <w:pStyle w:val="Compact"/>
         <w:numPr>
           <w:ilvl w:val="0"/>
-          <w:numId w:val="1034"/>
+          <w:numId w:val="1036"/>
         </w:numPr>
       </w:pPr>
       <w:r>
@@ -19693,7 +20666,7 @@
       <w:r>
         <w:t xml:space="preserve"> </w:t>
       </w:r>
-      <w:hyperlink r:id="rId135">
+      <w:hyperlink r:id="rId140">
         <w:r>
           <w:rPr>
             <w:rStyle w:val="Hyperlink"/>
@@ -19705,8 +20678,8 @@
         <w:t xml:space="preserve">).</w:t>
       </w:r>
     </w:p>
-    <w:bookmarkEnd w:id="181"/>
-    <w:bookmarkStart w:id="182" w:name="summary"/>
+    <w:bookmarkEnd w:id="186"/>
+    <w:bookmarkStart w:id="187" w:name="summary"/>
     <w:p>
       <w:pPr>
         <w:pStyle w:val="Heading4"/>
@@ -19851,7 +20824,7 @@
             <w:r>
               <w:t xml:space="preserve">Oh My OpenCode (</w:t>
             </w:r>
-            <w:hyperlink r:id="rId121">
+            <w:hyperlink r:id="rId126">
               <w:r>
                 <w:rPr>
                   <w:rStyle w:val="Hyperlink"/>
@@ -20120,9 +21093,9 @@
         <w:t xml:space="preserve">Skip the subscription-bridge plugins.</w:t>
       </w:r>
     </w:p>
-    <w:bookmarkEnd w:id="182"/>
-    <w:bookmarkEnd w:id="183"/>
-    <w:bookmarkStart w:id="193" w:name="sec-ai-voltagent"/>
+    <w:bookmarkEnd w:id="187"/>
+    <w:bookmarkEnd w:id="188"/>
+    <w:bookmarkStart w:id="198" w:name="sec-ai-voltagent"/>
     <w:p>
       <w:pPr>
         <w:pStyle w:val="Heading1"/>
@@ -20135,7 +21108,7 @@
       <w:pPr>
         <w:pStyle w:val="FirstParagraph"/>
       </w:pPr>
-      <w:hyperlink r:id="rId184">
+      <w:hyperlink r:id="rId189">
         <w:r>
           <w:rPr>
             <w:rStyle w:val="Hyperlink"/>
@@ -20213,7 +21186,7 @@
         <w:t xml:space="preserve">so it is young but actively maintained.</w:t>
       </w:r>
     </w:p>
-    <w:bookmarkStart w:id="188" w:name="how-agents-are-expressed"/>
+    <w:bookmarkStart w:id="193" w:name="how-agents-are-expressed"/>
     <w:p>
       <w:pPr>
         <w:pStyle w:val="Heading4"/>
@@ -20497,7 +21470,7 @@
       <w:r>
         <w:t xml:space="preserve"> </w:t>
       </w:r>
-      <w:hyperlink r:id="rId185">
+      <w:hyperlink r:id="rId190">
         <w:r>
           <w:rPr>
             <w:rStyle w:val="Hyperlink"/>
@@ -20668,7 +21641,7 @@
       <w:pPr>
         <w:numPr>
           <w:ilvl w:val="0"/>
-          <w:numId w:val="1035"/>
+          <w:numId w:val="1037"/>
         </w:numPr>
       </w:pPr>
       <w:r>
@@ -20687,7 +21660,7 @@
       <w:r>
         <w:t xml:space="preserve"> </w:t>
       </w:r>
-      <w:hyperlink r:id="rId186">
+      <w:hyperlink r:id="rId191">
         <w:r>
           <w:rPr>
             <w:rStyle w:val="Hyperlink"/>
@@ -20733,7 +21706,7 @@
       <w:pPr>
         <w:numPr>
           <w:ilvl w:val="0"/>
-          <w:numId w:val="1035"/>
+          <w:numId w:val="1037"/>
         </w:numPr>
       </w:pPr>
       <w:r>
@@ -20880,7 +21853,7 @@
       <w:pPr>
         <w:numPr>
           <w:ilvl w:val="0"/>
-          <w:numId w:val="1035"/>
+          <w:numId w:val="1037"/>
         </w:numPr>
       </w:pPr>
       <w:r>
@@ -20923,7 +21896,7 @@
         <w:pStyle w:val="Compact"/>
         <w:numPr>
           <w:ilvl w:val="1"/>
-          <w:numId w:val="1036"/>
+          <w:numId w:val="1038"/>
         </w:numPr>
       </w:pPr>
       <w:r>
@@ -20935,7 +21908,7 @@
         <w:pStyle w:val="Compact"/>
         <w:numPr>
           <w:ilvl w:val="1"/>
-          <w:numId w:val="1036"/>
+          <w:numId w:val="1038"/>
         </w:numPr>
       </w:pPr>
       <w:r>
@@ -20947,7 +21920,7 @@
         <w:pStyle w:val="Compact"/>
         <w:numPr>
           <w:ilvl w:val="1"/>
-          <w:numId w:val="1036"/>
+          <w:numId w:val="1038"/>
         </w:numPr>
       </w:pPr>
       <w:r>
@@ -20959,7 +21932,7 @@
         <w:pStyle w:val="Compact"/>
         <w:numPr>
           <w:ilvl w:val="1"/>
-          <w:numId w:val="1036"/>
+          <w:numId w:val="1038"/>
         </w:numPr>
       </w:pPr>
       <w:r>
@@ -20971,7 +21944,7 @@
         <w:pStyle w:val="Compact"/>
         <w:numPr>
           <w:ilvl w:val="1"/>
-          <w:numId w:val="1036"/>
+          <w:numId w:val="1038"/>
         </w:numPr>
       </w:pPr>
       <w:r>
@@ -20983,7 +21956,7 @@
         <w:pStyle w:val="Compact"/>
         <w:numPr>
           <w:ilvl w:val="1"/>
-          <w:numId w:val="1036"/>
+          <w:numId w:val="1038"/>
         </w:numPr>
       </w:pPr>
       <w:r>
@@ -21050,7 +22023,7 @@
       <w:pPr>
         <w:numPr>
           <w:ilvl w:val="0"/>
-          <w:numId w:val="1035"/>
+          <w:numId w:val="1037"/>
         </w:numPr>
       </w:pPr>
       <w:r>
@@ -21188,7 +22161,7 @@
       <w:r>
         <w:t xml:space="preserve"> </w:t>
       </w:r>
-      <w:hyperlink r:id="rId187">
+      <w:hyperlink r:id="rId192">
         <w:r>
           <w:rPr>
             <w:rStyle w:val="Hyperlink"/>
@@ -21218,8 +22191,8 @@
         <w:t xml:space="preserve">.</w:t>
       </w:r>
     </w:p>
-    <w:bookmarkEnd w:id="188"/>
-    <w:bookmarkStart w:id="189" w:name="observability-and-hosted-parts"/>
+    <w:bookmarkEnd w:id="193"/>
+    <w:bookmarkStart w:id="194" w:name="observability-and-hosted-parts"/>
     <w:p>
       <w:pPr>
         <w:pStyle w:val="Heading4"/>
@@ -21372,7 +22345,7 @@
         <w:pStyle w:val="Compact"/>
         <w:numPr>
           <w:ilvl w:val="0"/>
-          <w:numId w:val="1037"/>
+          <w:numId w:val="1039"/>
         </w:numPr>
       </w:pPr>
       <w:r>
@@ -21397,7 +22370,7 @@
         <w:pStyle w:val="Compact"/>
         <w:numPr>
           <w:ilvl w:val="0"/>
-          <w:numId w:val="1037"/>
+          <w:numId w:val="1039"/>
         </w:numPr>
       </w:pPr>
       <w:r>
@@ -21422,7 +22395,7 @@
         <w:pStyle w:val="Compact"/>
         <w:numPr>
           <w:ilvl w:val="0"/>
-          <w:numId w:val="1037"/>
+          <w:numId w:val="1039"/>
         </w:numPr>
       </w:pPr>
       <w:r>
@@ -21447,7 +22420,7 @@
         <w:pStyle w:val="Compact"/>
         <w:numPr>
           <w:ilvl w:val="0"/>
-          <w:numId w:val="1037"/>
+          <w:numId w:val="1039"/>
         </w:numPr>
       </w:pPr>
       <w:r>
@@ -21544,8 +22517,8 @@
         <w:t xml:space="preserve">even though the framework around them is MIT-licensed.</w:t>
       </w:r>
     </w:p>
-    <w:bookmarkEnd w:id="189"/>
-    <w:bookmarkStart w:id="192" w:name="useful-to-us"/>
+    <w:bookmarkEnd w:id="194"/>
+    <w:bookmarkStart w:id="197" w:name="useful-to-us"/>
     <w:p>
       <w:pPr>
         <w:pStyle w:val="Heading4"/>
@@ -21567,7 +22540,7 @@
       <w:r>
         <w:t xml:space="preserve">Our orchestration baseline (</w:t>
       </w:r>
-      <w:hyperlink r:id="rId190">
+      <w:hyperlink r:id="rId195">
         <w:r>
           <w:rPr>
             <w:rStyle w:val="Hyperlink"/>
@@ -21673,7 +22646,7 @@
         <w:pStyle w:val="Compact"/>
         <w:numPr>
           <w:ilvl w:val="0"/>
-          <w:numId w:val="1038"/>
+          <w:numId w:val="1040"/>
         </w:numPr>
       </w:pPr>
       <w:r>
@@ -21719,7 +22692,7 @@
         <w:pStyle w:val="Compact"/>
         <w:numPr>
           <w:ilvl w:val="0"/>
-          <w:numId w:val="1038"/>
+          <w:numId w:val="1040"/>
         </w:numPr>
       </w:pPr>
       <w:r>
@@ -21783,7 +22756,7 @@
         <w:pStyle w:val="Compact"/>
         <w:numPr>
           <w:ilvl w:val="0"/>
-          <w:numId w:val="1038"/>
+          <w:numId w:val="1040"/>
         </w:numPr>
       </w:pPr>
       <w:r>
@@ -21834,7 +22807,7 @@
       <w:r>
         <w:t xml:space="preserve"> </w:t>
       </w:r>
-      <w:hyperlink r:id="rId191">
+      <w:hyperlink r:id="rId196">
         <w:r>
           <w:rPr>
             <w:rStyle w:val="Hyperlink"/>
@@ -21860,7 +22833,7 @@
         <w:pStyle w:val="Compact"/>
         <w:numPr>
           <w:ilvl w:val="0"/>
-          <w:numId w:val="1039"/>
+          <w:numId w:val="1041"/>
         </w:numPr>
       </w:pPr>
       <w:r>
@@ -21879,7 +22852,7 @@
         <w:pStyle w:val="Compact"/>
         <w:numPr>
           <w:ilvl w:val="0"/>
-          <w:numId w:val="1039"/>
+          <w:numId w:val="1041"/>
         </w:numPr>
       </w:pPr>
       <w:r>
@@ -21898,7 +22871,7 @@
         <w:pStyle w:val="Compact"/>
         <w:numPr>
           <w:ilvl w:val="0"/>
-          <w:numId w:val="1039"/>
+          <w:numId w:val="1041"/>
         </w:numPr>
       </w:pPr>
       <w:r>
@@ -21917,7 +22890,7 @@
         <w:pStyle w:val="Compact"/>
         <w:numPr>
           <w:ilvl w:val="0"/>
-          <w:numId w:val="1039"/>
+          <w:numId w:val="1041"/>
         </w:numPr>
       </w:pPr>
       <w:r>
@@ -21937,9 +22910,9 @@
         <w:t xml:space="preserve">in one Node process.</w:t>
       </w:r>
     </w:p>
-    <w:bookmarkEnd w:id="192"/>
-    <w:bookmarkEnd w:id="193"/>
-    <w:bookmarkStart w:id="203" w:name="sec-ai-anthropic-repos"/>
+    <w:bookmarkEnd w:id="197"/>
+    <w:bookmarkEnd w:id="198"/>
+    <w:bookmarkStart w:id="208" w:name="sec-ai-anthropic-repos"/>
     <w:p>
       <w:pPr>
         <w:pStyle w:val="Heading1"/>
@@ -21958,7 +22931,7 @@
       <w:r>
         <w:t xml:space="preserve"> </w:t>
       </w:r>
-      <w:hyperlink r:id="rId194">
+      <w:hyperlink r:id="rId199">
         <w:r>
           <w:rPr>
             <w:rStyle w:val="VerbatimChar"/>
@@ -22212,7 +23185,7 @@
         <w:t xml:space="preserve">while its README says four of its skills are source-available.</w:t>
       </w:r>
     </w:p>
-    <w:bookmarkStart w:id="196" w:name="which-repositories-matter-to-us"/>
+    <w:bookmarkStart w:id="201" w:name="which-repositories-matter-to-us"/>
     <w:p>
       <w:pPr>
         <w:pStyle w:val="Heading4"/>
@@ -23339,7 +24312,7 @@
             <w:r>
               <w:t xml:space="preserve"> </w:t>
             </w:r>
-            <w:hyperlink r:id="rId195">
+            <w:hyperlink r:id="rId200">
               <w:r>
                 <w:rPr>
                   <w:rStyle w:val="Hyperlink"/>
@@ -24102,7 +25075,7 @@
         <w:pStyle w:val="Compact"/>
         <w:numPr>
           <w:ilvl w:val="0"/>
-          <w:numId w:val="1040"/>
+          <w:numId w:val="1042"/>
         </w:numPr>
       </w:pPr>
       <w:r>
@@ -24157,7 +25130,7 @@
         <w:pStyle w:val="Compact"/>
         <w:numPr>
           <w:ilvl w:val="0"/>
-          <w:numId w:val="1040"/>
+          <w:numId w:val="1042"/>
         </w:numPr>
       </w:pPr>
       <w:r>
@@ -24200,7 +25173,7 @@
         <w:pStyle w:val="Compact"/>
         <w:numPr>
           <w:ilvl w:val="0"/>
-          <w:numId w:val="1040"/>
+          <w:numId w:val="1042"/>
         </w:numPr>
       </w:pPr>
       <w:r>
@@ -24276,7 +25249,7 @@
         <w:pStyle w:val="Compact"/>
         <w:numPr>
           <w:ilvl w:val="0"/>
-          <w:numId w:val="1040"/>
+          <w:numId w:val="1042"/>
         </w:numPr>
       </w:pPr>
       <w:r>
@@ -24319,7 +25292,7 @@
         <w:pStyle w:val="Compact"/>
         <w:numPr>
           <w:ilvl w:val="0"/>
-          <w:numId w:val="1040"/>
+          <w:numId w:val="1042"/>
         </w:numPr>
       </w:pPr>
       <w:r>
@@ -24374,7 +25347,7 @@
         <w:pStyle w:val="Compact"/>
         <w:numPr>
           <w:ilvl w:val="0"/>
-          <w:numId w:val="1040"/>
+          <w:numId w:val="1042"/>
         </w:numPr>
       </w:pPr>
       <w:r>
@@ -24543,8 +25516,8 @@
         <w:t xml:space="preserve">(measured 2026-09-09).</w:t>
       </w:r>
     </w:p>
-    <w:bookmarkEnd w:id="196"/>
-    <w:bookmarkStart w:id="198" w:name="X417fba8867cffb00916d87d19d41ed8ba04a527"/>
+    <w:bookmarkEnd w:id="201"/>
+    <w:bookmarkStart w:id="203" w:name="X417fba8867cffb00916d87d19d41ed8ba04a527"/>
     <w:p>
       <w:pPr>
         <w:pStyle w:val="Heading4"/>
@@ -24748,7 +25721,7 @@
         <w:pStyle w:val="Compact"/>
         <w:numPr>
           <w:ilvl w:val="0"/>
-          <w:numId w:val="1041"/>
+          <w:numId w:val="1043"/>
         </w:numPr>
       </w:pPr>
       <w:r>
@@ -24834,7 +25807,7 @@
         <w:pStyle w:val="Compact"/>
         <w:numPr>
           <w:ilvl w:val="0"/>
-          <w:numId w:val="1041"/>
+          <w:numId w:val="1043"/>
         </w:numPr>
       </w:pPr>
       <w:r>
@@ -24897,7 +25870,7 @@
         <w:t xml:space="preserve"> </w:t>
       </w:r>
       <w:r>
-        <w:t xml:space="preserve">(Anthropic 2026o)</w:t>
+        <w:t xml:space="preserve">(Anthropic 2026p)</w:t>
       </w:r>
       <w:r>
         <w:t xml:space="preserve">.</w:t>
@@ -25067,7 +26040,7 @@
         <w:pStyle w:val="Compact"/>
         <w:numPr>
           <w:ilvl w:val="0"/>
-          <w:numId w:val="1041"/>
+          <w:numId w:val="1043"/>
         </w:numPr>
       </w:pPr>
       <w:r>
@@ -25162,7 +26135,7 @@
         <w:pStyle w:val="Compact"/>
         <w:numPr>
           <w:ilvl w:val="0"/>
-          <w:numId w:val="1041"/>
+          <w:numId w:val="1043"/>
         </w:numPr>
       </w:pPr>
       <w:r>
@@ -25212,7 +26185,7 @@
       <w:r>
         <w:t xml:space="preserve"> </w:t>
       </w:r>
-      <w:hyperlink r:id="rId197">
+      <w:hyperlink r:id="rId202">
         <w:r>
           <w:rPr>
             <w:rStyle w:val="Hyperlink"/>
@@ -25232,7 +26205,7 @@
         <w:pStyle w:val="Compact"/>
         <w:numPr>
           <w:ilvl w:val="0"/>
-          <w:numId w:val="1041"/>
+          <w:numId w:val="1043"/>
         </w:numPr>
       </w:pPr>
       <w:r>
@@ -25401,8 +26374,8 @@
         <w:t xml:space="preserve">nothing in this repository lets you read them.</w:t>
       </w:r>
     </w:p>
-    <w:bookmarkEnd w:id="198"/>
-    <w:bookmarkStart w:id="200" w:name="X06cf6cae705336442e9e13e0c5dca357781aab3"/>
+    <w:bookmarkEnd w:id="203"/>
+    <w:bookmarkStart w:id="205" w:name="X06cf6cae705336442e9e13e0c5dca357781aab3"/>
     <w:p>
       <w:pPr>
         <w:pStyle w:val="Heading4"/>
@@ -25507,7 +26480,7 @@
       <w:pPr>
         <w:pStyle w:val="BodyText"/>
       </w:pPr>
-      <w:hyperlink r:id="rId199">
+      <w:hyperlink r:id="rId204">
         <w:r>
           <w:rPr>
             <w:rStyle w:val="Hyperlink"/>
@@ -25570,7 +26543,7 @@
         <w:t xml:space="preserve"> </w:t>
       </w:r>
       <w:r>
-        <w:t xml:space="preserve">(Anthropic 2026t)</w:t>
+        <w:t xml:space="preserve">(Anthropic 2026v)</w:t>
       </w:r>
       <w:r>
         <w:t xml:space="preserve">:</w:t>
@@ -25581,7 +26554,7 @@
         <w:pStyle w:val="Compact"/>
         <w:numPr>
           <w:ilvl w:val="0"/>
-          <w:numId w:val="1042"/>
+          <w:numId w:val="1044"/>
         </w:numPr>
       </w:pPr>
       <w:r>
@@ -25645,7 +26618,7 @@
         <w:pStyle w:val="Compact"/>
         <w:numPr>
           <w:ilvl w:val="0"/>
-          <w:numId w:val="1042"/>
+          <w:numId w:val="1044"/>
         </w:numPr>
       </w:pPr>
       <w:r>
@@ -25724,7 +26697,7 @@
         <w:pStyle w:val="Compact"/>
         <w:numPr>
           <w:ilvl w:val="0"/>
-          <w:numId w:val="1042"/>
+          <w:numId w:val="1044"/>
         </w:numPr>
       </w:pPr>
       <w:r>
@@ -25884,7 +26857,7 @@
         <w:pStyle w:val="Compact"/>
         <w:numPr>
           <w:ilvl w:val="0"/>
-          <w:numId w:val="1043"/>
+          <w:numId w:val="1045"/>
         </w:numPr>
       </w:pPr>
       <w:r>
@@ -26051,7 +27024,7 @@
         <w:pStyle w:val="Compact"/>
         <w:numPr>
           <w:ilvl w:val="0"/>
-          <w:numId w:val="1043"/>
+          <w:numId w:val="1045"/>
         </w:numPr>
       </w:pPr>
       <w:r>
@@ -26086,7 +27059,7 @@
         <w:pStyle w:val="Compact"/>
         <w:numPr>
           <w:ilvl w:val="0"/>
-          <w:numId w:val="1043"/>
+          <w:numId w:val="1045"/>
         </w:numPr>
       </w:pPr>
       <w:r>
@@ -26242,7 +27215,7 @@
       <w:r>
         <w:t xml:space="preserve"> </w:t>
       </w:r>
-      <w:hyperlink r:id="rId136">
+      <w:hyperlink r:id="rId141">
         <w:r>
           <w:rPr>
             <w:rStyle w:val="Hyperlink"/>
@@ -26254,8 +27227,8 @@
         <w:t xml:space="preserve">.</w:t>
       </w:r>
     </w:p>
-    <w:bookmarkEnd w:id="200"/>
-    <w:bookmarkStart w:id="201" w:name="X28851fad5780a316e2bc5d8f9171299713117f5"/>
+    <w:bookmarkEnd w:id="205"/>
+    <w:bookmarkStart w:id="206" w:name="X28851fad5780a316e2bc5d8f9171299713117f5"/>
     <w:p>
       <w:pPr>
         <w:pStyle w:val="Heading4"/>
@@ -26635,7 +27608,7 @@
       <w:r>
         <w:t xml:space="preserve">built for Claude Cowork (</w:t>
       </w:r>
-      <w:hyperlink r:id="rId168">
+      <w:hyperlink r:id="rId173">
         <w:r>
           <w:rPr>
             <w:rStyle w:val="Hyperlink"/>
@@ -26972,8 +27945,8 @@
         <w:t xml:space="preserve">so Windows users in the lab should treat it as experimental.</w:t>
       </w:r>
     </w:p>
-    <w:bookmarkEnd w:id="201"/>
-    <w:bookmarkStart w:id="202" w:name="useful-to-us-1"/>
+    <w:bookmarkEnd w:id="206"/>
+    <w:bookmarkStart w:id="207" w:name="useful-to-us-1"/>
     <w:p>
       <w:pPr>
         <w:pStyle w:val="Heading4"/>
@@ -26995,7 +27968,7 @@
         <w:pStyle w:val="Compact"/>
         <w:numPr>
           <w:ilvl w:val="0"/>
-          <w:numId w:val="1044"/>
+          <w:numId w:val="1046"/>
         </w:numPr>
       </w:pPr>
       <w:r>
@@ -27038,7 +28011,7 @@
       <w:r>
         <w:t xml:space="preserve"> </w:t>
       </w:r>
-      <w:hyperlink r:id="rId199">
+      <w:hyperlink r:id="rId204">
         <w:r>
           <w:rPr>
             <w:rStyle w:val="Hyperlink"/>
@@ -27106,7 +28079,7 @@
         <w:pStyle w:val="Compact"/>
         <w:numPr>
           <w:ilvl w:val="0"/>
-          <w:numId w:val="1044"/>
+          <w:numId w:val="1046"/>
         </w:numPr>
       </w:pPr>
       <w:r>
@@ -27227,7 +28200,7 @@
         <w:pStyle w:val="Compact"/>
         <w:numPr>
           <w:ilvl w:val="0"/>
-          <w:numId w:val="1044"/>
+          <w:numId w:val="1046"/>
         </w:numPr>
       </w:pPr>
       <w:r>
@@ -27318,7 +28291,7 @@
         <w:pStyle w:val="Compact"/>
         <w:numPr>
           <w:ilvl w:val="0"/>
-          <w:numId w:val="1044"/>
+          <w:numId w:val="1046"/>
         </w:numPr>
       </w:pPr>
       <w:r>
@@ -27352,7 +28325,7 @@
       <w:r>
         <w:t xml:space="preserve"> </w:t>
       </w:r>
-      <w:hyperlink r:id="rId197">
+      <w:hyperlink r:id="rId202">
         <w:r>
           <w:rPr>
             <w:rStyle w:val="Hyperlink"/>
@@ -27378,7 +28351,7 @@
         <w:pStyle w:val="Compact"/>
         <w:numPr>
           <w:ilvl w:val="0"/>
-          <w:numId w:val="1044"/>
+          <w:numId w:val="1046"/>
         </w:numPr>
       </w:pPr>
       <w:r>
@@ -27422,9 +28395,9 @@
         <w:t xml:space="preserve">which is not the lab’s main use of Claude.</w:t>
       </w:r>
     </w:p>
-    <w:bookmarkEnd w:id="202"/>
-    <w:bookmarkEnd w:id="203"/>
-    <w:bookmarkStart w:id="319" w:name="references"/>
+    <w:bookmarkEnd w:id="207"/>
+    <w:bookmarkEnd w:id="208"/>
+    <w:bookmarkStart w:id="328" w:name="references"/>
     <w:p>
       <w:pPr>
         <w:pStyle w:val="Heading1"/>
@@ -27433,8 +28406,8 @@
         <w:t xml:space="preserve">References</w:t>
       </w:r>
     </w:p>
-    <w:bookmarkStart w:id="318" w:name="refs"/>
-    <w:bookmarkStart w:id="204" w:name="ref-opencode_codex_auth"/>
+    <w:bookmarkStart w:id="327" w:name="refs"/>
+    <w:bookmarkStart w:id="209" w:name="ref-opencode_codex_auth"/>
     <w:p>
       <w:pPr>
         <w:pStyle w:val="Bibliography"/>
@@ -27458,7 +28431,7 @@
       <w:r>
         <w:t xml:space="preserve"> </w:t>
       </w:r>
-      <w:hyperlink r:id="rId141">
+      <w:hyperlink r:id="rId146">
         <w:r>
           <w:rPr>
             <w:rStyle w:val="Hyperlink"/>
@@ -27470,8 +28443,8 @@
         <w:t xml:space="preserve">.</w:t>
       </w:r>
     </w:p>
-    <w:bookmarkEnd w:id="204"/>
-    <w:bookmarkStart w:id="206" w:name="ref-opencode_repo"/>
+    <w:bookmarkEnd w:id="209"/>
+    <w:bookmarkStart w:id="211" w:name="ref-opencode_repo"/>
     <w:p>
       <w:pPr>
         <w:pStyle w:val="Bibliography"/>
@@ -27498,7 +28471,7 @@
       <w:r>
         <w:t xml:space="preserve"> </w:t>
       </w:r>
-      <w:hyperlink r:id="rId205">
+      <w:hyperlink r:id="rId210">
         <w:r>
           <w:rPr>
             <w:rStyle w:val="Hyperlink"/>
@@ -27510,8 +28483,8 @@
         <w:t xml:space="preserve">.</w:t>
       </w:r>
     </w:p>
-    <w:bookmarkEnd w:id="206"/>
-    <w:bookmarkStart w:id="208" w:name="ref-claude_agent_sdk_overview"/>
+    <w:bookmarkEnd w:id="211"/>
+    <w:bookmarkStart w:id="213" w:name="ref-claude_agent_sdk_overview"/>
     <w:p>
       <w:pPr>
         <w:pStyle w:val="Bibliography"/>
@@ -27535,7 +28508,7 @@
       <w:r>
         <w:t xml:space="preserve"> </w:t>
       </w:r>
-      <w:hyperlink r:id="rId207">
+      <w:hyperlink r:id="rId212">
         <w:r>
           <w:rPr>
             <w:rStyle w:val="Hyperlink"/>
@@ -27547,8 +28520,8 @@
         <w:t xml:space="preserve">.</w:t>
       </w:r>
     </w:p>
-    <w:bookmarkEnd w:id="208"/>
-    <w:bookmarkStart w:id="210" w:name="ref-anthropics_anthropic_sdk_python"/>
+    <w:bookmarkEnd w:id="213"/>
+    <w:bookmarkStart w:id="215" w:name="ref-anthropics_anthropic_sdk_python"/>
     <w:p>
       <w:pPr>
         <w:pStyle w:val="Bibliography"/>
@@ -27572,7 +28545,7 @@
       <w:r>
         <w:t xml:space="preserve"> </w:t>
       </w:r>
-      <w:hyperlink r:id="rId209">
+      <w:hyperlink r:id="rId214">
         <w:r>
           <w:rPr>
             <w:rStyle w:val="Hyperlink"/>
@@ -27584,8 +28557,8 @@
         <w:t xml:space="preserve">.</w:t>
       </w:r>
     </w:p>
-    <w:bookmarkEnd w:id="210"/>
-    <w:bookmarkStart w:id="212" w:name="ref-anthropics_claude_agent_sdk_python"/>
+    <w:bookmarkEnd w:id="215"/>
+    <w:bookmarkStart w:id="217" w:name="ref-anthropics_claude_agent_sdk_python"/>
     <w:p>
       <w:pPr>
         <w:pStyle w:val="Bibliography"/>
@@ -27609,7 +28582,7 @@
       <w:r>
         <w:t xml:space="preserve"> </w:t>
       </w:r>
-      <w:hyperlink r:id="rId211">
+      <w:hyperlink r:id="rId216">
         <w:r>
           <w:rPr>
             <w:rStyle w:val="Hyperlink"/>
@@ -27621,8 +28594,8 @@
         <w:t xml:space="preserve">.</w:t>
       </w:r>
     </w:p>
-    <w:bookmarkEnd w:id="212"/>
-    <w:bookmarkStart w:id="214" w:name="Xe244a55519dd264b789be278af49274a06232cb"/>
+    <w:bookmarkEnd w:id="217"/>
+    <w:bookmarkStart w:id="219" w:name="Xe244a55519dd264b789be278af49274a06232cb"/>
     <w:p>
       <w:pPr>
         <w:pStyle w:val="Bibliography"/>
@@ -27646,7 +28619,7 @@
       <w:r>
         <w:t xml:space="preserve"> </w:t>
       </w:r>
-      <w:hyperlink r:id="rId213">
+      <w:hyperlink r:id="rId218">
         <w:r>
           <w:rPr>
             <w:rStyle w:val="Hyperlink"/>
@@ -27658,8 +28631,8 @@
         <w:t xml:space="preserve">.</w:t>
       </w:r>
     </w:p>
-    <w:bookmarkEnd w:id="214"/>
-    <w:bookmarkStart w:id="216" w:name="ref-anthropics_claude_code_repo"/>
+    <w:bookmarkEnd w:id="219"/>
+    <w:bookmarkStart w:id="221" w:name="ref-anthropics_claude_code_repo"/>
     <w:p>
       <w:pPr>
         <w:pStyle w:val="Bibliography"/>
@@ -27683,7 +28656,7 @@
       <w:r>
         <w:t xml:space="preserve"> </w:t>
       </w:r>
-      <w:hyperlink r:id="rId215">
+      <w:hyperlink r:id="rId220">
         <w:r>
           <w:rPr>
             <w:rStyle w:val="Hyperlink"/>
@@ -27695,8 +28668,8 @@
         <w:t xml:space="preserve">.</w:t>
       </w:r>
     </w:p>
-    <w:bookmarkEnd w:id="216"/>
-    <w:bookmarkStart w:id="218" w:name="ref-anthropics_claude_code_changelog"/>
+    <w:bookmarkEnd w:id="221"/>
+    <w:bookmarkStart w:id="223" w:name="ref-anthropics_claude_code_changelog"/>
     <w:p>
       <w:pPr>
         <w:pStyle w:val="Bibliography"/>
@@ -27720,7 +28693,7 @@
       <w:r>
         <w:t xml:space="preserve"> </w:t>
       </w:r>
-      <w:hyperlink r:id="rId217">
+      <w:hyperlink r:id="rId222">
         <w:r>
           <w:rPr>
             <w:rStyle w:val="Hyperlink"/>
@@ -27732,8 +28705,8 @@
         <w:t xml:space="preserve">.</w:t>
       </w:r>
     </w:p>
-    <w:bookmarkEnd w:id="218"/>
-    <w:bookmarkStart w:id="220" w:name="ref-anthropics_claude_code_action_repo"/>
+    <w:bookmarkEnd w:id="223"/>
+    <w:bookmarkStart w:id="225" w:name="ref-anthropics_claude_code_action_repo"/>
     <w:p>
       <w:pPr>
         <w:pStyle w:val="Bibliography"/>
@@ -27757,7 +28730,7 @@
       <w:r>
         <w:t xml:space="preserve"> </w:t>
       </w:r>
-      <w:hyperlink r:id="rId219">
+      <w:hyperlink r:id="rId224">
         <w:r>
           <w:rPr>
             <w:rStyle w:val="Hyperlink"/>
@@ -27769,8 +28742,8 @@
         <w:t xml:space="preserve">.</w:t>
       </w:r>
     </w:p>
-    <w:bookmarkEnd w:id="220"/>
-    <w:bookmarkStart w:id="222" w:name="Xd088ae97f0dcb18c0f270498b2b534fb7f67709"/>
+    <w:bookmarkEnd w:id="225"/>
+    <w:bookmarkStart w:id="227" w:name="Xd088ae97f0dcb18c0f270498b2b534fb7f67709"/>
     <w:p>
       <w:pPr>
         <w:pStyle w:val="Bibliography"/>
@@ -27794,7 +28767,7 @@
       <w:r>
         <w:t xml:space="preserve"> </w:t>
       </w:r>
-      <w:hyperlink r:id="rId221">
+      <w:hyperlink r:id="rId226">
         <w:r>
           <w:rPr>
             <w:rStyle w:val="Hyperlink"/>
@@ -27806,8 +28779,8 @@
         <w:t xml:space="preserve">.</w:t>
       </w:r>
     </w:p>
-    <w:bookmarkEnd w:id="222"/>
-    <w:bookmarkStart w:id="224" w:name="ref-anthropics_claude_plugins_community"/>
+    <w:bookmarkEnd w:id="227"/>
+    <w:bookmarkStart w:id="229" w:name="ref-anthropics_claude_plugins_community"/>
     <w:p>
       <w:pPr>
         <w:pStyle w:val="Bibliography"/>
@@ -27831,7 +28804,7 @@
       <w:r>
         <w:t xml:space="preserve"> </w:t>
       </w:r>
-      <w:hyperlink r:id="rId223">
+      <w:hyperlink r:id="rId228">
         <w:r>
           <w:rPr>
             <w:rStyle w:val="Hyperlink"/>
@@ -27843,8 +28816,8 @@
         <w:t xml:space="preserve">.</w:t>
       </w:r>
     </w:p>
-    <w:bookmarkEnd w:id="224"/>
-    <w:bookmarkStart w:id="226" w:name="ref-anthropics_claude_plugins_official"/>
+    <w:bookmarkEnd w:id="229"/>
+    <w:bookmarkStart w:id="231" w:name="ref-anthropics_claude_plugins_official"/>
     <w:p>
       <w:pPr>
         <w:pStyle w:val="Bibliography"/>
@@ -27868,7 +28841,7 @@
       <w:r>
         <w:t xml:space="preserve"> </w:t>
       </w:r>
-      <w:hyperlink r:id="rId225">
+      <w:hyperlink r:id="rId230">
         <w:r>
           <w:rPr>
             <w:rStyle w:val="Hyperlink"/>
@@ -27880,8 +28853,8 @@
         <w:t xml:space="preserve">.</w:t>
       </w:r>
     </w:p>
-    <w:bookmarkEnd w:id="226"/>
-    <w:bookmarkStart w:id="228" w:name="ref-anthropics_knowledge_work_plugins"/>
+    <w:bookmarkEnd w:id="231"/>
+    <w:bookmarkStart w:id="233" w:name="ref-anthropics_knowledge_work_plugins"/>
     <w:p>
       <w:pPr>
         <w:pStyle w:val="Bibliography"/>
@@ -27905,7 +28878,7 @@
       <w:r>
         <w:t xml:space="preserve"> </w:t>
       </w:r>
-      <w:hyperlink r:id="rId227">
+      <w:hyperlink r:id="rId232">
         <w:r>
           <w:rPr>
             <w:rStyle w:val="Hyperlink"/>
@@ -27917,8 +28890,8 @@
         <w:t xml:space="preserve">.</w:t>
       </w:r>
     </w:p>
-    <w:bookmarkEnd w:id="228"/>
-    <w:bookmarkStart w:id="230" w:name="ref-anthropics_sandbox_runtime"/>
+    <w:bookmarkEnd w:id="233"/>
+    <w:bookmarkStart w:id="235" w:name="ref-anthropics_sandbox_runtime"/>
     <w:p>
       <w:pPr>
         <w:pStyle w:val="Bibliography"/>
@@ -27942,7 +28915,7 @@
       <w:r>
         <w:t xml:space="preserve"> </w:t>
       </w:r>
-      <w:hyperlink r:id="rId229">
+      <w:hyperlink r:id="rId234">
         <w:r>
           <w:rPr>
             <w:rStyle w:val="Hyperlink"/>
@@ -27954,8 +28927,8 @@
         <w:t xml:space="preserve">.</w:t>
       </w:r>
     </w:p>
-    <w:bookmarkEnd w:id="230"/>
-    <w:bookmarkStart w:id="232" w:name="ref-anthropics_skills_repo"/>
+    <w:bookmarkEnd w:id="235"/>
+    <w:bookmarkStart w:id="237" w:name="ref-anthropics_skills_repo"/>
     <w:p>
       <w:pPr>
         <w:pStyle w:val="Bibliography"/>
@@ -27979,7 +28952,7 @@
       <w:r>
         <w:t xml:space="preserve"> </w:t>
       </w:r>
-      <w:hyperlink r:id="rId231">
+      <w:hyperlink r:id="rId236">
         <w:r>
           <w:rPr>
             <w:rStyle w:val="Hyperlink"/>
@@ -27991,8 +28964,8 @@
         <w:t xml:space="preserve">.</w:t>
       </w:r>
     </w:p>
-    <w:bookmarkEnd w:id="232"/>
-    <w:bookmarkStart w:id="233" w:name="ref-claude_code_changelog"/>
+    <w:bookmarkEnd w:id="237"/>
+    <w:bookmarkStart w:id="239" w:name="ref-claude_code_permission_modes"/>
     <w:p>
       <w:pPr>
         <w:pStyle w:val="Bibliography"/>
@@ -28008,6 +28981,43 @@
           <w:i/>
           <w:iCs/>
         </w:rPr>
+        <w:t xml:space="preserve">Choose a Permission Mode</w:t>
+      </w:r>
+      <w:r>
+        <w:t xml:space="preserve">. Documentation.</w:t>
+      </w:r>
+      <w:r>
+        <w:t xml:space="preserve"> </w:t>
+      </w:r>
+      <w:hyperlink r:id="rId238">
+        <w:r>
+          <w:rPr>
+            <w:rStyle w:val="Hyperlink"/>
+          </w:rPr>
+          <w:t xml:space="preserve">https://code.claude.com/docs/en/permission-modes</w:t>
+        </w:r>
+      </w:hyperlink>
+      <w:r>
+        <w:t xml:space="preserve">.</w:t>
+      </w:r>
+    </w:p>
+    <w:bookmarkEnd w:id="239"/>
+    <w:bookmarkStart w:id="240" w:name="ref-claude_code_changelog"/>
+    <w:p>
+      <w:pPr>
+        <w:pStyle w:val="Bibliography"/>
+      </w:pPr>
+      <w:r>
+        <w:t xml:space="preserve">Anthropic. 2026o.</w:t>
+      </w:r>
+      <w:r>
+        <w:t xml:space="preserve"> </w:t>
+      </w:r>
+      <w:r>
+        <w:rPr>
+          <w:i/>
+          <w:iCs/>
+        </w:rPr>
         <w:t xml:space="preserve">Claude Code Changelog</w:t>
       </w:r>
       <w:r>
@@ -28016,7 +29026,7 @@
       <w:r>
         <w:t xml:space="preserve"> </w:t>
       </w:r>
-      <w:hyperlink r:id="rId217">
+      <w:hyperlink r:id="rId222">
         <w:r>
           <w:rPr>
             <w:rStyle w:val="Hyperlink"/>
@@ -28028,14 +29038,14 @@
         <w:t xml:space="preserve">.</w:t>
       </w:r>
     </w:p>
-    <w:bookmarkEnd w:id="233"/>
-    <w:bookmarkStart w:id="235" w:name="Xea89bf890c1435f10c5e1afa0952be3a48628f8"/>
+    <w:bookmarkEnd w:id="240"/>
+    <w:bookmarkStart w:id="242" w:name="Xea89bf890c1435f10c5e1afa0952be3a48628f8"/>
     <w:p>
       <w:pPr>
         <w:pStyle w:val="Bibliography"/>
       </w:pPr>
       <w:r>
-        <w:t xml:space="preserve">Anthropic. 2026o.</w:t>
+        <w:t xml:space="preserve">Anthropic. 2026p.</w:t>
       </w:r>
       <w:r>
         <w:t xml:space="preserve"> </w:t>
@@ -28053,7 +29063,7 @@
       <w:r>
         <w:t xml:space="preserve"> </w:t>
       </w:r>
-      <w:hyperlink r:id="rId234">
+      <w:hyperlink r:id="rId241">
         <w:r>
           <w:rPr>
             <w:rStyle w:val="Hyperlink"/>
@@ -28065,14 +29075,14 @@
         <w:t xml:space="preserve">.</w:t>
       </w:r>
     </w:p>
-    <w:bookmarkEnd w:id="235"/>
-    <w:bookmarkStart w:id="237" w:name="ref-claude_code_permissions"/>
+    <w:bookmarkEnd w:id="242"/>
+    <w:bookmarkStart w:id="244" w:name="ref-claude_code_auto_mode_config"/>
     <w:p>
       <w:pPr>
         <w:pStyle w:val="Bibliography"/>
       </w:pPr>
       <w:r>
-        <w:t xml:space="preserve">Anthropic. 2026p.</w:t>
+        <w:t xml:space="preserve">Anthropic. 2026q.</w:t>
       </w:r>
       <w:r>
         <w:t xml:space="preserve"> </w:t>
@@ -28082,6 +29092,43 @@
           <w:i/>
           <w:iCs/>
         </w:rPr>
+        <w:t xml:space="preserve">Configure Auto Mode</w:t>
+      </w:r>
+      <w:r>
+        <w:t xml:space="preserve">. Documentation.</w:t>
+      </w:r>
+      <w:r>
+        <w:t xml:space="preserve"> </w:t>
+      </w:r>
+      <w:hyperlink r:id="rId243">
+        <w:r>
+          <w:rPr>
+            <w:rStyle w:val="Hyperlink"/>
+          </w:rPr>
+          <w:t xml:space="preserve">https://code.claude.com/docs/en/auto-mode-config</w:t>
+        </w:r>
+      </w:hyperlink>
+      <w:r>
+        <w:t xml:space="preserve">.</w:t>
+      </w:r>
+    </w:p>
+    <w:bookmarkEnd w:id="244"/>
+    <w:bookmarkStart w:id="246" w:name="ref-claude_code_permissions"/>
+    <w:p>
+      <w:pPr>
+        <w:pStyle w:val="Bibliography"/>
+      </w:pPr>
+      <w:r>
+        <w:t xml:space="preserve">Anthropic. 2026r.</w:t>
+      </w:r>
+      <w:r>
+        <w:t xml:space="preserve"> </w:t>
+      </w:r>
+      <w:r>
+        <w:rPr>
+          <w:i/>
+          <w:iCs/>
+        </w:rPr>
         <w:t xml:space="preserve">Configure Permissions</w:t>
       </w:r>
       <w:r>
@@ -28090,7 +29137,7 @@
       <w:r>
         <w:t xml:space="preserve"> </w:t>
       </w:r>
-      <w:hyperlink r:id="rId236">
+      <w:hyperlink r:id="rId245">
         <w:r>
           <w:rPr>
             <w:rStyle w:val="Hyperlink"/>
@@ -28102,14 +29149,14 @@
         <w:t xml:space="preserve">.</w:t>
       </w:r>
     </w:p>
-    <w:bookmarkEnd w:id="237"/>
-    <w:bookmarkStart w:id="239" w:name="ref-claude_code_subagents"/>
+    <w:bookmarkEnd w:id="246"/>
+    <w:bookmarkStart w:id="248" w:name="ref-claude_code_subagents"/>
     <w:p>
       <w:pPr>
         <w:pStyle w:val="Bibliography"/>
       </w:pPr>
       <w:r>
-        <w:t xml:space="preserve">Anthropic. 2026q.</w:t>
+        <w:t xml:space="preserve">Anthropic. 2026s.</w:t>
       </w:r>
       <w:r>
         <w:t xml:space="preserve"> </w:t>
@@ -28127,7 +29174,7 @@
       <w:r>
         <w:t xml:space="preserve"> </w:t>
       </w:r>
-      <w:hyperlink r:id="rId238">
+      <w:hyperlink r:id="rId247">
         <w:r>
           <w:rPr>
             <w:rStyle w:val="Hyperlink"/>
@@ -28139,14 +29186,14 @@
         <w:t xml:space="preserve">.</w:t>
       </w:r>
     </w:p>
-    <w:bookmarkEnd w:id="239"/>
-    <w:bookmarkStart w:id="241" w:name="ref-claude_code_plugins"/>
+    <w:bookmarkEnd w:id="248"/>
+    <w:bookmarkStart w:id="250" w:name="ref-claude_code_plugins"/>
     <w:p>
       <w:pPr>
         <w:pStyle w:val="Bibliography"/>
       </w:pPr>
       <w:r>
-        <w:t xml:space="preserve">Anthropic. 2026r.</w:t>
+        <w:t xml:space="preserve">Anthropic. 2026t.</w:t>
       </w:r>
       <w:r>
         <w:t xml:space="preserve"> </w:t>
@@ -28164,7 +29211,7 @@
       <w:r>
         <w:t xml:space="preserve"> </w:t>
       </w:r>
-      <w:hyperlink r:id="rId240">
+      <w:hyperlink r:id="rId249">
         <w:r>
           <w:rPr>
             <w:rStyle w:val="Hyperlink"/>
@@ -28176,14 +29223,14 @@
         <w:t xml:space="preserve">.</w:t>
       </w:r>
     </w:p>
-    <w:bookmarkEnd w:id="241"/>
-    <w:bookmarkStart w:id="243" w:name="ref-claude_code_env_vars"/>
+    <w:bookmarkEnd w:id="250"/>
+    <w:bookmarkStart w:id="252" w:name="ref-claude_code_env_vars"/>
     <w:p>
       <w:pPr>
         <w:pStyle w:val="Bibliography"/>
       </w:pPr>
       <w:r>
-        <w:t xml:space="preserve">Anthropic. 2026s.</w:t>
+        <w:t xml:space="preserve">Anthropic. 2026u.</w:t>
       </w:r>
       <w:r>
         <w:t xml:space="preserve"> </w:t>
@@ -28201,7 +29248,7 @@
       <w:r>
         <w:t xml:space="preserve"> </w:t>
       </w:r>
-      <w:hyperlink r:id="rId242">
+      <w:hyperlink r:id="rId251">
         <w:r>
           <w:rPr>
             <w:rStyle w:val="Hyperlink"/>
@@ -28213,14 +29260,14 @@
         <w:t xml:space="preserve">.</w:t>
       </w:r>
     </w:p>
-    <w:bookmarkEnd w:id="243"/>
-    <w:bookmarkStart w:id="245" w:name="Xf04ee902643acca60cff84dc2fcb508ef114f4e"/>
+    <w:bookmarkEnd w:id="252"/>
+    <w:bookmarkStart w:id="254" w:name="Xf04ee902643acca60cff84dc2fcb508ef114f4e"/>
     <w:p>
       <w:pPr>
         <w:pStyle w:val="Bibliography"/>
       </w:pPr>
       <w:r>
-        <w:t xml:space="preserve">Anthropic. 2026t.</w:t>
+        <w:t xml:space="preserve">Anthropic. 2026v.</w:t>
       </w:r>
       <w:r>
         <w:t xml:space="preserve"> </w:t>
@@ -28238,7 +29285,7 @@
       <w:r>
         <w:t xml:space="preserve"> </w:t>
       </w:r>
-      <w:hyperlink r:id="rId244">
+      <w:hyperlink r:id="rId253">
         <w:r>
           <w:rPr>
             <w:rStyle w:val="Hyperlink"/>
@@ -28250,14 +29297,14 @@
         <w:t xml:space="preserve">.</w:t>
       </w:r>
     </w:p>
-    <w:bookmarkEnd w:id="245"/>
-    <w:bookmarkStart w:id="247" w:name="ref-claude_code_context_window"/>
+    <w:bookmarkEnd w:id="254"/>
+    <w:bookmarkStart w:id="256" w:name="ref-claude_code_context_window"/>
     <w:p>
       <w:pPr>
         <w:pStyle w:val="Bibliography"/>
       </w:pPr>
       <w:r>
-        <w:t xml:space="preserve">Anthropic. 2026u.</w:t>
+        <w:t xml:space="preserve">Anthropic. 2026w.</w:t>
       </w:r>
       <w:r>
         <w:t xml:space="preserve"> </w:t>
@@ -28275,7 +29322,7 @@
       <w:r>
         <w:t xml:space="preserve"> </w:t>
       </w:r>
-      <w:hyperlink r:id="rId246">
+      <w:hyperlink r:id="rId255">
         <w:r>
           <w:rPr>
             <w:rStyle w:val="Hyperlink"/>
@@ -28287,14 +29334,14 @@
         <w:t xml:space="preserve">.</w:t>
       </w:r>
     </w:p>
-    <w:bookmarkEnd w:id="247"/>
-    <w:bookmarkStart w:id="249" w:name="ref-claude_code_hooks_reference"/>
+    <w:bookmarkEnd w:id="256"/>
+    <w:bookmarkStart w:id="258" w:name="ref-claude_code_hooks_reference"/>
     <w:p>
       <w:pPr>
         <w:pStyle w:val="Bibliography"/>
       </w:pPr>
       <w:r>
-        <w:t xml:space="preserve">Anthropic. 2026v.</w:t>
+        <w:t xml:space="preserve">Anthropic. 2026x.</w:t>
       </w:r>
       <w:r>
         <w:t xml:space="preserve"> </w:t>
@@ -28312,7 +29359,7 @@
       <w:r>
         <w:t xml:space="preserve"> </w:t>
       </w:r>
-      <w:hyperlink r:id="rId248">
+      <w:hyperlink r:id="rId257">
         <w:r>
           <w:rPr>
             <w:rStyle w:val="Hyperlink"/>
@@ -28324,14 +29371,14 @@
         <w:t xml:space="preserve">.</w:t>
       </w:r>
     </w:p>
-    <w:bookmarkEnd w:id="249"/>
-    <w:bookmarkStart w:id="251" w:name="ref-claude_code_how_it_works"/>
+    <w:bookmarkEnd w:id="258"/>
+    <w:bookmarkStart w:id="260" w:name="ref-claude_code_how_it_works"/>
     <w:p>
       <w:pPr>
         <w:pStyle w:val="Bibliography"/>
       </w:pPr>
       <w:r>
-        <w:t xml:space="preserve">Anthropic. 2026w.</w:t>
+        <w:t xml:space="preserve">Anthropic. 2026y.</w:t>
       </w:r>
       <w:r>
         <w:t xml:space="preserve"> </w:t>
@@ -28349,7 +29396,7 @@
       <w:r>
         <w:t xml:space="preserve"> </w:t>
       </w:r>
-      <w:hyperlink r:id="rId250">
+      <w:hyperlink r:id="rId259">
         <w:r>
           <w:rPr>
             <w:rStyle w:val="Hyperlink"/>
@@ -28361,14 +29408,14 @@
         <w:t xml:space="preserve">.</w:t>
       </w:r>
     </w:p>
-    <w:bookmarkEnd w:id="251"/>
-    <w:bookmarkStart w:id="253" w:name="ref-claude_code_memory"/>
+    <w:bookmarkEnd w:id="260"/>
+    <w:bookmarkStart w:id="262" w:name="ref-claude_code_memory"/>
     <w:p>
       <w:pPr>
         <w:pStyle w:val="Bibliography"/>
       </w:pPr>
       <w:r>
-        <w:t xml:space="preserve">Anthropic. 2026x.</w:t>
+        <w:t xml:space="preserve">Anthropic. 2026z.</w:t>
       </w:r>
       <w:r>
         <w:t xml:space="preserve"> </w:t>
@@ -28386,7 +29433,7 @@
       <w:r>
         <w:t xml:space="preserve"> </w:t>
       </w:r>
-      <w:hyperlink r:id="rId252">
+      <w:hyperlink r:id="rId261">
         <w:r>
           <w:rPr>
             <w:rStyle w:val="Hyperlink"/>
@@ -28398,14 +29445,14 @@
         <w:t xml:space="preserve">.</w:t>
       </w:r>
     </w:p>
-    <w:bookmarkEnd w:id="253"/>
-    <w:bookmarkStart w:id="255" w:name="ref-claude_code_tools_reference"/>
+    <w:bookmarkEnd w:id="262"/>
+    <w:bookmarkStart w:id="264" w:name="ref-claude_code_tools_reference"/>
     <w:p>
       <w:pPr>
         <w:pStyle w:val="Bibliography"/>
       </w:pPr>
       <w:r>
-        <w:t xml:space="preserve">Anthropic. 2026y.</w:t>
+        <w:t xml:space="preserve">Anthropic. 2026aa.</w:t>
       </w:r>
       <w:r>
         <w:t xml:space="preserve"> </w:t>
@@ -28423,7 +29470,7 @@
       <w:r>
         <w:t xml:space="preserve"> </w:t>
       </w:r>
-      <w:hyperlink r:id="rId254">
+      <w:hyperlink r:id="rId263">
         <w:r>
           <w:rPr>
             <w:rStyle w:val="Hyperlink"/>
@@ -28435,8 +29482,8 @@
         <w:t xml:space="preserve">.</w:t>
       </w:r>
     </w:p>
-    <w:bookmarkEnd w:id="255"/>
-    <w:bookmarkStart w:id="257" w:name="ref-claude_code_issue_62061"/>
+    <w:bookmarkEnd w:id="264"/>
+    <w:bookmarkStart w:id="266" w:name="ref-claude_code_issue_62061"/>
     <w:p>
       <w:pPr>
         <w:pStyle w:val="Bibliography"/>
@@ -28463,7 +29510,7 @@
       <w:r>
         <w:t xml:space="preserve"> </w:t>
       </w:r>
-      <w:hyperlink r:id="rId256">
+      <w:hyperlink r:id="rId265">
         <w:r>
           <w:rPr>
             <w:rStyle w:val="Hyperlink"/>
@@ -28475,8 +29522,8 @@
         <w:t xml:space="preserve">.</w:t>
       </w:r>
     </w:p>
-    <w:bookmarkEnd w:id="257"/>
-    <w:bookmarkStart w:id="259" w:name="ref-claude_code_issue_80988"/>
+    <w:bookmarkEnd w:id="266"/>
+    <w:bookmarkStart w:id="268" w:name="ref-claude_code_issue_80988"/>
     <w:p>
       <w:pPr>
         <w:pStyle w:val="Bibliography"/>
@@ -28531,7 +29578,7 @@
       <w:r>
         <w:t xml:space="preserve"> </w:t>
       </w:r>
-      <w:hyperlink r:id="rId258">
+      <w:hyperlink r:id="rId267">
         <w:r>
           <w:rPr>
             <w:rStyle w:val="Hyperlink"/>
@@ -28543,8 +29590,8 @@
         <w:t xml:space="preserve">.</w:t>
       </w:r>
     </w:p>
-    <w:bookmarkEnd w:id="259"/>
-    <w:bookmarkStart w:id="261" w:name="ref-claude_code_issue_80998"/>
+    <w:bookmarkEnd w:id="268"/>
+    <w:bookmarkStart w:id="270" w:name="ref-claude_code_issue_80998"/>
     <w:p>
       <w:pPr>
         <w:pStyle w:val="Bibliography"/>
@@ -28571,7 +29618,7 @@
       <w:r>
         <w:t xml:space="preserve"> </w:t>
       </w:r>
-      <w:hyperlink r:id="rId260">
+      <w:hyperlink r:id="rId269">
         <w:r>
           <w:rPr>
             <w:rStyle w:val="Hyperlink"/>
@@ -28583,8 +29630,8 @@
         <w:t xml:space="preserve">.</w:t>
       </w:r>
     </w:p>
-    <w:bookmarkEnd w:id="261"/>
-    <w:bookmarkStart w:id="263" w:name="ref-claude_code_issue_87635"/>
+    <w:bookmarkEnd w:id="270"/>
+    <w:bookmarkStart w:id="272" w:name="ref-claude_code_issue_87635"/>
     <w:p>
       <w:pPr>
         <w:pStyle w:val="Bibliography"/>
@@ -28611,7 +29658,7 @@
       <w:r>
         <w:t xml:space="preserve"> </w:t>
       </w:r>
-      <w:hyperlink r:id="rId262">
+      <w:hyperlink r:id="rId271">
         <w:r>
           <w:rPr>
             <w:rStyle w:val="Hyperlink"/>
@@ -28623,8 +29670,8 @@
         <w:t xml:space="preserve">.</w:t>
       </w:r>
     </w:p>
-    <w:bookmarkEnd w:id="263"/>
-    <w:bookmarkStart w:id="265" w:name="ref-claude_code_issue_82456"/>
+    <w:bookmarkEnd w:id="272"/>
+    <w:bookmarkStart w:id="274" w:name="ref-claude_code_issue_82456"/>
     <w:p>
       <w:pPr>
         <w:pStyle w:val="Bibliography"/>
@@ -28679,7 +29726,7 @@
       <w:r>
         <w:t xml:space="preserve"> </w:t>
       </w:r>
-      <w:hyperlink r:id="rId264">
+      <w:hyperlink r:id="rId273">
         <w:r>
           <w:rPr>
             <w:rStyle w:val="Hyperlink"/>
@@ -28691,8 +29738,8 @@
         <w:t xml:space="preserve">.</w:t>
       </w:r>
     </w:p>
-    <w:bookmarkEnd w:id="265"/>
-    <w:bookmarkStart w:id="267" w:name="ref-cache_fix_heron_brook_disclosure"/>
+    <w:bookmarkEnd w:id="274"/>
+    <w:bookmarkStart w:id="276" w:name="ref-cache_fix_heron_brook_disclosure"/>
     <w:p>
       <w:pPr>
         <w:pStyle w:val="Bibliography"/>
@@ -28719,7 +29766,7 @@
       <w:r>
         <w:t xml:space="preserve"> </w:t>
       </w:r>
-      <w:hyperlink r:id="rId266">
+      <w:hyperlink r:id="rId275">
         <w:r>
           <w:rPr>
             <w:rStyle w:val="Hyperlink"/>
@@ -28731,8 +29778,8 @@
         <w:t xml:space="preserve">.</w:t>
       </w:r>
     </w:p>
-    <w:bookmarkEnd w:id="267"/>
-    <w:bookmarkStart w:id="268" w:name="ref-my_claude_code_harness"/>
+    <w:bookmarkEnd w:id="276"/>
+    <w:bookmarkStart w:id="277" w:name="ref-my_claude_code_harness"/>
     <w:p>
       <w:pPr>
         <w:pStyle w:val="Bibliography"/>
@@ -28759,7 +29806,7 @@
       <w:r>
         <w:t xml:space="preserve"> </w:t>
       </w:r>
-      <w:hyperlink r:id="rId128">
+      <w:hyperlink r:id="rId133">
         <w:r>
           <w:rPr>
             <w:rStyle w:val="Hyperlink"/>
@@ -28771,8 +29818,8 @@
         <w:t xml:space="preserve">.</w:t>
       </w:r>
     </w:p>
-    <w:bookmarkEnd w:id="268"/>
-    <w:bookmarkStart w:id="269" w:name="ref-opencode_daytona"/>
+    <w:bookmarkEnd w:id="277"/>
+    <w:bookmarkStart w:id="278" w:name="ref-opencode_daytona"/>
     <w:p>
       <w:pPr>
         <w:pStyle w:val="Bibliography"/>
@@ -28796,7 +29843,7 @@
       <w:r>
         <w:t xml:space="preserve"> </w:t>
       </w:r>
-      <w:hyperlink r:id="rId145">
+      <w:hyperlink r:id="rId150">
         <w:r>
           <w:rPr>
             <w:rStyle w:val="Hyperlink"/>
@@ -28808,8 +29855,8 @@
         <w:t xml:space="preserve">.</w:t>
       </w:r>
     </w:p>
-    <w:bookmarkEnd w:id="269"/>
-    <w:bookmarkStart w:id="270" w:name="ref-openwork"/>
+    <w:bookmarkEnd w:id="278"/>
+    <w:bookmarkStart w:id="279" w:name="ref-openwork"/>
     <w:p>
       <w:pPr>
         <w:pStyle w:val="Bibliography"/>
@@ -28836,7 +29883,7 @@
       <w:r>
         <w:t xml:space="preserve"> </w:t>
       </w:r>
-      <w:hyperlink r:id="rId167">
+      <w:hyperlink r:id="rId172">
         <w:r>
           <w:rPr>
             <w:rStyle w:val="Hyperlink"/>
@@ -28848,8 +29895,8 @@
         <w:t xml:space="preserve">.</w:t>
       </w:r>
     </w:p>
-    <w:bookmarkEnd w:id="270"/>
-    <w:bookmarkStart w:id="271" w:name="ref-opencode_nvim"/>
+    <w:bookmarkEnd w:id="279"/>
+    <w:bookmarkStart w:id="280" w:name="ref-opencode_nvim"/>
     <w:p>
       <w:pPr>
         <w:pStyle w:val="Bibliography"/>
@@ -28873,7 +29920,7 @@
       <w:r>
         <w:t xml:space="preserve"> </w:t>
       </w:r>
-      <w:hyperlink r:id="rId169">
+      <w:hyperlink r:id="rId174">
         <w:r>
           <w:rPr>
             <w:rStyle w:val="Hyperlink"/>
@@ -28885,8 +29932,8 @@
         <w:t xml:space="preserve">.</w:t>
       </w:r>
     </w:p>
-    <w:bookmarkEnd w:id="271"/>
-    <w:bookmarkStart w:id="272" w:name="ref-opencode_antigravity_auth"/>
+    <w:bookmarkEnd w:id="280"/>
+    <w:bookmarkStart w:id="281" w:name="ref-opencode_antigravity_auth"/>
     <w:p>
       <w:pPr>
         <w:pStyle w:val="Bibliography"/>
@@ -28910,7 +29957,7 @@
       <w:r>
         <w:t xml:space="preserve"> </w:t>
       </w:r>
-      <w:hyperlink r:id="rId143">
+      <w:hyperlink r:id="rId148">
         <w:r>
           <w:rPr>
             <w:rStyle w:val="Hyperlink"/>
@@ -28922,8 +29969,8 @@
         <w:t xml:space="preserve">.</w:t>
       </w:r>
     </w:p>
-    <w:bookmarkEnd w:id="272"/>
-    <w:bookmarkStart w:id="273" w:name="ref-oh_my_claudecode"/>
+    <w:bookmarkEnd w:id="281"/>
+    <w:bookmarkStart w:id="282" w:name="ref-oh_my_claudecode"/>
     <w:p>
       <w:pPr>
         <w:pStyle w:val="Bibliography"/>
@@ -28947,7 +29994,7 @@
       <w:r>
         <w:t xml:space="preserve"> </w:t>
       </w:r>
-      <w:hyperlink r:id="rId113">
+      <w:hyperlink r:id="rId118">
         <w:r>
           <w:rPr>
             <w:rStyle w:val="Hyperlink"/>
@@ -28959,8 +30006,8 @@
         <w:t xml:space="preserve">.</w:t>
       </w:r>
     </w:p>
-    <w:bookmarkEnd w:id="273"/>
-    <w:bookmarkStart w:id="274" w:name="ref-openharness"/>
+    <w:bookmarkEnd w:id="282"/>
+    <w:bookmarkStart w:id="283" w:name="ref-openharness"/>
     <w:p>
       <w:pPr>
         <w:pStyle w:val="Bibliography"/>
@@ -28984,7 +30031,7 @@
       <w:r>
         <w:t xml:space="preserve"> </w:t>
       </w:r>
-      <w:hyperlink r:id="rId117">
+      <w:hyperlink r:id="rId122">
         <w:r>
           <w:rPr>
             <w:rStyle w:val="Hyperlink"/>
@@ -28996,8 +30043,8 @@
         <w:t xml:space="preserve">.</w:t>
       </w:r>
     </w:p>
-    <w:bookmarkEnd w:id="274"/>
-    <w:bookmarkStart w:id="275" w:name="ref-opencode_portal"/>
+    <w:bookmarkEnd w:id="283"/>
+    <w:bookmarkStart w:id="284" w:name="ref-opencode_portal"/>
     <w:p>
       <w:pPr>
         <w:pStyle w:val="Bibliography"/>
@@ -29024,7 +30071,7 @@
       <w:r>
         <w:t xml:space="preserve"> </w:t>
       </w:r>
-      <w:hyperlink r:id="rId172">
+      <w:hyperlink r:id="rId177">
         <w:r>
           <w:rPr>
             <w:rStyle w:val="Hyperlink"/>
@@ -29036,8 +30083,8 @@
         <w:t xml:space="preserve">.</w:t>
       </w:r>
     </w:p>
-    <w:bookmarkEnd w:id="275"/>
-    <w:bookmarkStart w:id="276" w:name="ref-opencode_vibeguard"/>
+    <w:bookmarkEnd w:id="284"/>
+    <w:bookmarkStart w:id="285" w:name="ref-opencode_vibeguard"/>
     <w:p>
       <w:pPr>
         <w:pStyle w:val="Bibliography"/>
@@ -29064,7 +30111,7 @@
       <w:r>
         <w:t xml:space="preserve"> </w:t>
       </w:r>
-      <w:hyperlink r:id="rId157">
+      <w:hyperlink r:id="rId162">
         <w:r>
           <w:rPr>
             <w:rStyle w:val="Hyperlink"/>
@@ -29076,8 +30123,8 @@
         <w:t xml:space="preserve">.</w:t>
       </w:r>
     </w:p>
-    <w:bookmarkEnd w:id="276"/>
-    <w:bookmarkStart w:id="277" w:name="ref-ocx"/>
+    <w:bookmarkEnd w:id="285"/>
+    <w:bookmarkStart w:id="286" w:name="ref-ocx"/>
     <w:p>
       <w:pPr>
         <w:pStyle w:val="Bibliography"/>
@@ -29104,7 +30151,7 @@
       <w:r>
         <w:t xml:space="preserve"> </w:t>
       </w:r>
-      <w:hyperlink r:id="rId174">
+      <w:hyperlink r:id="rId179">
         <w:r>
           <w:rPr>
             <w:rStyle w:val="Hyperlink"/>
@@ -29116,8 +30163,8 @@
         <w:t xml:space="preserve">.</w:t>
       </w:r>
     </w:p>
-    <w:bookmarkEnd w:id="277"/>
-    <w:bookmarkStart w:id="278" w:name="ref-opencode_background_agents"/>
+    <w:bookmarkEnd w:id="286"/>
+    <w:bookmarkStart w:id="287" w:name="ref-opencode_background_agents"/>
     <w:p>
       <w:pPr>
         <w:pStyle w:val="Bibliography"/>
@@ -29144,7 +30191,7 @@
       <w:r>
         <w:t xml:space="preserve"> </w:t>
       </w:r>
-      <w:hyperlink r:id="rId150">
+      <w:hyperlink r:id="rId155">
         <w:r>
           <w:rPr>
             <w:rStyle w:val="Hyperlink"/>
@@ -29156,8 +30203,8 @@
         <w:t xml:space="preserve">.</w:t>
       </w:r>
     </w:p>
-    <w:bookmarkEnd w:id="278"/>
-    <w:bookmarkStart w:id="279" w:name="ref-opencode_workspace"/>
+    <w:bookmarkEnd w:id="287"/>
+    <w:bookmarkStart w:id="288" w:name="ref-opencode_workspace"/>
     <w:p>
       <w:pPr>
         <w:pStyle w:val="Bibliography"/>
@@ -29184,7 +30231,7 @@
       <w:r>
         <w:t xml:space="preserve"> </w:t>
       </w:r>
-      <w:hyperlink r:id="rId149">
+      <w:hyperlink r:id="rId154">
         <w:r>
           <w:rPr>
             <w:rStyle w:val="Hyperlink"/>
@@ -29196,8 +30243,8 @@
         <w:t xml:space="preserve">.</w:t>
       </w:r>
     </w:p>
-    <w:bookmarkEnd w:id="279"/>
-    <w:bookmarkStart w:id="280" w:name="ref-opencode_worktree"/>
+    <w:bookmarkEnd w:id="288"/>
+    <w:bookmarkStart w:id="289" w:name="ref-opencode_worktree"/>
     <w:p>
       <w:pPr>
         <w:pStyle w:val="Bibliography"/>
@@ -29224,7 +30271,7 @@
       <w:r>
         <w:t xml:space="preserve"> </w:t>
       </w:r>
-      <w:hyperlink r:id="rId147">
+      <w:hyperlink r:id="rId152">
         <w:r>
           <w:rPr>
             <w:rStyle w:val="Hyperlink"/>
@@ -29236,8 +30283,8 @@
         <w:t xml:space="preserve">.</w:t>
       </w:r>
     </w:p>
-    <w:bookmarkEnd w:id="280"/>
-    <w:bookmarkStart w:id="282" w:name="ref-hn_claude_code_remote_prompts"/>
+    <w:bookmarkEnd w:id="289"/>
+    <w:bookmarkStart w:id="291" w:name="ref-hn_claude_code_remote_prompts"/>
     <w:p>
       <w:pPr>
         <w:pStyle w:val="Bibliography"/>
@@ -29264,7 +30311,7 @@
       <w:r>
         <w:t xml:space="preserve"> </w:t>
       </w:r>
-      <w:hyperlink r:id="rId281">
+      <w:hyperlink r:id="rId290">
         <w:r>
           <w:rPr>
             <w:rStyle w:val="Hyperlink"/>
@@ -29276,8 +30323,8 @@
         <w:t xml:space="preserve">.</w:t>
       </w:r>
     </w:p>
-    <w:bookmarkEnd w:id="282"/>
-    <w:bookmarkStart w:id="283" w:name="ref-codenomad"/>
+    <w:bookmarkEnd w:id="291"/>
+    <w:bookmarkStart w:id="292" w:name="ref-codenomad"/>
     <w:p>
       <w:pPr>
         <w:pStyle w:val="Bibliography"/>
@@ -29301,7 +30348,7 @@
       <w:r>
         <w:t xml:space="preserve"> </w:t>
       </w:r>
-      <w:hyperlink r:id="rId164">
+      <w:hyperlink r:id="rId169">
         <w:r>
           <w:rPr>
             <w:rStyle w:val="Hyperlink"/>
@@ -29313,8 +30360,8 @@
         <w:t xml:space="preserve">.</w:t>
       </w:r>
     </w:p>
-    <w:bookmarkEnd w:id="283"/>
-    <w:bookmarkStart w:id="284" w:name="ref-openchamber"/>
+    <w:bookmarkEnd w:id="292"/>
+    <w:bookmarkStart w:id="293" w:name="ref-openchamber"/>
     <w:p>
       <w:pPr>
         <w:pStyle w:val="Bibliography"/>
@@ -29338,7 +30385,7 @@
       <w:r>
         <w:t xml:space="preserve"> </w:t>
       </w:r>
-      <w:hyperlink r:id="rId165">
+      <w:hyperlink r:id="rId170">
         <w:r>
           <w:rPr>
             <w:rStyle w:val="Hyperlink"/>
@@ -29350,8 +30397,8 @@
         <w:t xml:space="preserve">.</w:t>
       </w:r>
     </w:p>
-    <w:bookmarkEnd w:id="284"/>
-    <w:bookmarkStart w:id="286" w:name="ref-opencode_ecosystem"/>
+    <w:bookmarkEnd w:id="293"/>
+    <w:bookmarkStart w:id="295" w:name="ref-opencode_ecosystem"/>
     <w:p>
       <w:pPr>
         <w:pStyle w:val="Bibliography"/>
@@ -29375,7 +30422,7 @@
       <w:r>
         <w:t xml:space="preserve"> </w:t>
       </w:r>
-      <w:hyperlink r:id="rId285">
+      <w:hyperlink r:id="rId294">
         <w:r>
           <w:rPr>
             <w:rStyle w:val="Hyperlink"/>
@@ -29387,8 +30434,8 @@
         <w:t xml:space="preserve">.</w:t>
       </w:r>
     </w:p>
-    <w:bookmarkEnd w:id="286"/>
-    <w:bookmarkStart w:id="288" w:name="ref-opencode_go"/>
+    <w:bookmarkEnd w:id="295"/>
+    <w:bookmarkStart w:id="297" w:name="ref-opencode_go"/>
     <w:p>
       <w:pPr>
         <w:pStyle w:val="Bibliography"/>
@@ -29412,7 +30459,7 @@
       <w:r>
         <w:t xml:space="preserve"> </w:t>
       </w:r>
-      <w:hyperlink r:id="rId287">
+      <w:hyperlink r:id="rId296">
         <w:r>
           <w:rPr>
             <w:rStyle w:val="Hyperlink"/>
@@ -29424,8 +30471,8 @@
         <w:t xml:space="preserve">.</w:t>
       </w:r>
     </w:p>
-    <w:bookmarkEnd w:id="288"/>
-    <w:bookmarkStart w:id="290" w:name="ref-opencode_plugins"/>
+    <w:bookmarkEnd w:id="297"/>
+    <w:bookmarkStart w:id="299" w:name="ref-opencode_plugins"/>
     <w:p>
       <w:pPr>
         <w:pStyle w:val="Bibliography"/>
@@ -29449,7 +30496,7 @@
       <w:r>
         <w:t xml:space="preserve"> </w:t>
       </w:r>
-      <w:hyperlink r:id="rId289">
+      <w:hyperlink r:id="rId298">
         <w:r>
           <w:rPr>
             <w:rStyle w:val="Hyperlink"/>
@@ -29461,8 +30508,8 @@
         <w:t xml:space="preserve">.</w:t>
       </w:r>
     </w:p>
-    <w:bookmarkEnd w:id="290"/>
-    <w:bookmarkStart w:id="292" w:name="ref-opencode_zen"/>
+    <w:bookmarkEnd w:id="299"/>
+    <w:bookmarkStart w:id="301" w:name="ref-opencode_zen"/>
     <w:p>
       <w:pPr>
         <w:pStyle w:val="Bibliography"/>
@@ -29486,7 +30533,7 @@
       <w:r>
         <w:t xml:space="preserve"> </w:t>
       </w:r>
-      <w:hyperlink r:id="rId291">
+      <w:hyperlink r:id="rId300">
         <w:r>
           <w:rPr>
             <w:rStyle w:val="Hyperlink"/>
@@ -29498,8 +30545,8 @@
         <w:t xml:space="preserve">.</w:t>
       </w:r>
     </w:p>
-    <w:bookmarkEnd w:id="292"/>
-    <w:bookmarkStart w:id="293" w:name="ref-opencode_dcp"/>
+    <w:bookmarkEnd w:id="301"/>
+    <w:bookmarkStart w:id="302" w:name="ref-opencode_dcp"/>
     <w:p>
       <w:pPr>
         <w:pStyle w:val="Bibliography"/>
@@ -29523,7 +30570,7 @@
       <w:r>
         <w:t xml:space="preserve"> </w:t>
       </w:r>
-      <w:hyperlink r:id="rId138">
+      <w:hyperlink r:id="rId143">
         <w:r>
           <w:rPr>
             <w:rStyle w:val="Hyperlink"/>
@@ -29535,8 +30582,8 @@
         <w:t xml:space="preserve">.</w:t>
       </w:r>
     </w:p>
-    <w:bookmarkEnd w:id="293"/>
-    <w:bookmarkStart w:id="294" w:name="ref-gsd_core"/>
+    <w:bookmarkEnd w:id="302"/>
+    <w:bookmarkStart w:id="303" w:name="ref-gsd_core"/>
     <w:p>
       <w:pPr>
         <w:pStyle w:val="Bibliography"/>
@@ -29563,7 +30610,7 @@
       <w:r>
         <w:t xml:space="preserve"> </w:t>
       </w:r>
-      <w:hyperlink r:id="rId116">
+      <w:hyperlink r:id="rId121">
         <w:r>
           <w:rPr>
             <w:rStyle w:val="Hyperlink"/>
@@ -29575,8 +30622,8 @@
         <w:t xml:space="preserve">.</w:t>
       </w:r>
     </w:p>
-    <w:bookmarkEnd w:id="294"/>
-    <w:bookmarkStart w:id="296" w:name="X6a5f703df06c18671fb83906214e2236890a9cd"/>
+    <w:bookmarkEnd w:id="303"/>
+    <w:bookmarkStart w:id="305" w:name="X6a5f703df06c18671fb83906214e2236890a9cd"/>
     <w:p>
       <w:pPr>
         <w:pStyle w:val="Bibliography"/>
@@ -29603,7 +30650,7 @@
       <w:r>
         <w:t xml:space="preserve"> </w:t>
       </w:r>
-      <w:hyperlink r:id="rId295">
+      <w:hyperlink r:id="rId304">
         <w:r>
           <w:rPr>
             <w:rStyle w:val="Hyperlink"/>
@@ -29615,8 +30662,8 @@
         <w:t xml:space="preserve">.</w:t>
       </w:r>
     </w:p>
-    <w:bookmarkEnd w:id="296"/>
-    <w:bookmarkStart w:id="297" w:name="ref-kimaki"/>
+    <w:bookmarkEnd w:id="305"/>
+    <w:bookmarkStart w:id="306" w:name="ref-kimaki"/>
     <w:p>
       <w:pPr>
         <w:pStyle w:val="Bibliography"/>
@@ -29643,7 +30690,7 @@
       <w:r>
         <w:t xml:space="preserve"> </w:t>
       </w:r>
-      <w:hyperlink r:id="rId171">
+      <w:hyperlink r:id="rId176">
         <w:r>
           <w:rPr>
             <w:rStyle w:val="Hyperlink"/>
@@ -29655,8 +30702,8 @@
         <w:t xml:space="preserve">.</w:t>
       </w:r>
     </w:p>
-    <w:bookmarkEnd w:id="297"/>
-    <w:bookmarkStart w:id="298" w:name="ref-langchain_custom_harness"/>
+    <w:bookmarkEnd w:id="306"/>
+    <w:bookmarkStart w:id="307" w:name="ref-langchain_custom_harness"/>
     <w:p>
       <w:pPr>
         <w:pStyle w:val="Bibliography"/>
@@ -29680,7 +30727,7 @@
       <w:r>
         <w:t xml:space="preserve"> </w:t>
       </w:r>
-      <w:hyperlink r:id="rId118">
+      <w:hyperlink r:id="rId123">
         <w:r>
           <w:rPr>
             <w:rStyle w:val="Hyperlink"/>
@@ -29692,8 +30739,8 @@
         <w:t xml:space="preserve">.</w:t>
       </w:r>
     </w:p>
-    <w:bookmarkEnd w:id="298"/>
-    <w:bookmarkStart w:id="299" w:name="ref-hoyeon"/>
+    <w:bookmarkEnd w:id="307"/>
+    <w:bookmarkStart w:id="308" w:name="ref-hoyeon"/>
     <w:p>
       <w:pPr>
         <w:pStyle w:val="Bibliography"/>
@@ -29720,7 +30767,7 @@
       <w:r>
         <w:t xml:space="preserve"> </w:t>
       </w:r>
-      <w:hyperlink r:id="rId114">
+      <w:hyperlink r:id="rId119">
         <w:r>
           <w:rPr>
             <w:rStyle w:val="Hyperlink"/>
@@ -29732,8 +30779,8 @@
         <w:t xml:space="preserve">.</w:t>
       </w:r>
     </w:p>
-    <w:bookmarkEnd w:id="299"/>
-    <w:bookmarkStart w:id="300" w:name="ref-superpowers"/>
+    <w:bookmarkEnd w:id="308"/>
+    <w:bookmarkStart w:id="309" w:name="ref-superpowers"/>
     <w:p>
       <w:pPr>
         <w:pStyle w:val="Bibliography"/>
@@ -29757,7 +30804,7 @@
       <w:r>
         <w:t xml:space="preserve"> </w:t>
       </w:r>
-      <w:hyperlink r:id="rId115">
+      <w:hyperlink r:id="rId120">
         <w:r>
           <w:rPr>
             <w:rStyle w:val="Hyperlink"/>
@@ -29769,8 +30816,8 @@
         <w:t xml:space="preserve">.</w:t>
       </w:r>
     </w:p>
-    <w:bookmarkEnd w:id="300"/>
-    <w:bookmarkStart w:id="302" w:name="ref-voltagent_agents"/>
+    <w:bookmarkEnd w:id="309"/>
+    <w:bookmarkStart w:id="311" w:name="ref-voltagent_agents"/>
     <w:p>
       <w:pPr>
         <w:pStyle w:val="Bibliography"/>
@@ -29794,7 +30841,7 @@
       <w:r>
         <w:t xml:space="preserve"> </w:t>
       </w:r>
-      <w:hyperlink r:id="rId301">
+      <w:hyperlink r:id="rId310">
         <w:r>
           <w:rPr>
             <w:rStyle w:val="Hyperlink"/>
@@ -29806,8 +30853,8 @@
         <w:t xml:space="preserve">.</w:t>
       </w:r>
     </w:p>
-    <w:bookmarkEnd w:id="302"/>
-    <w:bookmarkStart w:id="304" w:name="ref-voltagent_memory"/>
+    <w:bookmarkEnd w:id="311"/>
+    <w:bookmarkStart w:id="313" w:name="ref-voltagent_memory"/>
     <w:p>
       <w:pPr>
         <w:pStyle w:val="Bibliography"/>
@@ -29831,7 +30878,7 @@
       <w:r>
         <w:t xml:space="preserve"> </w:t>
       </w:r>
-      <w:hyperlink r:id="rId303">
+      <w:hyperlink r:id="rId312">
         <w:r>
           <w:rPr>
             <w:rStyle w:val="Hyperlink"/>
@@ -29843,8 +30890,8 @@
         <w:t xml:space="preserve">.</w:t>
       </w:r>
     </w:p>
-    <w:bookmarkEnd w:id="304"/>
-    <w:bookmarkStart w:id="306" w:name="ref-voltagent_observability"/>
+    <w:bookmarkEnd w:id="313"/>
+    <w:bookmarkStart w:id="315" w:name="ref-voltagent_observability"/>
     <w:p>
       <w:pPr>
         <w:pStyle w:val="Bibliography"/>
@@ -29868,7 +30915,7 @@
       <w:r>
         <w:t xml:space="preserve"> </w:t>
       </w:r>
-      <w:hyperlink r:id="rId305">
+      <w:hyperlink r:id="rId314">
         <w:r>
           <w:rPr>
             <w:rStyle w:val="Hyperlink"/>
@@ -29880,8 +30927,8 @@
         <w:t xml:space="preserve">.</w:t>
       </w:r>
     </w:p>
-    <w:bookmarkEnd w:id="306"/>
-    <w:bookmarkStart w:id="308" w:name="ref-voltagent_subagents"/>
+    <w:bookmarkEnd w:id="315"/>
+    <w:bookmarkStart w:id="317" w:name="ref-voltagent_subagents"/>
     <w:p>
       <w:pPr>
         <w:pStyle w:val="Bibliography"/>
@@ -29905,7 +30952,7 @@
       <w:r>
         <w:t xml:space="preserve"> </w:t>
       </w:r>
-      <w:hyperlink r:id="rId307">
+      <w:hyperlink r:id="rId316">
         <w:r>
           <w:rPr>
             <w:rStyle w:val="Hyperlink"/>
@@ -29917,8 +30964,8 @@
         <w:t xml:space="preserve">.</w:t>
       </w:r>
     </w:p>
-    <w:bookmarkEnd w:id="308"/>
-    <w:bookmarkStart w:id="310" w:name="ref-voltagent_console"/>
+    <w:bookmarkEnd w:id="317"/>
+    <w:bookmarkStart w:id="319" w:name="ref-voltagent_console"/>
     <w:p>
       <w:pPr>
         <w:pStyle w:val="Bibliography"/>
@@ -29942,7 +30989,7 @@
       <w:r>
         <w:t xml:space="preserve"> </w:t>
       </w:r>
-      <w:hyperlink r:id="rId309">
+      <w:hyperlink r:id="rId318">
         <w:r>
           <w:rPr>
             <w:rStyle w:val="Hyperlink"/>
@@ -29954,8 +31001,8 @@
         <w:t xml:space="preserve">.</w:t>
       </w:r>
     </w:p>
-    <w:bookmarkEnd w:id="310"/>
-    <w:bookmarkStart w:id="312" w:name="ref-voltagent_workflows"/>
+    <w:bookmarkEnd w:id="319"/>
+    <w:bookmarkStart w:id="321" w:name="ref-voltagent_workflows"/>
     <w:p>
       <w:pPr>
         <w:pStyle w:val="Bibliography"/>
@@ -29979,7 +31026,7 @@
       <w:r>
         <w:t xml:space="preserve"> </w:t>
       </w:r>
-      <w:hyperlink r:id="rId311">
+      <w:hyperlink r:id="rId320">
         <w:r>
           <w:rPr>
             <w:rStyle w:val="Hyperlink"/>
@@ -29991,8 +31038,8 @@
         <w:t xml:space="preserve">.</w:t>
       </w:r>
     </w:p>
-    <w:bookmarkEnd w:id="312"/>
-    <w:bookmarkStart w:id="313" w:name="ref-voltagent_repo"/>
+    <w:bookmarkEnd w:id="321"/>
+    <w:bookmarkStart w:id="322" w:name="ref-voltagent_repo"/>
     <w:p>
       <w:pPr>
         <w:pStyle w:val="Bibliography"/>
@@ -30016,7 +31063,7 @@
       <w:r>
         <w:t xml:space="preserve"> </w:t>
       </w:r>
-      <w:hyperlink r:id="rId184">
+      <w:hyperlink r:id="rId189">
         <w:r>
           <w:rPr>
             <w:rStyle w:val="Hyperlink"/>
@@ -30028,8 +31075,8 @@
         <w:t xml:space="preserve">.</w:t>
       </w:r>
     </w:p>
-    <w:bookmarkEnd w:id="313"/>
-    <w:bookmarkStart w:id="315" w:name="ref-voltagent_pricing"/>
+    <w:bookmarkEnd w:id="322"/>
+    <w:bookmarkStart w:id="324" w:name="ref-voltagent_pricing"/>
     <w:p>
       <w:pPr>
         <w:pStyle w:val="Bibliography"/>
@@ -30053,7 +31100,7 @@
       <w:r>
         <w:t xml:space="preserve"> </w:t>
       </w:r>
-      <w:hyperlink r:id="rId314">
+      <w:hyperlink r:id="rId323">
         <w:r>
           <w:rPr>
             <w:rStyle w:val="Hyperlink"/>
@@ -30065,8 +31112,8 @@
         <w:t xml:space="preserve">.</w:t>
       </w:r>
     </w:p>
-    <w:bookmarkEnd w:id="315"/>
-    <w:bookmarkStart w:id="317" w:name="ref-tengu_decoded"/>
+    <w:bookmarkEnd w:id="324"/>
+    <w:bookmarkStart w:id="326" w:name="ref-tengu_decoded"/>
     <w:p>
       <w:pPr>
         <w:pStyle w:val="Bibliography"/>
@@ -30093,7 +31140,7 @@
       <w:r>
         <w:t xml:space="preserve"> </w:t>
       </w:r>
-      <w:hyperlink r:id="rId316">
+      <w:hyperlink r:id="rId325">
         <w:r>
           <w:rPr>
             <w:rStyle w:val="Hyperlink"/>
@@ -30105,9 +31152,9 @@
         <w:t xml:space="preserve">.</w:t>
       </w:r>
     </w:p>
-    <w:bookmarkEnd w:id="317"/>
-    <w:bookmarkEnd w:id="318"/>
-    <w:bookmarkEnd w:id="319"/>
+    <w:bookmarkEnd w:id="326"/>
+    <w:bookmarkEnd w:id="327"/>
+    <w:bookmarkEnd w:id="328"/>
     <w:sectPr>
       <w:footnotePr>
         <w:numRestart w:val="eachSect"/>
@@ -30440,6 +31487,12 @@
     <w:abstractNumId w:val="991"/>
   </w:num>
   <w:num w:numId="1011">
+    <w:abstractNumId w:val="991"/>
+  </w:num>
+  <w:num w:numId="1012">
+    <w:abstractNumId w:val="991"/>
+  </w:num>
+  <w:num w:numId="1013">
     <w:abstractNumId w:val="99411"/>
     <w:lvlOverride w:ilvl="0">
       <w:startOverride w:val="1"/>
@@ -30469,12 +31522,6 @@
       <w:startOverride w:val="1"/>
     </w:lvlOverride>
   </w:num>
-  <w:num w:numId="1012">
-    <w:abstractNumId w:val="991"/>
-  </w:num>
-  <w:num w:numId="1013">
-    <w:abstractNumId w:val="991"/>
-  </w:num>
   <w:num w:numId="1014">
     <w:abstractNumId w:val="991"/>
   </w:num>
@@ -30500,6 +31547,12 @@
     <w:abstractNumId w:val="991"/>
   </w:num>
   <w:num w:numId="1022">
+    <w:abstractNumId w:val="991"/>
+  </w:num>
+  <w:num w:numId="1023">
+    <w:abstractNumId w:val="991"/>
+  </w:num>
+  <w:num w:numId="1024">
     <w:abstractNumId w:val="99411"/>
     <w:lvlOverride w:ilvl="0">
       <w:startOverride w:val="1"/>
@@ -30529,13 +31582,13 @@
       <w:startOverride w:val="1"/>
     </w:lvlOverride>
   </w:num>
-  <w:num w:numId="1023">
+  <w:num w:numId="1025">
     <w:abstractNumId w:val="991"/>
   </w:num>
-  <w:num w:numId="1024">
+  <w:num w:numId="1026">
     <w:abstractNumId w:val="991"/>
   </w:num>
-  <w:num w:numId="1025">
+  <w:num w:numId="1027">
     <w:abstractNumId w:val="99411"/>
     <w:lvlOverride w:ilvl="0">
       <w:startOverride w:val="1"/>
@@ -30564,12 +31617,6 @@
     <w:lvlOverride w:ilvl="8">
       <w:startOverride w:val="1"/>
     </w:lvlOverride>
-  </w:num>
-  <w:num w:numId="1026">
-    <w:abstractNumId w:val="991"/>
-  </w:num>
-  <w:num w:numId="1027">
-    <w:abstractNumId w:val="991"/>
   </w:num>
   <w:num w:numId="1028">
     <w:abstractNumId w:val="991"/>
@@ -30614,6 +31661,12 @@
     <w:abstractNumId w:val="991"/>
   </w:num>
   <w:num w:numId="1042">
+    <w:abstractNumId w:val="991"/>
+  </w:num>
+  <w:num w:numId="1043">
+    <w:abstractNumId w:val="991"/>
+  </w:num>
+  <w:num w:numId="1044">
     <w:abstractNumId w:val="99411"/>
     <w:lvlOverride w:ilvl="0">
       <w:startOverride w:val="1"/>
@@ -30643,10 +31696,10 @@
       <w:startOverride w:val="1"/>
     </w:lvlOverride>
   </w:num>
-  <w:num w:numId="1043">
+  <w:num w:numId="1045">
     <w:abstractNumId w:val="991"/>
   </w:num>
-  <w:num w:numId="1044">
+  <w:num w:numId="1046">
     <w:abstractNumId w:val="991"/>
   </w:num>
 </w:numbering>

--- a/chapters/agent-architecture.docx
+++ b/chapters/agent-architecture.docx
@@ -15,7 +15,7 @@
         <w:pStyle w:val="Date"/>
       </w:pPr>
       <w:r>
-        <w:t xml:space="preserve">Last modified: 2026-10-06 01:42:34 (PDT)</w:t>
+        <w:t xml:space="preserve">Last modified: 2026-10-08 18:32:17 (PDT)</w:t>
       </w:r>
     </w:p>
     <w:p>

--- a/chapters/agent-architecture.docx
+++ b/chapters/agent-architecture.docx
@@ -15,7 +15,7 @@
         <w:pStyle w:val="Date"/>
       </w:pPr>
       <w:r>
-        <w:t xml:space="preserve">Last modified: 2026-10-08 18:32:17 (PDT)</w:t>
+        <w:t xml:space="preserve">Last modified: 2026-10-11 00:50:44 (PDT)</w:t>
       </w:r>
     </w:p>
     <w:p>

--- a/chapters/agent-architecture.docx
+++ b/chapters/agent-architecture.docx
@@ -15,7 +15,7 @@
         <w:pStyle w:val="Date"/>
       </w:pPr>
       <w:r>
-        <w:t xml:space="preserve">Last modified: 2026-10-11 00:50:44 (PDT)</w:t>
+        <w:t xml:space="preserve">Last modified: 2026-10-12 00:37:16 (PDT)</w:t>
       </w:r>
     </w:p>
     <w:p>

--- a/chapters/agent-architecture.docx
+++ b/chapters/agent-architecture.docx
@@ -15,7 +15,7 @@
         <w:pStyle w:val="Date"/>
       </w:pPr>
       <w:r>
-        <w:t xml:space="preserve">Last modified: 2026-10-12 00:37:16 (PDT)</w:t>
+        <w:t xml:space="preserve">Last modified: 2026-10-12 02:13:50 (PDT)</w:t>
       </w:r>
     </w:p>
     <w:p>

--- a/chapters/agent-architecture.docx
+++ b/chapters/agent-architecture.docx
@@ -15,7 +15,7 @@
         <w:pStyle w:val="Date"/>
       </w:pPr>
       <w:r>
-        <w:t xml:space="preserve">Last modified: 2026-10-12 02:13:50 (PDT)</w:t>
+        <w:t xml:space="preserve">Last modified: 2026-10-20 20:58:10 (PDT)</w:t>
       </w:r>
     </w:p>
     <w:p>

--- a/chapters/agent-architecture.docx
+++ b/chapters/agent-architecture.docx
@@ -15,7 +15,7 @@
         <w:pStyle w:val="Date"/>
       </w:pPr>
       <w:r>
-        <w:t xml:space="preserve">Last modified: 2026-10-20 20:58:10 (PDT)</w:t>
+        <w:t xml:space="preserve">Last modified: 2026-10-26 23:12:31 (PDT)</w:t>
       </w:r>
     </w:p>
     <w:p>
